--- a/spa/docx/41.content.docx
+++ b/spa/docx/41.content.docx
@@ -214,7 +214,7 @@
         <w:rPr>
           <w:lang w:val="es_ES" w:bidi="es_ES"/>
         </w:rPr>
-        <w:t xml:space="preserve"> Así comienza la historia de la buena noticia acerca de Jesucristo, el Hijo de Dios.</w:t>
+        <w:t xml:space="preserve"> Así comienza la historia de las buenas noticias acerca de Jesús el Cristo, el Hijo de Dios.</w:t>
       </w:r>
     </w:p>
     <w:p>
@@ -235,7 +235,7 @@
         <w:rPr>
           <w:lang w:val="es_ES" w:bidi="es_ES"/>
         </w:rPr>
-        <w:t xml:space="preserve"> En el libro del profeta Isaías dice: «Mira, envío a mi mensajero delante de ti, el cual preparará tu camino».</w:t>
+        <w:t xml:space="preserve"> En el libro del profeta Isaías dice: “Miren, yo envío a mi mensajero para que prepare el camino delante de mí”.</w:t>
       </w:r>
     </w:p>
     <w:p>
@@ -256,7 +256,7 @@
         <w:rPr>
           <w:lang w:val="es_ES" w:bidi="es_ES"/>
         </w:rPr>
-        <w:t xml:space="preserve"> «Voz del que clama en el desierto: “Preparen el camino del Señor, allanen sus sendas”».</w:t>
+        <w:t xml:space="preserve"> Y dice: “Una voz grita: “Abran un camino para el Señor en el desierto. Tracen una calzada recta para nuestro Dios”».</w:t>
       </w:r>
     </w:p>
     <w:p>
@@ -277,7 +277,7 @@
         <w:rPr>
           <w:lang w:val="es_ES" w:bidi="es_ES"/>
         </w:rPr>
-        <w:t xml:space="preserve"> Así se presentó Juan en el desierto, predicando un bautismo que expresaba arrepentimiento para obtener el perdón de los pecados.</w:t>
+        <w:t xml:space="preserve"> Así se presentó Juan, predicando en el desierto el bautismo. Era un bautismo que expresaba arrepentimiento para recibir el perdón de los pecados.</w:t>
       </w:r>
     </w:p>
     <w:p>
@@ -298,7 +298,7 @@
         <w:rPr>
           <w:lang w:val="es_ES" w:bidi="es_ES"/>
         </w:rPr>
-        <w:t xml:space="preserve"> Iban a él de Jerusalén y de toda la región de Judea, confesaban sus pecados y Juan los bautizaba en el río Jordán.</w:t>
+        <w:t xml:space="preserve"> Venían a él de Jerusalén y de toda la región de Judea. Confesaban sus pecados y Juan los bautizaba en el río Jordán.</w:t>
       </w:r>
     </w:p>
     <w:p>
@@ -319,7 +319,7 @@
         <w:rPr>
           <w:lang w:val="es_ES" w:bidi="es_ES"/>
         </w:rPr>
-        <w:t xml:space="preserve"> Juan vestía un manto de pelo de camello tejido, con un cinturón de cuero alrededor de la cintura, y comía langostas y miel silvestre.</w:t>
+        <w:t xml:space="preserve"> Juan vestía ropa de pelo de camello y un cinturón de cuero. Se alimentaba de langostas y miel silvestre.</w:t>
       </w:r>
     </w:p>
     <w:p>
@@ -340,7 +340,7 @@
         <w:rPr>
           <w:lang w:val="es_ES" w:bidi="es_ES"/>
         </w:rPr>
-        <w:t xml:space="preserve"> Predicaba diciendo: «Viene después de mí uno más poderoso que yo; ni siquiera soy digno de inclinarme para desatar la correa de sus sandalias.</w:t>
+        <w:t xml:space="preserve"> Predicaba con estas palabras: —Después de mí viene alguien más poderoso que yo. No soy digno ni siquiera de agacharme para desatarle la correa de las sandalias.</w:t>
       </w:r>
     </w:p>
     <w:p>
@@ -361,7 +361,7 @@
         <w:rPr>
           <w:lang w:val="es_ES" w:bidi="es_ES"/>
         </w:rPr>
-        <w:t xml:space="preserve"> Yo los bautizo con agua, pero él los bautizará con el Espíritu Santo».</w:t>
+        <w:t xml:space="preserve"> Yo los bautizo con agua, pero él los bautizará con el Espíritu Santo.</w:t>
       </w:r>
     </w:p>
     <w:p>
@@ -382,7 +382,7 @@
         <w:rPr>
           <w:lang w:val="es_ES" w:bidi="es_ES"/>
         </w:rPr>
-        <w:t xml:space="preserve"> En aquellos días, Jesús vino de Nazaret de Galilea, y fue bautizado por Juan en el río Jordán.</w:t>
+        <w:t xml:space="preserve"> Por aquellos días, Jesús llegó desde Nazaret de Galilea. Juan lo bautizó en el río Jordán.</w:t>
       </w:r>
     </w:p>
     <w:p>
@@ -403,7 +403,7 @@
         <w:rPr>
           <w:lang w:val="es_ES" w:bidi="es_ES"/>
         </w:rPr>
-        <w:t xml:space="preserve"> Y en seguida, al subir Jesús del agua, vio que los cielos se abrían de par en par y vio al Espíritu Santo descendiendo sobre él como una paloma.</w:t>
+        <w:t xml:space="preserve"> Al salir del agua, Jesús vio los cielos abiertos. Vio al Espíritu Santo descender sobre él en forma de paloma.</w:t>
       </w:r>
     </w:p>
     <w:p>
@@ -424,7 +424,7 @@
         <w:rPr>
           <w:lang w:val="es_ES" w:bidi="es_ES"/>
         </w:rPr>
-        <w:t xml:space="preserve"> Entonces se oyó una voz del cielo: «Tú eres mi Hijo amado; en ti me he complacido».</w:t>
+        <w:t xml:space="preserve"> Entonces vino una voz del cielo que decía: —Tú eres mi Hijo amado. Estoy muy complacido contigo.</w:t>
       </w:r>
     </w:p>
     <w:p>
@@ -445,7 +445,7 @@
         <w:rPr>
           <w:lang w:val="es_ES" w:bidi="es_ES"/>
         </w:rPr>
-        <w:t xml:space="preserve"> Inmediatamente el Espíritu lo llevó al desierto,</w:t>
+        <w:t xml:space="preserve"> Enseguida, el Espíritu lo llevó al desierto.</w:t>
       </w:r>
     </w:p>
     <w:p>
@@ -466,7 +466,7 @@
         <w:rPr>
           <w:lang w:val="es_ES" w:bidi="es_ES"/>
         </w:rPr>
-        <w:t xml:space="preserve"> donde pasó cuarenta días, y lo tentaba Satanás; estaba entre las fieras, y los ángeles le servían.</w:t>
+        <w:t xml:space="preserve"> Permaneció allí 40 días y fue tentado por Satanás. Estaba entre las fieras, y los ángeles lo servían.</w:t>
       </w:r>
     </w:p>
     <w:p>
@@ -508,7 +508,7 @@
         <w:rPr>
           <w:lang w:val="es_ES" w:bidi="es_ES"/>
         </w:rPr>
-        <w:t xml:space="preserve"> «¡El tiempo se ha cumplido!—anunciaba—. ¡El reino de Dios está cerca! Arrepiéntanse y crean las buenas noticias».</w:t>
+        <w:t xml:space="preserve"> —¡El tiempo se ha cumplido! —anunciaba—. ¡El reino de Dios está cerca! Arrepiéntanse y crean las buenas noticias.</w:t>
       </w:r>
     </w:p>
     <w:p>
@@ -529,7 +529,7 @@
         <w:rPr>
           <w:lang w:val="es_ES" w:bidi="es_ES"/>
         </w:rPr>
-        <w:t xml:space="preserve"> Un día, mientras Jesús caminaba junto a la orilla del lago de Galilea, vio a Simón y a su hermano Andrés que echaban la red al agua, porque eran pescadores.</w:t>
+        <w:t xml:space="preserve"> Mientras caminaba junto a la orilla del lago de Galilea, Jesús vio a Simón y a su hermano Andrés. Estaban echando la red al lago, porque eran pescadores.</w:t>
       </w:r>
     </w:p>
     <w:p>
@@ -550,7 +550,7 @@
         <w:rPr>
           <w:lang w:val="es_ES" w:bidi="es_ES"/>
         </w:rPr>
-        <w:t xml:space="preserve"> «¡Vengan, síganme —les dijo Jesús—, y los haré pescadores de hombres!».</w:t>
+        <w:t xml:space="preserve"> —¡Vengan, síganme! —les dijo Jesús—. Los haré pescadores de seres humanos.</w:t>
       </w:r>
     </w:p>
     <w:p>
@@ -592,7 +592,7 @@
         <w:rPr>
           <w:lang w:val="es_ES" w:bidi="es_ES"/>
         </w:rPr>
-        <w:t xml:space="preserve"> Un poco más adelante, vio a Jacobo y a Juan, hijos de Zebedeo, que estaban remendando las redes en una barca.</w:t>
+        <w:t xml:space="preserve"> Un poco más adelante, vio a Santiago y a Juan, hijos de Zebedeo. Estaban en una barca remendando las redes.</w:t>
       </w:r>
     </w:p>
     <w:p>
@@ -613,7 +613,7 @@
         <w:rPr>
           <w:lang w:val="es_ES" w:bidi="es_ES"/>
         </w:rPr>
-        <w:t xml:space="preserve"> Los llamó también, y ellos dejaron a su padre Zebedeo en la barca con los otros pescadores y se fueron tras Jesús.</w:t>
+        <w:t xml:space="preserve"> Jesús los llamó. Ellos dejaron a su padre Zebedeo en la barca con los empleados y se fueron con él.</w:t>
       </w:r>
     </w:p>
     <w:p>
@@ -634,7 +634,7 @@
         <w:rPr>
           <w:lang w:val="es_ES" w:bidi="es_ES"/>
         </w:rPr>
-        <w:t xml:space="preserve"> Llegaron a Capernaúm, y cuando llegó el día de reposo, Jesús entró en la sinagoga y comenzó a enseñar.</w:t>
+        <w:t xml:space="preserve"> Llegaron a Capernaúm. Cuando llegó el día de reposo, Jesús entró en la sinagoga y comenzó a enseñar.</w:t>
       </w:r>
     </w:p>
     <w:p>
@@ -655,7 +655,7 @@
         <w:rPr>
           <w:lang w:val="es_ES" w:bidi="es_ES"/>
         </w:rPr>
-        <w:t xml:space="preserve"> La gente se asombraba de su enseñanza, porque les enseñaba como alguien que tiene autoridad, y no como los escribas.</w:t>
+        <w:t xml:space="preserve"> La gente se asombraba de su enseñanza. Les enseñaba como alguien que tiene autoridad, y no como los escribas.</w:t>
       </w:r>
     </w:p>
     <w:p>
@@ -676,7 +676,7 @@
         <w:rPr>
           <w:lang w:val="es_ES" w:bidi="es_ES"/>
         </w:rPr>
-        <w:t xml:space="preserve"> Un hombre con un espíritu maligno que estaba en la sinagoga se puso a gritar:</w:t>
+        <w:t xml:space="preserve"> En la sinagoga había un hombre que vivía atormentado por un espíritu maligno. Se puso a gritar:</w:t>
       </w:r>
     </w:p>
     <w:p>
@@ -739,7 +739,7 @@
         <w:rPr>
           <w:lang w:val="es_ES" w:bidi="es_ES"/>
         </w:rPr>
-        <w:t xml:space="preserve"> El espíritu maligno lo sacudió con violencia y, dando un fuerte grito, salió de él.</w:t>
+        <w:t xml:space="preserve"> El espíritu maligno lo sacudió con violencia. Dando un fuerte grito, salió de él.</w:t>
       </w:r>
     </w:p>
     <w:p>
@@ -760,7 +760,7 @@
         <w:rPr>
           <w:lang w:val="es_ES" w:bidi="es_ES"/>
         </w:rPr>
-        <w:t xml:space="preserve"> Todos se quedaron tan asombrados que discutían entre ellos: «¿Qué es esto? Es una nueva enseñanza, ¡y con qué autoridad! ¡Hasta los malos espíritus le obedecen!».</w:t>
+        <w:t xml:space="preserve"> Todos quedaron tan asombrados que se preguntaban unos a otros: —¿Qué es esto? Es una enseñanza nueva con gran autoridad. Hasta los espíritus malignos lo obedecen.</w:t>
       </w:r>
     </w:p>
     <w:p>
@@ -802,7 +802,7 @@
         <w:rPr>
           <w:lang w:val="es_ES" w:bidi="es_ES"/>
         </w:rPr>
-        <w:t xml:space="preserve"> De allí, Jesús, Jacobo y Juan fueron a la casa de Simón y Andrés.</w:t>
+        <w:t xml:space="preserve"> Después de salir de la sinagoga, Jesús fue con Santiago y Juan a casa de Simón y Andrés.</w:t>
       </w:r>
     </w:p>
     <w:p>
@@ -823,7 +823,7 @@
         <w:rPr>
           <w:lang w:val="es_ES" w:bidi="es_ES"/>
         </w:rPr>
-        <w:t xml:space="preserve"> Y le dijeron a Jesús que la suegra de Simón estaba en cama con fiebre.</w:t>
+        <w:t xml:space="preserve"> Allí le dijeron que la suegra de Simón estaba en cama con fiebre.</w:t>
       </w:r>
     </w:p>
     <w:p>
@@ -844,7 +844,7 @@
         <w:rPr>
           <w:lang w:val="es_ES" w:bidi="es_ES"/>
         </w:rPr>
-        <w:t xml:space="preserve"> Él se acercó, la tomó de la mano y la levantó. Al instante se le pasó la fiebre y comenzó a servirles.</w:t>
+        <w:t xml:space="preserve"> Jesús se acercó a ella. La tomó de la mano y la ayudó a levantarse. La fiebre se le fue de inmediato, y ella comenzó a servirles.</w:t>
       </w:r>
     </w:p>
     <w:p>
@@ -865,7 +865,7 @@
         <w:rPr>
           <w:lang w:val="es_ES" w:bidi="es_ES"/>
         </w:rPr>
-        <w:t xml:space="preserve"> Al caer la tarde, cuando el sol se había puesto y había terminado el día de reposo, la gente empezó a llevar a Jesús a todos los que estaban enfermos y a los poseídos por demonios,</w:t>
+        <w:t xml:space="preserve"> Cayó la tarde. El sol se puso y terminó el día de reposo. La gente empezó a llevar a Jesús a todos los que estaban enfermos y a los atormentados por demonios.</w:t>
       </w:r>
     </w:p>
     <w:p>
@@ -886,7 +886,7 @@
         <w:rPr>
           <w:lang w:val="es_ES" w:bidi="es_ES"/>
         </w:rPr>
-        <w:t xml:space="preserve"> de manera que toda la ciudad se reunió a la puerta.</w:t>
+        <w:t xml:space="preserve"> Parecía que toda la ciudad se reunió a la puerta.</w:t>
       </w:r>
     </w:p>
     <w:p>
@@ -907,7 +907,7 @@
         <w:rPr>
           <w:lang w:val="es_ES" w:bidi="es_ES"/>
         </w:rPr>
-        <w:t xml:space="preserve"> Jesús sanó a muchos que sufrían de diversas enfermedades y expulsó a muchos demonios, pero no dejaba que los demonios hablaran, porque sabían quién era él.</w:t>
+        <w:t xml:space="preserve"> Jesús sanó a muchos que estaban enfermos de diversas dolencias y expulsó a muchos demonios. Pero no permitía que los demonios hablaran, porque sabían quién era él.</w:t>
       </w:r>
     </w:p>
     <w:p>
@@ -928,7 +928,7 @@
         <w:rPr>
           <w:lang w:val="es_ES" w:bidi="es_ES"/>
         </w:rPr>
-        <w:t xml:space="preserve"> Muy de madrugada, antes de que amaneciera, Jesús se levantó, salió y se fue a un lugar solitario para orar.</w:t>
+        <w:t xml:space="preserve"> Muy de madrugada, antes de que amaneciera, Jesús se levantó. Salió y se fue a un lugar solitario para orar.</w:t>
       </w:r>
     </w:p>
     <w:p>
@@ -970,7 +970,7 @@
         <w:rPr>
           <w:lang w:val="es_ES" w:bidi="es_ES"/>
         </w:rPr>
-        <w:t xml:space="preserve"> Cuando lo encontraron, le dijeron: ―Todos te están buscando.</w:t>
+        <w:t xml:space="preserve"> Cuando lo encontraron, le dijeron: —Todos te están buscando.</w:t>
       </w:r>
     </w:p>
     <w:p>
@@ -991,7 +991,7 @@
         <w:rPr>
           <w:lang w:val="es_ES" w:bidi="es_ES"/>
         </w:rPr>
-        <w:t xml:space="preserve"> Él les dijo: ―Vamos a otros pueblos cercanos, para predicar también en ellos, porque para esto he venido».</w:t>
+        <w:t xml:space="preserve"> Él les dijo: —Vamos a otros pueblos cercanos, para predicar también en ellos. Para esto he venido.</w:t>
       </w:r>
     </w:p>
     <w:p>
@@ -1033,7 +1033,7 @@
         <w:rPr>
           <w:lang w:val="es_ES" w:bidi="es_ES"/>
         </w:rPr>
-        <w:t xml:space="preserve"> Un leproso vino a él y le rogó de rodillas: ―Si quieres, puedes limpiarme.</w:t>
+        <w:t xml:space="preserve"> Un hombre con una enfermedad de la piel se acercó a Jesús. Se arrodilló delante de él y le dijo: —Si quieres, puedes limpiarme.</w:t>
       </w:r>
     </w:p>
     <w:p>
@@ -1054,7 +1054,7 @@
         <w:rPr>
           <w:lang w:val="es_ES" w:bidi="es_ES"/>
         </w:rPr>
-        <w:t xml:space="preserve"> Jesús sintió compasión de él, extendió la mano, lo tocó y le dijo: ―Quiero; estás sano.</w:t>
+        <w:t xml:space="preserve"> Jesús sintió compasión de él. Extendió la mano, lo tocó y le dijo: —Quiero. Estás sano.</w:t>
       </w:r>
     </w:p>
     <w:p>
@@ -1075,7 +1075,7 @@
         <w:rPr>
           <w:lang w:val="es_ES" w:bidi="es_ES"/>
         </w:rPr>
-        <w:t xml:space="preserve"> Y al instante la lepra se fue de él, y quedó sano.</w:t>
+        <w:t xml:space="preserve"> Al instante, la enfermedad de la piel desapareció y el hombre quedó sano.</w:t>
       </w:r>
     </w:p>
     <w:p>
@@ -1117,7 +1117,7 @@
         <w:rPr>
           <w:lang w:val="es_ES" w:bidi="es_ES"/>
         </w:rPr>
-        <w:t xml:space="preserve"> ―Escucha bien, no le digas a nadie que yo te curé. Ve y muéstrate al sacerdote y presenta la ofrenda por tu purificación conforme a lo que Moisés mandó, para que sirva de testimonio para ellos.</w:t>
+        <w:t xml:space="preserve"> —Escucha bien, no le digas a nadie que yo te curé. Ve y muéstrate al sacerdote. Presenta la ofrenda por tu purificación conforme a lo que Moisés mandó, para que sirva de testimonio para ellos.</w:t>
       </w:r>
     </w:p>
     <w:p>
@@ -1138,7 +1138,7 @@
         <w:rPr>
           <w:lang w:val="es_ES" w:bidi="es_ES"/>
         </w:rPr>
-        <w:t xml:space="preserve"> Pero en cuanto salió se puso a proclamarlo abiertamente y a divulgar el hecho, de modo que Jesús ya no podía entrar abiertamente en la ciudad, sino que se quedaba en lugares desiertos. Sin embargo, acudían a él de todas partes.</w:t>
+        <w:t xml:space="preserve"> Pero en cuanto salió, el hombre comenzó a proclamar abiertamente lo que le había pasado. Como resultado, Jesús ya no podía entrar públicamente en ninguna ciudad. En cambio, se quedaba en lugares despoblados. Aun así, la gente venía a él de todas partes.</w:t>
       </w:r>
     </w:p>
     <w:p>
@@ -1175,7 +1175,7 @@
         <w:rPr>
           <w:lang w:val="es_ES" w:bidi="es_ES"/>
         </w:rPr>
-        <w:t xml:space="preserve"> Unos días después, Jesús volvió a Capernaúm, y corrió la noticia de que estaba en casa.</w:t>
+        <w:t xml:space="preserve"> Unos días después, Jesús regresó a Capernaúm. Cuando se supo que estaba en casa,</w:t>
       </w:r>
     </w:p>
     <w:p>
@@ -1196,7 +1196,7 @@
         <w:rPr>
           <w:lang w:val="es_ES" w:bidi="es_ES"/>
         </w:rPr>
-        <w:t xml:space="preserve"> Se reunió tanta gente que ya no había lugar ni siquiera en la entrada, y él les hablaba la palabra.</w:t>
+        <w:t xml:space="preserve"> se reunió mucha gente. Eran tantos que ya no cabía nadie más, ni siquiera frente a la puerta. Y él les predicaba la palabra.</w:t>
       </w:r>
     </w:p>
     <w:p>
@@ -1217,7 +1217,7 @@
         <w:rPr>
           <w:lang w:val="es_ES" w:bidi="es_ES"/>
         </w:rPr>
-        <w:t xml:space="preserve"> Entonces llegaron cuatro hombres cargando a un paralítico.</w:t>
+        <w:t xml:space="preserve"> Entonces llegaron 4 hombres que traían a un paralítico.</w:t>
       </w:r>
     </w:p>
     <w:p>
@@ -1238,7 +1238,7 @@
         <w:rPr>
           <w:lang w:val="es_ES" w:bidi="es_ES"/>
         </w:rPr>
-        <w:t xml:space="preserve"> Y como no podían acercarse a él a causa de la multitud, hicieron una abertura en el techo donde estaba Jesús, y bajaron la camilla con el paralítico.</w:t>
+        <w:t xml:space="preserve"> No podían acercarse a Jesús por causa de la multitud. Así que subieron a la azotea. Abrieron un hueco en el techo justo encima de donde él estaba y bajaron la camilla con el paralítico.</w:t>
       </w:r>
     </w:p>
     <w:p>
@@ -1259,7 +1259,7 @@
         <w:rPr>
           <w:lang w:val="es_ES" w:bidi="es_ES"/>
         </w:rPr>
-        <w:t xml:space="preserve"> Cuando Jesús vio la fe que tenían, le dijo al paralítico: —Hijo, te perdono tus pecados.</w:t>
+        <w:t xml:space="preserve"> Cuando Jesús vio la fe que tenían, le dijo al paralítico: —Hijo, tus pecados quedan perdonados.</w:t>
       </w:r>
     </w:p>
     <w:p>
@@ -1301,7 +1301,7 @@
         <w:rPr>
           <w:lang w:val="es_ES" w:bidi="es_ES"/>
         </w:rPr>
-        <w:t xml:space="preserve"> «¿Por qué habla este así? ¡Está blasfemando! Solo Dios puede perdonar pecados».</w:t>
+        <w:t xml:space="preserve"> «¿Por qué habla este así? ¡Está blasfemando! Solo Dios puede perdonar pecados”.</w:t>
       </w:r>
     </w:p>
     <w:p>
@@ -1343,7 +1343,7 @@
         <w:rPr>
           <w:lang w:val="es_ES" w:bidi="es_ES"/>
         </w:rPr>
-        <w:t xml:space="preserve"> ¿Qué es más fácil, decirle al paralítico: "Te perdono tus pecados" o decirle: "Levántate, toma tu camilla y anda"?</w:t>
+        <w:t xml:space="preserve"> ¿Qué es más fácil, decirle al paralítico: “Te perdono tus pecados” o decirle: “Levántate, toma tu camilla y anda”?</w:t>
       </w:r>
     </w:p>
     <w:p>
@@ -1364,7 +1364,7 @@
         <w:rPr>
           <w:lang w:val="es_ES" w:bidi="es_ES"/>
         </w:rPr>
-        <w:t xml:space="preserve"> Pues van a ver que el Hijo del Hombre tiene autoridad en la tierra para perdonar pecados. Entonces se dirigió al paralítico y le dijo:</w:t>
+        <w:t xml:space="preserve"> Pues van a ver que el Hijo del hombre tiene autoridad en la tierra para perdonar pecados. Entonces se dirigió al paralítico y le dijo:</w:t>
       </w:r>
     </w:p>
     <w:p>
@@ -1406,7 +1406,7 @@
         <w:rPr>
           <w:lang w:val="es_ES" w:bidi="es_ES"/>
         </w:rPr>
-        <w:t xml:space="preserve"> El hombre se levantó de inmediato, tomó su camilla y salió delante de todos, y todos quedaron asombrados y glorificaron a Dios, diciendo: ―Jamás habíamos visto algo así.</w:t>
+        <w:t xml:space="preserve"> El hombre se levantó de inmediato. Tomó su camilla y salió delante de todos. Todos quedaron asombrados y glorificaron a Dios, diciendo: —Jamás habíamos visto algo así.</w:t>
       </w:r>
     </w:p>
     <w:p>
@@ -1427,7 +1427,7 @@
         <w:rPr>
           <w:lang w:val="es_ES" w:bidi="es_ES"/>
         </w:rPr>
-        <w:t xml:space="preserve"> Jesús salió de nuevo a la orilla del lago, y toda la multitud venía a él, y él les enseñaba.</w:t>
+        <w:t xml:space="preserve"> Jesús salió de nuevo a la orilla del lago. Toda la multitud venía a él, y él les enseñaba.</w:t>
       </w:r>
     </w:p>
     <w:p>
@@ -1448,7 +1448,7 @@
         <w:rPr>
           <w:lang w:val="es_ES" w:bidi="es_ES"/>
         </w:rPr>
-        <w:t xml:space="preserve"> Caminando por allí, vio a Leví, hijo de Alfeo, sentado en el lugar de los tributos, y le dijo: «Sígueme». Él se levantó y lo siguió.</w:t>
+        <w:t xml:space="preserve"> Caminando por allí, vio a Leví, hijo de Alfeo. Estaba sentado en el lugar de los tributos. Le dijo: —Sígueme. Él se levantó y lo siguió.</w:t>
       </w:r>
     </w:p>
     <w:p>
@@ -1469,7 +1469,7 @@
         <w:rPr>
           <w:lang w:val="es_ES" w:bidi="es_ES"/>
         </w:rPr>
-        <w:t xml:space="preserve"> Leví invitó a Jesús y a sus discípulos a comer, y también a muchos recaudadores de impuestos y pecadores, porque eran muchos los que lo seguían.</w:t>
+        <w:t xml:space="preserve"> Leví invitó a Jesús y a sus discípulos a comer. Invitó también a muchos recaudadores de impuestos y pecadores. Eran muchos los que lo seguían.</w:t>
       </w:r>
     </w:p>
     <w:p>
@@ -1490,7 +1490,7 @@
         <w:rPr>
           <w:lang w:val="es_ES" w:bidi="es_ES"/>
         </w:rPr>
-        <w:t xml:space="preserve"> Cuando unos escribas que eran fariseos vieron que comía con los pecadores y publicanos, dijeron a sus discípulos: ―¿Por qué su maestro come con publicanos y pecadores?</w:t>
+        <w:t xml:space="preserve"> Los escribas fariseos vieron que comía con los pecadores y recaudadores de impuestos. Unos de ellos dijeron a sus discípulos: —¿Por qué su maestro come con recaudadores de impuestos y pecadores?</w:t>
       </w:r>
     </w:p>
     <w:p>
@@ -1511,7 +1511,7 @@
         <w:rPr>
           <w:lang w:val="es_ES" w:bidi="es_ES"/>
         </w:rPr>
-        <w:t xml:space="preserve"> Al oírlo, Jesús les dijo: «No necesitan médico los fuertes, sino los enfermos. No he venido a llamar a los justos, sino a los pecadores.»</w:t>
+        <w:t xml:space="preserve"> Al oírlo, Jesús les respondió: —Los sanos no necesitan médico, sino los enfermos. No he venido a llamar a justos, sino a pecadores.</w:t>
       </w:r>
     </w:p>
     <w:p>
@@ -1532,7 +1532,7 @@
         <w:rPr>
           <w:lang w:val="es_ES" w:bidi="es_ES"/>
         </w:rPr>
-        <w:t xml:space="preserve"> Y vinieron y le dijeron: ―¿Por qué los discípulos de Juan y los de los fariseos ayunan, pero tus discípulos no?</w:t>
+        <w:t xml:space="preserve"> Algunos se acercaron a Jesús y le preguntaron: —¿Por qué los discípulos de Juan y los de los fariseos ayunan, pero los tuyos no?</w:t>
       </w:r>
     </w:p>
     <w:p>
@@ -1553,7 +1553,7 @@
         <w:rPr>
           <w:lang w:val="es_ES" w:bidi="es_ES"/>
         </w:rPr>
-        <w:t xml:space="preserve"> Entonces Jesús les respondió: ―¿Acaso pueden los amigos del novio ayunar mientras el novio está con ellos?</w:t>
+        <w:t xml:space="preserve"> Jesús les respondió: —¿Acaso los amigos del novio pueden ayunar mientras el novio está con ellos?</w:t>
       </w:r>
     </w:p>
     <w:p>
@@ -1574,7 +1574,7 @@
         <w:rPr>
           <w:lang w:val="es_ES" w:bidi="es_ES"/>
         </w:rPr>
-        <w:t xml:space="preserve"> Llegarán días cuando el novio les será quitado; entonces ayunarán.</w:t>
+        <w:t xml:space="preserve"> Pero llegarán días cuando les quiten al novio. Entonces ayunarán.</w:t>
       </w:r>
     </w:p>
     <w:p>
@@ -1595,7 +1595,7 @@
         <w:rPr>
           <w:lang w:val="es_ES" w:bidi="es_ES"/>
         </w:rPr>
-        <w:t xml:space="preserve"> Nadie cose un remiendo de tela nueva en un vestido viejo, porque el parche nuevo se encoge, tira del vestido viejo y se produce una rotura peor.</w:t>
+        <w:t xml:space="preserve"> Nadie cose un remiendo de tela nueva en un vestido viejo, porque el parche nuevo se encoge. Tira del vestido viejo y se produce una rotura peor.</w:t>
       </w:r>
     </w:p>
     <w:p>
@@ -1616,7 +1616,7 @@
         <w:rPr>
           <w:lang w:val="es_ES" w:bidi="es_ES"/>
         </w:rPr>
-        <w:t xml:space="preserve"> Y nadie pone vino nuevo en odres viejos, porque el vino hará reventar los odres, y se perderán tanto el vino como los odres. El vino nuevo se pone en odres nuevos.</w:t>
+        <w:t xml:space="preserve"> Y nadie echa vino nuevo en recipientes viejos. Si lo hace, el vino nuevo romperá los recipientes, y se perderán tanto ellos como el vino. El vino nuevo se echa en recipientes nuevos.</w:t>
       </w:r>
     </w:p>
     <w:p>
@@ -1637,7 +1637,7 @@
         <w:rPr>
           <w:lang w:val="es_ES" w:bidi="es_ES"/>
         </w:rPr>
-        <w:t xml:space="preserve"> Un día de reposo, Jesús iba pasando por los campos de trigo, y sus discípulos comenzaron a arrancar espigas mientras caminaban.</w:t>
+        <w:t xml:space="preserve"> Un día de reposo, Jesús iba pasando por los campos de trigo. Sus discípulos comenzaron a arrancar espigas mientras caminaban.</w:t>
       </w:r>
     </w:p>
     <w:p>
@@ -1658,7 +1658,7 @@
         <w:rPr>
           <w:lang w:val="es_ES" w:bidi="es_ES"/>
         </w:rPr>
-        <w:t xml:space="preserve"> Y los fariseos le dijeron a Jesús: —¿Por qué hacen ellos algo que está prohibido en el día de reposo?</w:t>
+        <w:t xml:space="preserve"> Los fariseos le preguntaron a Jesús: —¿Por qué hacen algo que está prohibido en el día de reposo?</w:t>
       </w:r>
     </w:p>
     <w:p>
@@ -1679,7 +1679,7 @@
         <w:rPr>
           <w:lang w:val="es_ES" w:bidi="es_ES"/>
         </w:rPr>
-        <w:t xml:space="preserve"> Jesús les contestó: —¿Es que han leído lo que hizo David cuando él y los que iban con él tuvieron hambre?</w:t>
+        <w:t xml:space="preserve"> Jesús les respondió: —¿Nunca han leído lo que hizo David cuando él y sus compañeros tuvieron hambre?</w:t>
       </w:r>
     </w:p>
     <w:p>
@@ -1700,7 +1700,7 @@
         <w:rPr>
           <w:lang w:val="es_ES" w:bidi="es_ES"/>
         </w:rPr>
-        <w:t xml:space="preserve"> Cuando Abiatar era sumo sacerdote, David entró en la casa de Dios y comió los panes de la proposición, que solo les está permitido comer a los sacerdotes, y dio también a los que estaban con él.</w:t>
+        <w:t xml:space="preserve"> Cuando Abiatar era sumo sacerdote, David entró en la casa de Dios. Comió los panes consagrados y dio también a los que estaban con él. Lo hizo aunque solo les está permitido comer tales panes a los sacerdotes.</w:t>
       </w:r>
     </w:p>
     <w:p>
@@ -1721,7 +1721,7 @@
         <w:rPr>
           <w:lang w:val="es_ES" w:bidi="es_ES"/>
         </w:rPr>
-        <w:t xml:space="preserve"> »El sábado se hizo para el hombre, y no el hombre para el sábado.</w:t>
+        <w:t xml:space="preserve"> El día de reposo se hizo para el ser humano, no el ser humano para el día de reposo.</w:t>
       </w:r>
     </w:p>
     <w:p>
@@ -1742,7 +1742,7 @@
         <w:rPr>
           <w:lang w:val="es_ES" w:bidi="es_ES"/>
         </w:rPr>
-        <w:t xml:space="preserve"> Por eso, el Hijo del hombre es Señor incluso del sábado».</w:t>
+        <w:t xml:space="preserve"> Por eso, el Hijo del hombre es Señor incluso del día de reposo.</w:t>
       </w:r>
     </w:p>
     <w:p>
@@ -1779,7 +1779,7 @@
         <w:rPr>
           <w:lang w:val="es_ES" w:bidi="es_ES"/>
         </w:rPr>
-        <w:t xml:space="preserve"> En otra ocasión, Jesús entró en la sinagoga y había allí un hombre que tenía una mano paralizada.</w:t>
+        <w:t xml:space="preserve"> En otra ocasión, Jesús entró en la sinagoga. Había allí un hombre que tenía una mano paralizada.</w:t>
       </w:r>
     </w:p>
     <w:p>
@@ -1800,7 +1800,7 @@
         <w:rPr>
           <w:lang w:val="es_ES" w:bidi="es_ES"/>
         </w:rPr>
-        <w:t xml:space="preserve"> Era día de reposo, y estaban observándolo para ver si lo sanaría, para poder acusarlo.</w:t>
+        <w:t xml:space="preserve"> Era día de reposo. Estaban observándolo para ver si lo sanaría, para poder acusarlo.</w:t>
       </w:r>
     </w:p>
     <w:p>
@@ -1821,7 +1821,7 @@
         <w:rPr>
           <w:lang w:val="es_ES" w:bidi="es_ES"/>
         </w:rPr>
-        <w:t xml:space="preserve"> Jesús le dijo al hombre con la mano paralizada que se pusiera en medio.</w:t>
+        <w:t xml:space="preserve"> Jesús le dijo al hombre que tenía la mano paralizada que se pusiera de pie frente a todos.</w:t>
       </w:r>
     </w:p>
     <w:p>
@@ -1842,7 +1842,7 @@
         <w:rPr>
           <w:lang w:val="es_ES" w:bidi="es_ES"/>
         </w:rPr>
-        <w:t xml:space="preserve"> Y les preguntó: ―¿Está bien en el día de reposo hacer el bien o hacer el mal? ¿Salvar una vida o quitarla? Pero ellos guardaron silencio.</w:t>
+        <w:t xml:space="preserve"> Entonces Jesús preguntó: —¿Qué está permitido hacer en el día de reposo: el bien o el mal? ¿Salvar una vida o destruirla? Pero ellos guardaron silencio.</w:t>
       </w:r>
     </w:p>
     <w:p>
@@ -1863,7 +1863,7 @@
         <w:rPr>
           <w:lang w:val="es_ES" w:bidi="es_ES"/>
         </w:rPr>
-        <w:t xml:space="preserve"> Jesús se quedó mirándolos con enojo y tristeza por la dureza de sus corazones, y le dijo al hombre: ―Extiende la mano. Y él la extendió, y quedó sana.</w:t>
+        <w:t xml:space="preserve"> Jesús los miró con enojo, entristecido por la dureza de sus corazones. Entonces le dijo al hombre: —Extiende tu mano. El hombre la extendió y quedó sana.</w:t>
       </w:r>
     </w:p>
     <w:p>
@@ -1884,7 +1884,7 @@
         <w:rPr>
           <w:lang w:val="es_ES" w:bidi="es_ES"/>
         </w:rPr>
-        <w:t xml:space="preserve"> Los fariseos salieron y de inmediato se juntaron con los herodianos para planear cómo acusar a Jesús, para que lo mataran.</w:t>
+        <w:t xml:space="preserve"> Entonces los fariseos salieron y se reunieron con los herodianos. Querían tramar un plan para acabar con Jesús.</w:t>
       </w:r>
     </w:p>
     <w:p>
@@ -1905,7 +1905,7 @@
         <w:rPr>
           <w:lang w:val="es_ES" w:bidi="es_ES"/>
         </w:rPr>
-        <w:t xml:space="preserve"> Jesús se apartó con sus discípulos hacia la orilla del lago de Galilea, y una gran multitud de Galilea y de Judea lo siguió.</w:t>
+        <w:t xml:space="preserve"> Jesús se apartó con sus discípulos hacia la orilla del lago. Una gran multitud de Galilea y de Judea lo siguió.</w:t>
       </w:r>
     </w:p>
     <w:p>
@@ -1926,7 +1926,7 @@
         <w:rPr>
           <w:lang w:val="es_ES" w:bidi="es_ES"/>
         </w:rPr>
-        <w:t xml:space="preserve"> De Jerusalén, de las regiones de Idumea, del otro lado del Jordán y de Tiro y Sidón vino una gran multitud, porque habían oído lo que Jesús hacía.</w:t>
+        <w:t xml:space="preserve"> También vinieron de Jerusalén, Idumea, el otro lado del río Jordán y de las regiones de Tiro y Sidón. Una gran multitud llegó cuando escucharon todo lo que Jesús hacía.</w:t>
       </w:r>
     </w:p>
     <w:p>
@@ -1947,7 +1947,7 @@
         <w:rPr>
           <w:lang w:val="es_ES" w:bidi="es_ES"/>
         </w:rPr>
-        <w:t xml:space="preserve"> Jesús había dicho a sus discípulos que le tuvieran preparada una barca, para que la multitud no lo apretara tanto,</w:t>
+        <w:t xml:space="preserve"> Jesús les había pedido a sus discípulos que tuvieran lista una barca para él. No quería que la multitud lo aplastara.</w:t>
       </w:r>
     </w:p>
     <w:p>
@@ -1968,7 +1968,7 @@
         <w:rPr>
           <w:lang w:val="es_ES" w:bidi="es_ES"/>
         </w:rPr>
-        <w:t xml:space="preserve"> pues, como había sanado a muchos, todos los que tenían enfermedades se agolpaban para tocarlo.</w:t>
+        <w:t xml:space="preserve"> Como había sanado a muchos, todos los que tenían enfermedades se agolpaban para tocarlo.</w:t>
       </w:r>
     </w:p>
     <w:p>
@@ -1989,7 +1989,7 @@
         <w:rPr>
           <w:lang w:val="es_ES" w:bidi="es_ES"/>
         </w:rPr>
-        <w:t xml:space="preserve"> Y los espíritus malignos, cuando lo veían, se postraban ante él y gritaban: “¡Tú eres el Hijo de Dios!”</w:t>
+        <w:t xml:space="preserve"> Cada vez que los atormentados por espíritus malignos lo veían, caían de rodillas ante él y gritaban: —¡Tú eres el Hijo de Dios!</w:t>
       </w:r>
     </w:p>
     <w:p>
@@ -2010,7 +2010,7 @@
         <w:rPr>
           <w:lang w:val="es_ES" w:bidi="es_ES"/>
         </w:rPr>
-        <w:t xml:space="preserve"> Él les ordenaba estrictamente que no revelaran quién era.</w:t>
+        <w:t xml:space="preserve"> Jesús, sin embargo, les ordenaba con firmeza que no revelaran quién era.</w:t>
       </w:r>
     </w:p>
     <w:p>
@@ -2052,7 +2052,7 @@
         <w:rPr>
           <w:lang w:val="es_ES" w:bidi="es_ES"/>
         </w:rPr>
-        <w:t xml:space="preserve"> Y nombró a doce para que estuvieran con él y para enviarlos a predicar. A estos los llamó apóstoles,</w:t>
+        <w:t xml:space="preserve"> Escogió a 12 para que estuvieran con él y para enviarlos a predicar. A estos los nombró apóstoles.</w:t>
       </w:r>
     </w:p>
     <w:p>
@@ -2073,7 +2073,7 @@
         <w:rPr>
           <w:lang w:val="es_ES" w:bidi="es_ES"/>
         </w:rPr>
-        <w:t xml:space="preserve"> y les dio autoridad para expulsar demonios.</w:t>
+        <w:t xml:space="preserve"> Les dio autoridad para expulsar demonios.</w:t>
       </w:r>
     </w:p>
     <w:p>
@@ -2094,7 +2094,7 @@
         <w:rPr>
           <w:lang w:val="es_ES" w:bidi="es_ES"/>
         </w:rPr>
-        <w:t xml:space="preserve"> Estos son los doce : Simón, a quien llamó Pedro,</w:t>
+        <w:t xml:space="preserve"> Esta es la lista de los 12: Simón, a quien llamó Pedro;</w:t>
       </w:r>
     </w:p>
     <w:p>
@@ -2115,7 +2115,7 @@
         <w:rPr>
           <w:lang w:val="es_ES" w:bidi="es_ES"/>
         </w:rPr>
-        <w:t xml:space="preserve"> Jacobo, hijo de Zebedeo, y Juan, su hermano, a quienes Jesús les puso el sobrenombre Boanerges, que significa Hijos del Trueno,</w:t>
+        <w:t xml:space="preserve"> Santiago y Juan, hijos de Zebedeo, a quienes llamó Boanerges, que significa Hijos del Trueno;</w:t>
       </w:r>
     </w:p>
     <w:p>
@@ -2136,7 +2136,7 @@
         <w:rPr>
           <w:lang w:val="es_ES" w:bidi="es_ES"/>
         </w:rPr>
-        <w:t xml:space="preserve"> Andrés, Felipe, Bartolomé, Mateo, Tomás, Jacobo, hijo de Alfeo, Tadeo, Simón el Zelote</w:t>
+        <w:t xml:space="preserve"> Andrés; Felipe; Bartolomé; Mateo; Tomás; Jacobo, hijo de Alfeo; Tadeo; Simón el Zelote;</w:t>
       </w:r>
     </w:p>
     <w:p>
@@ -2178,7 +2178,7 @@
         <w:rPr>
           <w:lang w:val="es_ES" w:bidi="es_ES"/>
         </w:rPr>
-        <w:t xml:space="preserve"> Entonces Jesús entró en la casa donde se hospedaba, y otra vez se reunió una multitud tan grande que ellos no pudieron ni siquiera comer.</w:t>
+        <w:t xml:space="preserve"> Luego Jesús entró en una casa. Se reunió tanta gente que ni él ni sus discípulos podían comer.</w:t>
       </w:r>
     </w:p>
     <w:p>
@@ -2199,7 +2199,7 @@
         <w:rPr>
           <w:lang w:val="es_ES" w:bidi="es_ES"/>
         </w:rPr>
-        <w:t xml:space="preserve"> Cuando sus parientes oyeron esto, vinieron para hacerse cargo de él, porque decían: «Está fuera de sí».</w:t>
+        <w:t xml:space="preserve"> Sus parientes se enteraron de lo que estaba pasando. Salieron a buscarlo porque pensaban que había perdido el control.</w:t>
       </w:r>
     </w:p>
     <w:p>
@@ -2220,7 +2220,7 @@
         <w:rPr>
           <w:lang w:val="es_ES" w:bidi="es_ES"/>
         </w:rPr>
-        <w:t xml:space="preserve"> Los escribas que habían bajado de Jerusalén decían que él tenía a Beelzebul, y que por el poder del príncipe de los demonios expulsaba a los demonios.</w:t>
+        <w:t xml:space="preserve"> Los maestros de la ley que habían venido de Jerusalén decían: —Está poseído por Beelzebú. Expulsa los demonios por medio del príncipe de los demonios.</w:t>
       </w:r>
     </w:p>
     <w:p>
@@ -2241,7 +2241,7 @@
         <w:rPr>
           <w:lang w:val="es_ES" w:bidi="es_ES"/>
         </w:rPr>
-        <w:t xml:space="preserve"> Jesús los llamó y les habló en parábolas: «¿Cómo puede Satanás expulsar a sus propios demonios?».</w:t>
+        <w:t xml:space="preserve"> Jesús los llamó y les habló en parábolas: —¿Cómo puede Satanás expulsar a Satanás?</w:t>
       </w:r>
     </w:p>
     <w:p>
@@ -2304,7 +2304,7 @@
         <w:rPr>
           <w:lang w:val="es_ES" w:bidi="es_ES"/>
         </w:rPr>
-        <w:t xml:space="preserve"> Y si Satanás se ha rebelado contra sí mismo y está dividido, no podrá mantenerse, sino que su fin ha llegado.</w:t>
+        <w:t xml:space="preserve"> Y si Satanás se ha rebelado contra sí mismo y está dividido, no podrá mantenerse. En cambio, su fin ha llegado.</w:t>
       </w:r>
     </w:p>
     <w:p>
@@ -2325,7 +2325,7 @@
         <w:rPr>
           <w:lang w:val="es_ES" w:bidi="es_ES"/>
         </w:rPr>
-        <w:t xml:space="preserve"> Pero nadie puede entrar en la casa del hombre fuerte y llevarse sus bienes a menos que primero lo ate, y entonces podrá saquear su casa.</w:t>
+        <w:t xml:space="preserve"> Pero nadie puede entrar en la casa del hombre fuerte y llevarse sus bienes a menos que primero lo ate. Entonces podrá saquear su casa.</w:t>
       </w:r>
     </w:p>
     <w:p>
@@ -2346,7 +2346,7 @@
         <w:rPr>
           <w:lang w:val="es_ES" w:bidi="es_ES"/>
         </w:rPr>
-        <w:t xml:space="preserve"> Les aseguro que todos los pecados y blasfemias que cometan los seres humanos les serán perdonados.</w:t>
+        <w:t xml:space="preserve"> Todos los pecados y blasfemias que cometan los seres humanos les serán perdonados. Se lo aseguro.</w:t>
       </w:r>
     </w:p>
     <w:p>
@@ -2367,7 +2367,7 @@
         <w:rPr>
           <w:lang w:val="es_ES" w:bidi="es_ES"/>
         </w:rPr>
-        <w:t xml:space="preserve"> Pero quien blasfeme contra el Espíritu Santo nunca tendrá perdón de Dios; es culpable de un pecado eterno».</w:t>
+        <w:t xml:space="preserve"> Pero quien blasfeme contra el Espíritu Santo nunca tendrá perdón de Dios. Es culpable de un pecado eterno.</w:t>
       </w:r>
     </w:p>
     <w:p>
@@ -2388,7 +2388,7 @@
         <w:rPr>
           <w:lang w:val="es_ES" w:bidi="es_ES"/>
         </w:rPr>
-        <w:t xml:space="preserve"> Así respondió Jesús porque decían: «Tiene un espíritu inmundo».</w:t>
+        <w:t xml:space="preserve"> Jesús dijo esto porque ellos afirmaban que tenía un espíritu maligno.</w:t>
       </w:r>
     </w:p>
     <w:p>
@@ -2409,7 +2409,7 @@
         <w:rPr>
           <w:lang w:val="es_ES" w:bidi="es_ES"/>
         </w:rPr>
-        <w:t xml:space="preserve"> Entonces llegaron la madre y los hermanos de Jesús; como había tanta gente que no podían entrar a la casa, enviaron un mensaje para llamarlo.</w:t>
+        <w:t xml:space="preserve"> La madre y los hermanos de Jesús llegaron y se quedaron afuera. Enviaron a alguien para que lo llamara.</w:t>
       </w:r>
     </w:p>
     <w:p>
@@ -2430,7 +2430,7 @@
         <w:rPr>
           <w:lang w:val="es_ES" w:bidi="es_ES"/>
         </w:rPr>
-        <w:t xml:space="preserve"> Había mucha gente sentada alrededor de él, y le dijeron: ―Mira, tu madre y tus hermanos están afuera y te están buscando.</w:t>
+        <w:t xml:space="preserve"> Es que había una gran multitud sentada alrededor de él. Le dijeron: —Tu madre y tus hermanos están afuera y quieren verte.</w:t>
       </w:r>
     </w:p>
     <w:p>
@@ -2451,7 +2451,7 @@
         <w:rPr>
           <w:lang w:val="es_ES" w:bidi="es_ES"/>
         </w:rPr>
-        <w:t xml:space="preserve"> Jesús les respondió: ―¿Quién es mi madre y quiénes son mis hermanos?</w:t>
+        <w:t xml:space="preserve"> Jesús respondió: —¿Quién es mi madre y quiénes son mis hermanos?</w:t>
       </w:r>
     </w:p>
     <w:p>
@@ -2472,7 +2472,7 @@
         <w:rPr>
           <w:lang w:val="es_ES" w:bidi="es_ES"/>
         </w:rPr>
-        <w:t xml:space="preserve"> Entonces miró a los que estaban sentados a su alrededor, dijo: ―¡Miren! Estos son mi madre y mis hermanos.</w:t>
+        <w:t xml:space="preserve"> Luego miró a los que estaban sentados alrededor de él y dijo: —Estos son mi madre y mis hermanos.</w:t>
       </w:r>
     </w:p>
     <w:p>
@@ -2493,7 +2493,7 @@
         <w:rPr>
           <w:lang w:val="es_ES" w:bidi="es_ES"/>
         </w:rPr>
-        <w:t xml:space="preserve"> Porque el que hace la voluntad de Dios, ese es mi hermano, mi hermana y mi madre.</w:t>
+        <w:t xml:space="preserve"> El que hace la voluntad de Dios, ese es mi hermano, mi hermana y mi madre.</w:t>
       </w:r>
     </w:p>
     <w:p>
@@ -2530,7 +2530,7 @@
         <w:rPr>
           <w:lang w:val="es_ES" w:bidi="es_ES"/>
         </w:rPr>
-        <w:t xml:space="preserve"> Otra vez Jesús comenzó a enseñar junto a la orilla del lago, y se reunió una multitud tan grande que tuvo que entrar en una barca, se sentó en ella para hablarles, y la gente se quedó escuchando desde la orilla.</w:t>
+        <w:t xml:space="preserve"> Otra vez Jesús comenzó a enseñar junto a la orilla del lago. Se reunió una multitud tan grande que tuvo que subirse a una barca y sentarse en ella. Mientras, toda la gente se quedaba en la orilla.</w:t>
       </w:r>
     </w:p>
     <w:p>
@@ -2551,7 +2551,7 @@
         <w:rPr>
           <w:lang w:val="es_ES" w:bidi="es_ES"/>
         </w:rPr>
-        <w:t xml:space="preserve"> Jesús les enseñaba muchas cosas en parábolas. Por ejemplo, les decía:</w:t>
+        <w:t xml:space="preserve"> Jesús les enseñaba muchas cosas en parábolas. Les dijo:</w:t>
       </w:r>
     </w:p>
     <w:p>
@@ -2572,7 +2572,7 @@
         <w:rPr>
           <w:lang w:val="es_ES" w:bidi="es_ES"/>
         </w:rPr>
-        <w:t xml:space="preserve"> «Escuchen. Un sembrador salió a sembrar.</w:t>
+        <w:t xml:space="preserve"> —Escuchen. Un sembrador salió a sembrar.</w:t>
       </w:r>
     </w:p>
     <w:p>
@@ -2593,7 +2593,7 @@
         <w:rPr>
           <w:lang w:val="es_ES" w:bidi="es_ES"/>
         </w:rPr>
-        <w:t xml:space="preserve"> Mientras sembraba, algunas semillas cayeron junto al camino, y unos pájaros vinieron y se las comieron todas.</w:t>
+        <w:t xml:space="preserve"> Mientras sembraba, algunas semillas cayeron junto al camino. Unos pájaros vinieron y se las comieron todas.</w:t>
       </w:r>
     </w:p>
     <w:p>
@@ -2614,7 +2614,7 @@
         <w:rPr>
           <w:lang w:val="es_ES" w:bidi="es_ES"/>
         </w:rPr>
-        <w:t xml:space="preserve"> Otras cayeron en terreno pedregoso donde no había mucha tierra. Brotaron enseguida, porque la tierra no era profunda;</w:t>
+        <w:t xml:space="preserve"> Otras cayeron en terreno pedregoso, donde no había mucha tierra. Brotaron enseguida, porque la tierra no era profunda.</w:t>
       </w:r>
     </w:p>
     <w:p>
@@ -2635,7 +2635,7 @@
         <w:rPr>
           <w:lang w:val="es_ES" w:bidi="es_ES"/>
         </w:rPr>
-        <w:t xml:space="preserve"> Cuando salió el sol y calentó con fuerza, las plantas se secaron porque no tenían raíces profundas.</w:t>
+        <w:t xml:space="preserve"> Pero cuando salió el sol y calentó con fuerza, las plantas se secaron porque no tenían raíces profundas.</w:t>
       </w:r>
     </w:p>
     <w:p>
@@ -2656,7 +2656,7 @@
         <w:rPr>
           <w:lang w:val="es_ES" w:bidi="es_ES"/>
         </w:rPr>
-        <w:t xml:space="preserve"> Otras cayeron entre espinos, y los espinos crecieron y las ahogaron, y no dieron fruto.</w:t>
+        <w:t xml:space="preserve"> Otras cayeron entre espinos. Los espinos crecieron y las ahogaron, y no dieron fruto.</w:t>
       </w:r>
     </w:p>
     <w:p>
@@ -2677,7 +2677,7 @@
         <w:rPr>
           <w:lang w:val="es_ES" w:bidi="es_ES"/>
         </w:rPr>
-        <w:t xml:space="preserve"> Pero algunas semillas cayeron en buena tierra y brotaron, crecieron y produjeron treinta, sesenta y hasta cien veces más de lo que se había sembrado.</w:t>
+        <w:t xml:space="preserve"> Pero otras cayeron en buena tierra. Brotaron, crecieron y produjeron fruto. Unas dieron 30 granos por semilla, otras 60 y otras 100.</w:t>
       </w:r>
     </w:p>
     <w:p>
@@ -2698,7 +2698,7 @@
         <w:rPr>
           <w:lang w:val="es_ES" w:bidi="es_ES"/>
         </w:rPr>
-        <w:t xml:space="preserve"> Y añadió Jesús: «El que tenga oídos para oír que oiga».</w:t>
+        <w:t xml:space="preserve"> Y añadió Jesús: —El que tenga oídos para oír, que oiga.</w:t>
       </w:r>
     </w:p>
     <w:p>
@@ -2719,7 +2719,7 @@
         <w:rPr>
           <w:lang w:val="es_ES" w:bidi="es_ES"/>
         </w:rPr>
-        <w:t xml:space="preserve"> Cuando Jesús se quedó a solas con los doce discípulos y los que estaban con él, le preguntaron acerca de las parábolas.</w:t>
+        <w:t xml:space="preserve"> Después, estuvo a solas con los 12 y con los que lo acompañaban. Le preguntaron qué significaba esa parábola.</w:t>
       </w:r>
     </w:p>
     <w:p>
@@ -2740,7 +2740,7 @@
         <w:rPr>
           <w:lang w:val="es_ES" w:bidi="es_ES"/>
         </w:rPr>
-        <w:t xml:space="preserve"> Él les dijo: «A ustedes se les ha dado conocer el misterio del reino de Dios; pero a los que están fuera, todo se les dice en parábolas,</w:t>
+        <w:t xml:space="preserve"> Él les respondió: —A ustedes se les ha concedido conocer el secreto del reino de Dios. Pero a los de afuera todo se les dice por medio de parábolas.</w:t>
       </w:r>
     </w:p>
     <w:p>
@@ -2761,7 +2761,7 @@
         <w:rPr>
           <w:lang w:val="es_ES" w:bidi="es_ES"/>
         </w:rPr>
-        <w:t xml:space="preserve"> para que “aunque vean, no perciban, y aunque oigan, no entiendan; no sea que se conviertan y sean perdonados”.</w:t>
+        <w:t xml:space="preserve"> Es así para que “aunque miren, no vean; aunque oigan, no entiendan; no sea que se conviertan y sean perdonados”.</w:t>
       </w:r>
     </w:p>
     <w:p>
@@ -2782,7 +2782,7 @@
         <w:rPr>
           <w:lang w:val="es_ES" w:bidi="es_ES"/>
         </w:rPr>
-        <w:t xml:space="preserve"> »¿No entienden esta parábola? Entonces, ¿cómo podrán entender todas las demás?</w:t>
+        <w:t xml:space="preserve"> Entonces Jesús les dijo: —¿No entienden esta parábola? ¿Cómo podrán entender entonces las demás?</w:t>
       </w:r>
     </w:p>
     <w:p>
@@ -2803,7 +2803,7 @@
         <w:rPr>
           <w:lang w:val="es_ES" w:bidi="es_ES"/>
         </w:rPr>
-        <w:t xml:space="preserve"> »El sembrador siembra la palabra.</w:t>
+        <w:t xml:space="preserve"> El sembrador siembra la palabra.</w:t>
       </w:r>
     </w:p>
     <w:p>
@@ -2824,7 +2824,7 @@
         <w:rPr>
           <w:lang w:val="es_ES" w:bidi="es_ES"/>
         </w:rPr>
-        <w:t xml:space="preserve"> Las que fueron sembradas junto al camino oyen la palabra, pero al instante viene Satanás y quita la palabra que fue sembrada en sus corazones.</w:t>
+        <w:t xml:space="preserve"> Las semillas que cayeron junto al camino son los que oyen la palabra. Inmediatamente viene Satanás y les quita la palabra que fue sembrada en ellos.</w:t>
       </w:r>
     </w:p>
     <w:p>
@@ -2845,7 +2845,7 @@
         <w:rPr>
           <w:lang w:val="es_ES" w:bidi="es_ES"/>
         </w:rPr>
-        <w:t xml:space="preserve"> Las que fueron sembradas en suelo pedregoso son los que oyen la palabra, al momento la reciben con gozo,</w:t>
+        <w:t xml:space="preserve"> Las que cayeron en suelo pedregoso son los que oyen la palabra y al momento la reciben con gozo.</w:t>
       </w:r>
     </w:p>
     <w:p>
@@ -2866,7 +2866,7 @@
         <w:rPr>
           <w:lang w:val="es_ES" w:bidi="es_ES"/>
         </w:rPr>
-        <w:t xml:space="preserve"> pero no tienen raíz, sino que son de corta duración; cuando vienen los problemas o la persecución por causa de la palabra, en seguida se apartan.</w:t>
+        <w:t xml:space="preserve"> Pero no tienen raíz, sino que son de corta duración. Cuando vienen los problemas o la persecución por causa de la palabra, enseguida se apartan.</w:t>
       </w:r>
     </w:p>
     <w:p>
@@ -2887,7 +2887,7 @@
         <w:rPr>
           <w:lang w:val="es_ES" w:bidi="es_ES"/>
         </w:rPr>
-        <w:t xml:space="preserve"> Las que fueron sembradas entre espinos son los que oyen la palabra,</w:t>
+        <w:t xml:space="preserve"> Las que cayeron entre espinos son los que oyen la palabra,</w:t>
       </w:r>
     </w:p>
     <w:p>
@@ -2908,7 +2908,7 @@
         <w:rPr>
           <w:lang w:val="es_ES" w:bidi="es_ES"/>
         </w:rPr>
-        <w:t xml:space="preserve"> pero las preocupaciones de este mundo, el engaño de las riquezas y los deseos de otras cosas entran y ahogan la palabra, y se queda sin fruto.</w:t>
+        <w:t xml:space="preserve"> pero las preocupaciones de este mundo entran y ahogan la palabra. También la ahogan el engaño de las riquezas y los deseos de otras cosas. Así que se queda sin fruto.</w:t>
       </w:r>
     </w:p>
     <w:p>
@@ -2929,7 +2929,7 @@
         <w:rPr>
           <w:lang w:val="es_ES" w:bidi="es_ES"/>
         </w:rPr>
-        <w:t xml:space="preserve"> Pero las que fueron sembradas en buena tierra son los que oyen la palabra, la aceptan y llevan fruto, uno treinta, otro sesenta y otro cien por cada semilla sembrada.</w:t>
+        <w:t xml:space="preserve"> Las que cayeron en buena tierra son los que oyen la palabra y la reciben. Producen fruto: 100 granos por semilla, o 60 o 30.</w:t>
       </w:r>
     </w:p>
     <w:p>
@@ -2950,7 +2950,7 @@
         <w:rPr>
           <w:lang w:val="es_ES" w:bidi="es_ES"/>
         </w:rPr>
-        <w:t xml:space="preserve"> Y Jesús les dijo: «¿Acaso se trae una lámpara para ponerla debajo de un recipiente o de la cama? ¡No! Se pone en un lugar alto para que alumbre».</w:t>
+        <w:t xml:space="preserve"> Y Jesús les dijo: —¿Acaso se trae una lámpara para ponerla debajo de un recipiente o de la cama? ¡No! Se pone en un lugar alto para que alumbre.</w:t>
       </w:r>
     </w:p>
     <w:p>
@@ -2971,7 +2971,7 @@
         <w:rPr>
           <w:lang w:val="es_ES" w:bidi="es_ES"/>
         </w:rPr>
-        <w:t xml:space="preserve"> No hay nada oculto que no vaya a ser descubierto, ni nada escondido que no haya de salir a la luz.</w:t>
+        <w:t xml:space="preserve"> No hay nada oculto que no llegue a revelarse, ni nada escondido que no llegue a saberse.</w:t>
       </w:r>
     </w:p>
     <w:p>
@@ -2992,7 +2992,7 @@
         <w:rPr>
           <w:lang w:val="es_ES" w:bidi="es_ES"/>
         </w:rPr>
-        <w:t xml:space="preserve"> El que tenga oídos para oír que oiga».</w:t>
+        <w:t xml:space="preserve"> El que tenga oídos para oír, que oiga.</w:t>
       </w:r>
     </w:p>
     <w:p>
@@ -3013,7 +3013,7 @@
         <w:rPr>
           <w:lang w:val="es_ES" w:bidi="es_ES"/>
         </w:rPr>
-        <w:t xml:space="preserve"> Y les dijo: «Presten atención a lo que oyen. Con la medida con que midan, se les medirá, y se les añadirá aún más.</w:t>
+        <w:t xml:space="preserve"> También les dijo: —Presten atención a lo que oyen. Con la medida con que ustedes midan se les medirá a ustedes. Y se les dará aún más.</w:t>
       </w:r>
     </w:p>
     <w:p>
@@ -3034,7 +3034,7 @@
         <w:rPr>
           <w:lang w:val="es_ES" w:bidi="es_ES"/>
         </w:rPr>
-        <w:t xml:space="preserve"> Porque al que tiene, se le dará más; y al que no tiene, aun lo que tiene se le quitará.</w:t>
+        <w:t xml:space="preserve"> Al que tiene, se le dará más. Al que no tiene, aun lo que tiene se le quitará.</w:t>
       </w:r>
     </w:p>
     <w:p>
@@ -3055,7 +3055,7 @@
         <w:rPr>
           <w:lang w:val="es_ES" w:bidi="es_ES"/>
         </w:rPr>
-        <w:t xml:space="preserve"> Y él dijo: «El reino de Dios es como un hombre que esparce la semilla en la tierra».</w:t>
+        <w:t xml:space="preserve"> »El reino de Dios es como un hombre que siembra semilla en la tierra.</w:t>
       </w:r>
     </w:p>
     <w:p>
@@ -3076,7 +3076,7 @@
         <w:rPr>
           <w:lang w:val="es_ES" w:bidi="es_ES"/>
         </w:rPr>
-        <w:t xml:space="preserve"> Aunque él no sabe cómo, y duerme y se levanta, de noche y de día, la semilla brota y crece.</w:t>
+        <w:t xml:space="preserve"> La semilla brota y crece de noche o de día. Lo hace sin que él sepa cómo, sin importar si el hombre duerme o está despierto.</w:t>
       </w:r>
     </w:p>
     <w:p>
@@ -3097,7 +3097,7 @@
         <w:rPr>
           <w:lang w:val="es_ES" w:bidi="es_ES"/>
         </w:rPr>
-        <w:t xml:space="preserve"> La tierra, por sí misma, produce fruto: primero aparece la hierba, luego la espiga, y finalmente el grano lleno en la espiga.</w:t>
+        <w:t xml:space="preserve"> La tierra produce fruto por sí sola. Primero brota el tallo. Luego aparece la espiga y después el grano maduro en la espiga.</w:t>
       </w:r>
     </w:p>
     <w:p>
@@ -3139,7 +3139,7 @@
         <w:rPr>
           <w:lang w:val="es_ES" w:bidi="es_ES"/>
         </w:rPr>
-        <w:t xml:space="preserve"> Dijo también: «¿A qué se parece el reino de Dios, o con qué lo compararé?</w:t>
+        <w:t xml:space="preserve"> Dijo también: —¿A qué se parece el reino de Dios, o con qué lo compararé?</w:t>
       </w:r>
     </w:p>
     <w:p>
@@ -3160,7 +3160,7 @@
         <w:rPr>
           <w:lang w:val="es_ES" w:bidi="es_ES"/>
         </w:rPr>
-        <w:t xml:space="preserve"> Es como un grano de mostaza que, cuando se siembra, es la más pequeña de todas las semillas.</w:t>
+        <w:t xml:space="preserve"> Es como un grano de mostaza. Cuando se siembra, es la más pequeña de todas las semillas.</w:t>
       </w:r>
     </w:p>
     <w:p>
@@ -3181,7 +3181,7 @@
         <w:rPr>
           <w:lang w:val="es_ES" w:bidi="es_ES"/>
         </w:rPr>
-        <w:t xml:space="preserve"> Luego crece y se convierte en la mayor de todas las hortalizas, y echa ramas tan grandes que las aves del cielo pueden anidar bajo su sombra».</w:t>
+        <w:t xml:space="preserve"> Luego crece y se convierte en la mayor de todas las hortalizas. Echa ramas tan grandes que las aves del cielo pueden anidar bajo su sombra.</w:t>
       </w:r>
     </w:p>
     <w:p>
@@ -3202,7 +3202,7 @@
         <w:rPr>
           <w:lang w:val="es_ES" w:bidi="es_ES"/>
         </w:rPr>
-        <w:t xml:space="preserve"> Con muchas parábolas como estas les hablaba el mensaje de Dios, conforme a lo que podían entender.</w:t>
+        <w:t xml:space="preserve"> Jesús enseñaba al pueblo con muchas parábolas como estas, conforme a lo que podían entender.</w:t>
       </w:r>
     </w:p>
     <w:p>
@@ -3223,7 +3223,7 @@
         <w:rPr>
           <w:lang w:val="es_ES" w:bidi="es_ES"/>
         </w:rPr>
-        <w:t xml:space="preserve"> Nunca les hablaba sin usar parábolas; pero, cuando estaba a solas con sus discípulos, les explicaba todas las parábolas.</w:t>
+        <w:t xml:space="preserve"> Nunca les hablaba sin usar parábolas. Cuando estaba a solas con sus discípulos, se las explicaba todas.</w:t>
       </w:r>
     </w:p>
     <w:p>
@@ -3244,7 +3244,7 @@
         <w:rPr>
           <w:lang w:val="es_ES" w:bidi="es_ES"/>
         </w:rPr>
-        <w:t xml:space="preserve"> Cuando llegó la noche, Jesús les dijo a sus discípulos: ―Pasemos al otro lado del lago.</w:t>
+        <w:t xml:space="preserve"> Cuando llegó la noche, Jesús les dijo a sus discípulos: —Pasemos al otro lado del lago.</w:t>
       </w:r>
     </w:p>
     <w:p>
@@ -3265,7 +3265,7 @@
         <w:rPr>
           <w:lang w:val="es_ES" w:bidi="es_ES"/>
         </w:rPr>
-        <w:t xml:space="preserve"> Entonces se apartaron de la multitud, subieron a la barca donde él estaba. Otras barcas también fueron con ellos.</w:t>
+        <w:t xml:space="preserve"> Entonces despidieron a la multitud y se fueron en la barca en la que Jesús estaba. Otras barcas lo acompañaban.</w:t>
       </w:r>
     </w:p>
     <w:p>
@@ -3286,7 +3286,7 @@
         <w:rPr>
           <w:lang w:val="es_ES" w:bidi="es_ES"/>
         </w:rPr>
-        <w:t xml:space="preserve"> Entonces se desató una gran tempestad, y las olas rompían contra la barca, de modo que ya se estaba llenando de agua.</w:t>
+        <w:t xml:space="preserve"> Se desató una gran tempestad. Las olas rompían contra la barca, que ya se estaba llenando de agua.</w:t>
       </w:r>
     </w:p>
     <w:p>
@@ -3307,7 +3307,7 @@
         <w:rPr>
           <w:lang w:val="es_ES" w:bidi="es_ES"/>
         </w:rPr>
-        <w:t xml:space="preserve"> Jesús estaba durmiendo en la popa, con la cabeza sobre un cabezal. Lo despertaron con urgencia y le dijeron: ―Maestro, ¿no te importa que vamos a morir ahogados?</w:t>
+        <w:t xml:space="preserve"> Jesús dormía en la parte de atrás, con la cabeza apoyada en una almohada. Lo despertaron y le gritaron: —Maestro, ¿no te importa que nos ahoguemos?</w:t>
       </w:r>
     </w:p>
     <w:p>
@@ -3328,7 +3328,7 @@
         <w:rPr>
           <w:lang w:val="es_ES" w:bidi="es_ES"/>
         </w:rPr>
-        <w:t xml:space="preserve"> Jesús se levantó, reprendió al viento y le dijo al mar: ―¡Silencio! ¡Calma! Entonces se detuvo el viento y vino una gran calma.</w:t>
+        <w:t xml:space="preserve"> Jesús se levantó, reprendió al viento y le dijo al mar: —¡Silencio! ¡Calma! Entonces se detuvo el viento y vino una gran calma.</w:t>
       </w:r>
     </w:p>
     <w:p>
@@ -3349,7 +3349,7 @@
         <w:rPr>
           <w:lang w:val="es_ES" w:bidi="es_ES"/>
         </w:rPr>
-        <w:t xml:space="preserve"> Y les dijo: ―¿Por qué están tan asustados? ¿Por qué no tienen fe?</w:t>
+        <w:t xml:space="preserve"> Y a ellos les dijo: —¿Por qué están tan asustados? ¿Por qué no tienen fe?</w:t>
       </w:r>
     </w:p>
     <w:p>
@@ -3370,7 +3370,7 @@
         <w:rPr>
           <w:lang w:val="es_ES" w:bidi="es_ES"/>
         </w:rPr>
-        <w:t xml:space="preserve"> Ellos, llenos de temor, se decían unos a otros: ―¿Quién es este, que hasta el viento y el mar le obedecen?</w:t>
+        <w:t xml:space="preserve"> Ellos, llenos de temor, se decían unos a otros: —¿Quién es este, que hasta el viento y el mar le obedecen?</w:t>
       </w:r>
     </w:p>
     <w:p>
@@ -3407,7 +3407,7 @@
         <w:rPr>
           <w:lang w:val="es_ES" w:bidi="es_ES"/>
         </w:rPr>
-        <w:t xml:space="preserve"> Cuando llegaron al otro lado del lago, a la región de los gerasenos,</w:t>
+        <w:t xml:space="preserve"> Llegaron al otro lado del lago, a la región de los gerasenos.</w:t>
       </w:r>
     </w:p>
     <w:p>
@@ -3428,28 +3428,28 @@
         <w:rPr>
           <w:lang w:val="es_ES" w:bidi="es_ES"/>
         </w:rPr>
-        <w:t xml:space="preserve"> tan pronto como Jesús bajó de la barca, un hombre poseído por un espíritu maligno salió de las tumbas y se acercó a él.</w:t>
-      </w:r>
-    </w:p>
-    <w:p>
-      <w:pPr/>
-      <w:r>
-        <w:rPr>
-          <w:lang w:val="es_ES" w:bidi="es_ES"/>
-        </w:rPr>
-      </w:r>
-      <w:r>
-        <w:rPr>
-          <w:vertAlign w:val="superscript"/>
-          <w:lang w:val="es_ES" w:bidi="es_ES"/>
-        </w:rPr>
-        <w:t>4</w:t>
-      </w:r>
-      <w:r>
-        <w:rPr>
-          <w:lang w:val="es_ES" w:bidi="es_ES"/>
-        </w:rPr>
-        <w:t xml:space="preserve"> Vivía entre las tumbas y tenía tanta fuerza que, cada vez que lo ataban con cadenas de pies y manos, las rompía y se escapaba. Nadie podía dominarlo.</w:t>
+        <w:t xml:space="preserve"> Tan pronto como Jesús bajó de la barca, un hombre atormentado por un espíritu maligno salió de las tumbas y se acercó a él.</w:t>
+      </w:r>
+    </w:p>
+    <w:p>
+      <w:pPr/>
+      <w:r>
+        <w:rPr>
+          <w:lang w:val="es_ES" w:bidi="es_ES"/>
+        </w:rPr>
+      </w:r>
+      <w:r>
+        <w:rPr>
+          <w:vertAlign w:val="superscript"/>
+          <w:lang w:val="es_ES" w:bidi="es_ES"/>
+        </w:rPr>
+        <w:t>3-4</w:t>
+      </w:r>
+      <w:r>
+        <w:rPr>
+          <w:lang w:val="es_ES" w:bidi="es_ES"/>
+        </w:rPr>
+        <w:t xml:space="preserve"> Vivía entre las tumbas y tenía mucha fuerza. Cada vez que lo ataban con cadenas de pies y manos, las rompía y se escapaba. Nadie podía dominarlo.</w:t>
       </w:r>
     </w:p>
     <w:p>
@@ -3470,7 +3470,7 @@
         <w:rPr>
           <w:lang w:val="es_ES" w:bidi="es_ES"/>
         </w:rPr>
-        <w:t xml:space="preserve"> De día y de noche andaba solo por las tumbas y los montes, gritando y golpeándose con piedras afiladas.</w:t>
+        <w:t xml:space="preserve"> De día y de noche andaba solo por las tumbas y los montes, gritando y golpeándose con piedras.</w:t>
       </w:r>
     </w:p>
     <w:p>
@@ -3491,7 +3491,7 @@
         <w:rPr>
           <w:lang w:val="es_ES" w:bidi="es_ES"/>
         </w:rPr>
-        <w:t xml:space="preserve"> Cuando vio que Jesús se acercaba desde lejos, corrió hacia él, se arrodilló</w:t>
+        <w:t xml:space="preserve"> Cuando vio desde lejos que Jesús se acercaba, corrió hacia él. Se postró</w:t>
       </w:r>
     </w:p>
     <w:p>
@@ -3512,28 +3512,28 @@
         <w:rPr>
           <w:lang w:val="es_ES" w:bidi="es_ES"/>
         </w:rPr>
-        <w:t xml:space="preserve"> y gritó con fuerza: ―¿Qué tienes conmigo, Jesús, Hijo del Dios Altísimo? ¡Te ruego por Dios que no me atormentes!</w:t>
-      </w:r>
-    </w:p>
-    <w:p>
-      <w:pPr/>
-      <w:r>
-        <w:rPr>
-          <w:lang w:val="es_ES" w:bidi="es_ES"/>
-        </w:rPr>
-      </w:r>
-      <w:r>
-        <w:rPr>
-          <w:vertAlign w:val="superscript"/>
-          <w:lang w:val="es_ES" w:bidi="es_ES"/>
-        </w:rPr>
-        <w:t>9</w:t>
-      </w:r>
-      <w:r>
-        <w:rPr>
-          <w:lang w:val="es_ES" w:bidi="es_ES"/>
-        </w:rPr>
-        <w:t xml:space="preserve"> Porque Jesús le decía: «¡Sal de este hombre, espíritu inmundo!» y luego le preguntó: «¿Cómo te llamas?» El demonio le respondió: «Legión, porque somos muchos.»</w:t>
+        <w:t xml:space="preserve"> y gritó con fuerza: —¿Qué tienes conmigo, Jesús, Hijo del Dios Altísimo? ¡Te ruego por Dios que no me atormentes!</w:t>
+      </w:r>
+    </w:p>
+    <w:p>
+      <w:pPr/>
+      <w:r>
+        <w:rPr>
+          <w:lang w:val="es_ES" w:bidi="es_ES"/>
+        </w:rPr>
+      </w:r>
+      <w:r>
+        <w:rPr>
+          <w:vertAlign w:val="superscript"/>
+          <w:lang w:val="es_ES" w:bidi="es_ES"/>
+        </w:rPr>
+        <w:t>8-9</w:t>
+      </w:r>
+      <w:r>
+        <w:rPr>
+          <w:lang w:val="es_ES" w:bidi="es_ES"/>
+        </w:rPr>
+        <w:t xml:space="preserve"> Jesús le había dicho: —¡Sal de este hombre, espíritu inmundo! Luego le preguntó: —¿Cómo te llamas? El hombre le respondió: —Legión, porque somos muchos.</w:t>
       </w:r>
     </w:p>
     <w:p>
@@ -3554,7 +3554,7 @@
         <w:rPr>
           <w:lang w:val="es_ES" w:bidi="es_ES"/>
         </w:rPr>
-        <w:t xml:space="preserve"> Los demonios le rogaron que no los enviara fuera de aquella región.</w:t>
+        <w:t xml:space="preserve"> Los demonios suplicaban a Jesús por boca del hombre que no los enviara fuera de aquella región.</w:t>
       </w:r>
     </w:p>
     <w:p>
@@ -3596,7 +3596,7 @@
         <w:rPr>
           <w:lang w:val="es_ES" w:bidi="es_ES"/>
         </w:rPr>
-        <w:t xml:space="preserve"> los demonios le rogaron: ―Envíanos a los cerdos y permítenos entrar en ellos.</w:t>
+        <w:t xml:space="preserve"> Los demonios le rogaron: —Envíanos a los cerdos y permítenos entrar en ellos.</w:t>
       </w:r>
     </w:p>
     <w:p>
@@ -3617,7 +3617,7 @@
         <w:rPr>
           <w:lang w:val="es_ES" w:bidi="es_ES"/>
         </w:rPr>
-        <w:t xml:space="preserve"> Jesús se lo permitió, los espíritus malignos salieron del hombre y entraron en los cerdos, que se precipitaron al lago por un despeñadero y se ahogaron. Eran unos dos mil.</w:t>
+        <w:t xml:space="preserve"> Jesús les dio permiso. Entonces, los demonios salieron del hombre y entraron en los cerdos. La piara se precipitó por el despeñadero hacia el lago. Eran unos 2.000 animales, y se ahogaron todos.</w:t>
       </w:r>
     </w:p>
     <w:p>
@@ -3638,7 +3638,7 @@
         <w:rPr>
           <w:lang w:val="es_ES" w:bidi="es_ES"/>
         </w:rPr>
-        <w:t xml:space="preserve"> Los que cuidaban los cerdos fueron corriendo a dar la noticia en la ciudad y en los campos, y la gente salió a ver lo que había pasado.</w:t>
+        <w:t xml:space="preserve"> Los que cuidaban los cerdos fueron corriendo a dar la noticia en la ciudad y en los campos. La gente salió a ver lo que había pasado.</w:t>
       </w:r>
     </w:p>
     <w:p>
@@ -3659,7 +3659,7 @@
         <w:rPr>
           <w:lang w:val="es_ES" w:bidi="es_ES"/>
         </w:rPr>
-        <w:t xml:space="preserve"> Cuando llegaron a donde estaba Jesús, vieron al hombre que había tenido la legión de demonios, sentado, vestido y con la mente en orden, y se asustaron.</w:t>
+        <w:t xml:space="preserve"> Cuando llegaron a donde estaba Jesús, vieron al hombre que había tenido la legión de demonios. Estaba sentado, vestido y con la mente en orden. Todos se asustaron.</w:t>
       </w:r>
     </w:p>
     <w:p>
@@ -3680,7 +3680,7 @@
         <w:rPr>
           <w:lang w:val="es_ES" w:bidi="es_ES"/>
         </w:rPr>
-        <w:t xml:space="preserve"> Y los que vieron lo que había sucedido contaron a la gente lo qué pasó con el hombre poseído y con los cerdos.</w:t>
+        <w:t xml:space="preserve"> Los que vieron lo que había sucedido contaron a la gente lo qué pasó con aquel hombre y con los cerdos.</w:t>
       </w:r>
     </w:p>
     <w:p>
@@ -3701,7 +3701,7 @@
         <w:rPr>
           <w:lang w:val="es_ES" w:bidi="es_ES"/>
         </w:rPr>
-        <w:t xml:space="preserve"> Entonces comenzaron a rogarle que se fuera de su región.</w:t>
+        <w:t xml:space="preserve"> Entonces los del lugar comenzaron a rogarle a Jesús que se fuera de su región.</w:t>
       </w:r>
     </w:p>
     <w:p>
@@ -3722,7 +3722,7 @@
         <w:rPr>
           <w:lang w:val="es_ES" w:bidi="es_ES"/>
         </w:rPr>
-        <w:t xml:space="preserve"> Cuando Jesús estaba a punto de subir a la barca, el hombre que había estado poseído vino y le rogó que le permitiera ir con él.</w:t>
+        <w:t xml:space="preserve"> Jesús subió a la barca. El hombre que había vivido atormentado por los demonios le rogó que lo dejara ir con él.</w:t>
       </w:r>
     </w:p>
     <w:p>
@@ -3743,7 +3743,7 @@
         <w:rPr>
           <w:lang w:val="es_ES" w:bidi="es_ES"/>
         </w:rPr>
-        <w:t xml:space="preserve"> Pero Jesús le dijo: ―No. Vete a tu casa con los tuyos y cuéntales las grandes cosas que el Señor ha hecho por ti y cómo ha tenido compasión de ti.</w:t>
+        <w:t xml:space="preserve"> Pero Jesús le dijo: —No. Vete a tu casa con los tuyos. Cuéntales las grandes cosas que el Señor ha hecho por ti y cómo ha tenido compasión de ti.</w:t>
       </w:r>
     </w:p>
     <w:p>
@@ -3827,28 +3827,28 @@
         <w:rPr>
           <w:lang w:val="es_ES" w:bidi="es_ES"/>
         </w:rPr>
-        <w:t xml:space="preserve"> ―Señor —le rogaba—, mi hija se está muriendo. Ven y pon tus manos sobre ella, para que se cure y viva.</w:t>
-      </w:r>
-    </w:p>
-    <w:p>
-      <w:pPr/>
-      <w:r>
-        <w:rPr>
-          <w:lang w:val="es_ES" w:bidi="es_ES"/>
-        </w:rPr>
-      </w:r>
-      <w:r>
-        <w:rPr>
-          <w:vertAlign w:val="superscript"/>
-          <w:lang w:val="es_ES" w:bidi="es_ES"/>
-        </w:rPr>
-        <w:t>25</w:t>
-      </w:r>
-      <w:r>
-        <w:rPr>
-          <w:lang w:val="es_ES" w:bidi="es_ES"/>
-        </w:rPr>
-        <w:t xml:space="preserve"> Jesús lo acompañó. En medio de la multitud que lo rodeaba y lo apretaba, había una mujer que durante los últimos doce años había estado sufriendo de cierto tipo de hemorragia.</w:t>
+        <w:t xml:space="preserve"> —Señor —le rogaba—, mi hija se está muriendo. Ven y pon tus manos sobre ella, para que se cure y viva.</w:t>
+      </w:r>
+    </w:p>
+    <w:p>
+      <w:pPr/>
+      <w:r>
+        <w:rPr>
+          <w:lang w:val="es_ES" w:bidi="es_ES"/>
+        </w:rPr>
+      </w:r>
+      <w:r>
+        <w:rPr>
+          <w:vertAlign w:val="superscript"/>
+          <w:lang w:val="es_ES" w:bidi="es_ES"/>
+        </w:rPr>
+        <w:t>24-25</w:t>
+      </w:r>
+      <w:r>
+        <w:rPr>
+          <w:lang w:val="es_ES" w:bidi="es_ES"/>
+        </w:rPr>
+        <w:t xml:space="preserve"> Jesús lo acompañó. La multitud lo rodeaba y lo apretaba. Entre ellos había una mujer que durante los últimos 12 años había estado sufriendo de cierto tipo de hemorragia.</w:t>
       </w:r>
     </w:p>
     <w:p>
@@ -3869,7 +3869,7 @@
         <w:rPr>
           <w:lang w:val="es_ES" w:bidi="es_ES"/>
         </w:rPr>
-        <w:t xml:space="preserve"> Llevaba mucho tiempo sufriendo rn manos de los médicos y, aunque había gastado todo lo que tenía, en lugar de mejorar, empeoraba.</w:t>
+        <w:t xml:space="preserve"> Llevaba mucho tiempo sufriendo en manos de los médicos. Aunque había gastado todo lo que tenía, en lugar de mejorar, empeoraba.</w:t>
       </w:r>
     </w:p>
     <w:p>
@@ -3890,7 +3890,7 @@
         <w:rPr>
           <w:lang w:val="es_ES" w:bidi="es_ES"/>
         </w:rPr>
-        <w:t xml:space="preserve"> Como se enteró de lo que Jesús hacía, se acercó por detrás de él, entre la multitud, y tocó su manto,</w:t>
+        <w:t xml:space="preserve"> Como sabía de los milagros de Jesús, se acercó por detrás de él, entre la multitud. Tocó su manto,</w:t>
       </w:r>
     </w:p>
     <w:p>
@@ -3911,7 +3911,7 @@
         <w:rPr>
           <w:lang w:val="es_ES" w:bidi="es_ES"/>
         </w:rPr>
-        <w:t xml:space="preserve"> porque pensaba: «Con solo tocar su manto, quedaré sana».</w:t>
+        <w:t xml:space="preserve"> porque pensaba: “Con solo tocar su manto, quedaré sana”.</w:t>
       </w:r>
     </w:p>
     <w:p>
@@ -3932,7 +3932,7 @@
         <w:rPr>
           <w:lang w:val="es_ES" w:bidi="es_ES"/>
         </w:rPr>
-        <w:t xml:space="preserve"> Y así fue, tan pronto como lo tocó, la hemorragia cesó y se sintió perfectamente bien.</w:t>
+        <w:t xml:space="preserve"> Y así fue. Tan pronto como lo tocó, la hemorragia cesó. La mujer se sintió perfectamente bien.</w:t>
       </w:r>
     </w:p>
     <w:p>
@@ -3953,7 +3953,7 @@
         <w:rPr>
           <w:lang w:val="es_ES" w:bidi="es_ES"/>
         </w:rPr>
-        <w:t xml:space="preserve"> Jesús se dio cuenta en seguida de que había salido poder de él; por eso se volvió y le preguntó a la multitud: ―¿Quién me ha tocado?</w:t>
+        <w:t xml:space="preserve"> Jesús se dio cuenta de que había salido poder de él. Por eso se volvió y le preguntó a la multitud: —¿Quién me ha tocado?</w:t>
       </w:r>
     </w:p>
     <w:p>
@@ -3974,7 +3974,7 @@
         <w:rPr>
           <w:lang w:val="es_ES" w:bidi="es_ES"/>
         </w:rPr>
-        <w:t xml:space="preserve"> Sus discípulos le dijeron: ―¿Cómo puedes preguntar quién te ha tocado si ves que la multitud te está apretujando?</w:t>
+        <w:t xml:space="preserve"> Sus discípulos le dijeron: —¿Cómo puedes preguntar quién te ha tocado? La multitud te está apretando por todas partes.</w:t>
       </w:r>
     </w:p>
     <w:p>
@@ -3995,7 +3995,7 @@
         <w:rPr>
           <w:lang w:val="es_ES" w:bidi="es_ES"/>
         </w:rPr>
-        <w:t xml:space="preserve"> Él siguió mirando a su alrededor para ver quién había sido.</w:t>
+        <w:t xml:space="preserve"> Jesús siguió mirando a su alrededor para ver quién había sido.</w:t>
       </w:r>
     </w:p>
     <w:p>
@@ -4016,7 +4016,7 @@
         <w:rPr>
           <w:lang w:val="es_ES" w:bidi="es_ES"/>
         </w:rPr>
-        <w:t xml:space="preserve"> La mujer, temblando de miedo porque sabía lo que había pasado, se arrodilló delante de él y le confesó toda la verdad.</w:t>
+        <w:t xml:space="preserve"> La mujer temblaba de miedo porque sabía lo que había hecho. Se arrodilló delante de él y le confesó toda la verdad.</w:t>
       </w:r>
     </w:p>
     <w:p>
@@ -4037,7 +4037,7 @@
         <w:rPr>
           <w:lang w:val="es_ES" w:bidi="es_ES"/>
         </w:rPr>
-        <w:t xml:space="preserve"> Jesús le dijo: ―Hija, tu fe te ha sanado; vete en paz, ya estás curada.</w:t>
+        <w:t xml:space="preserve"> Jesús le dijo: —Hija, tu fe te ha sanado. Vete en paz. Ya estás curada de tu enfermedad.</w:t>
       </w:r>
     </w:p>
     <w:p>
@@ -4058,7 +4058,7 @@
         <w:rPr>
           <w:lang w:val="es_ES" w:bidi="es_ES"/>
         </w:rPr>
-        <w:t xml:space="preserve"> Mientras decía esto, llegaron de la casa de Jairo y le dieron la noticia de que su hija había muerto, y le dijeron que ya no tenía por qué molestar al maestro.</w:t>
+        <w:t xml:space="preserve"> Mientras decía esto, llegaron de la casa de Jairo. Le dieron la noticia de que su hija había muerto, que ya no tenía por qué molestar al Maestro.</w:t>
       </w:r>
     </w:p>
     <w:p>
@@ -4079,7 +4079,7 @@
         <w:rPr>
           <w:lang w:val="es_ES" w:bidi="es_ES"/>
         </w:rPr>
-        <w:t xml:space="preserve"> Jesús se enteró y le dijo al jefe de la sinagoga: ―No temas. Solo cree.</w:t>
+        <w:t xml:space="preserve"> Jesús se enteró y le dijo: —No temas. Solo cree.</w:t>
       </w:r>
     </w:p>
     <w:p>
@@ -4100,7 +4100,7 @@
         <w:rPr>
           <w:lang w:val="es_ES" w:bidi="es_ES"/>
         </w:rPr>
-        <w:t xml:space="preserve"> Y no permitió que nadie lo acompañara, excepto Pedro, Jacobo y Juan, el hermano de Jacobo.</w:t>
+        <w:t xml:space="preserve"> No permitió que nadie lo acompañara, excepto Pedro, Santiago y su hermano Juan.</w:t>
       </w:r>
     </w:p>
     <w:p>
@@ -4121,7 +4121,7 @@
         <w:rPr>
           <w:lang w:val="es_ES" w:bidi="es_ES"/>
         </w:rPr>
-        <w:t xml:space="preserve"> Al llegar a la casa del jefe de la sinagoga y ver todo el alboroto y el llanto y los lamentos,</w:t>
+        <w:t xml:space="preserve"> Llegaron a la casa del jefe de la sinagoga y vieron todo el alboroto del llanto y los lamentos.</w:t>
       </w:r>
     </w:p>
     <w:p>
@@ -4142,7 +4142,7 @@
         <w:rPr>
           <w:lang w:val="es_ES" w:bidi="es_ES"/>
         </w:rPr>
-        <w:t xml:space="preserve"> Jesús les dijo a los presentes: ―¿A qué viene tanto llanto y alboroto? La niña no está muerta, solo está dormida.</w:t>
+        <w:t xml:space="preserve"> Jesús les dijo a los presentes: —¿A qué viene tanto llanto y alboroto? La niña no está muerta. Solo está dormida.</w:t>
       </w:r>
     </w:p>
     <w:p>
@@ -4163,7 +4163,7 @@
         <w:rPr>
           <w:lang w:val="es_ES" w:bidi="es_ES"/>
         </w:rPr>
-        <w:t xml:space="preserve"> La gente se burló de Jesús; pero él ordenó a todos que salieran, y junto con el padre, la madre y los discípulos que lo acompañaban, entró al cuarto donde estaba la niña.</w:t>
+        <w:t xml:space="preserve"> La gente se burló de Jesús, pero él ordenó a todos que salieran. Junto con el padre, la madre y los discípulos que lo acompañaban, entró al cuarto donde estaba la niña.</w:t>
       </w:r>
     </w:p>
     <w:p>
@@ -4184,28 +4184,28 @@
         <w:rPr>
           <w:lang w:val="es_ES" w:bidi="es_ES"/>
         </w:rPr>
-        <w:t xml:space="preserve"> La tomó de la mano y le dijo: ―Talita cumi (que significa: Levántate, niña).</w:t>
-      </w:r>
-    </w:p>
-    <w:p>
-      <w:pPr/>
-      <w:r>
-        <w:rPr>
-          <w:lang w:val="es_ES" w:bidi="es_ES"/>
-        </w:rPr>
-      </w:r>
-      <w:r>
-        <w:rPr>
-          <w:vertAlign w:val="superscript"/>
-          <w:lang w:val="es_ES" w:bidi="es_ES"/>
-        </w:rPr>
-        <w:t>43</w:t>
-      </w:r>
-      <w:r>
-        <w:rPr>
-          <w:lang w:val="es_ES" w:bidi="es_ES"/>
-        </w:rPr>
-        <w:t xml:space="preserve"> Al instante, la niña, que tenía doce años, se levantó y comenzó a caminar. Jesús mandó que le dieran algo de comer. La gente se quedó maravillada, pero Jesús les rogó encarecidamente que no se lo dijeran a nadie.</w:t>
+        <w:t xml:space="preserve"> La tomó de la mano y le dijo: —Talita cumi. Esto quiere decir: “Levántate, niña”.</w:t>
+      </w:r>
+    </w:p>
+    <w:p>
+      <w:pPr/>
+      <w:r>
+        <w:rPr>
+          <w:lang w:val="es_ES" w:bidi="es_ES"/>
+        </w:rPr>
+      </w:r>
+      <w:r>
+        <w:rPr>
+          <w:vertAlign w:val="superscript"/>
+          <w:lang w:val="es_ES" w:bidi="es_ES"/>
+        </w:rPr>
+        <w:t>42-43</w:t>
+      </w:r>
+      <w:r>
+        <w:rPr>
+          <w:lang w:val="es_ES" w:bidi="es_ES"/>
+        </w:rPr>
+        <w:t xml:space="preserve"> Al instante, la niña se levantó y comenzó a caminar. Tenía 12 años. Jesús mandó que le dieran algo de comer. La gente se quedó maravillada, pero Jesús les mandó que no se lo dijeran a nadie.</w:t>
       </w:r>
     </w:p>
     <w:p>
@@ -4242,7 +4242,7 @@
         <w:rPr>
           <w:lang w:val="es_ES" w:bidi="es_ES"/>
         </w:rPr>
-        <w:t xml:space="preserve"> Poco después, salió de allí y regresó a su tierra, Nazaret, con sus discípulos.</w:t>
+        <w:t xml:space="preserve"> Poco después, salió de allí. Regresó con sus discípulos a su tierra, Nazaret.</w:t>
       </w:r>
     </w:p>
     <w:p>
@@ -4263,7 +4263,7 @@
         <w:rPr>
           <w:lang w:val="es_ES" w:bidi="es_ES"/>
         </w:rPr>
-        <w:t xml:space="preserve"> Cuando llegó el día de reposo, Jesús fue a enseñar en la sinagoga. Muchos de los que lo escuchaban se quedaron asombrados y decían: ―¿De dónde sacó este tanta sabiduría y el poder para hacer estos milagros?</w:t>
+        <w:t xml:space="preserve"> Cuando llegó el día de reposo, Jesús comenzó a enseñar en la sinagoga. Muchos de los que lo escucharon se quedaron asombrados y se preguntaban: —¿De dónde sacó este hombre tanta sabiduría y el poder para hacer estos milagros?</w:t>
       </w:r>
     </w:p>
     <w:p>
@@ -4284,7 +4284,7 @@
         <w:rPr>
           <w:lang w:val="es_ES" w:bidi="es_ES"/>
         </w:rPr>
-        <w:t xml:space="preserve"> ¿No es este el carpintero, el hijo de María, y hermano de Jacobo, de José, de Judas y de Simón? ¿Y no están sus hermanas aquí con nosotros? Y estaban escandalizados a causa de él.</w:t>
+        <w:t xml:space="preserve"> ¿No es este el carpintero? ¿No es el hijo de María y hermano de Santiago, José, Judas y Simón? ¿No viven sus hermanas aquí entre nosotros? Y estaban escandalizados por él.</w:t>
       </w:r>
     </w:p>
     <w:p>
@@ -4305,7 +4305,7 @@
         <w:rPr>
           <w:lang w:val="es_ES" w:bidi="es_ES"/>
         </w:rPr>
-        <w:t xml:space="preserve"> Pero Jesús les dijo: «Donde menos se acepta a un profeta es en su propia tierra, entre sus parientes, y en su casa».</w:t>
+        <w:t xml:space="preserve"> Pero Jesús les dijo: —Donde menos se acepta a un profeta es en su propia tierra, entre sus parientes, y en su casa.</w:t>
       </w:r>
     </w:p>
     <w:p>
@@ -4326,7 +4326,7 @@
         <w:rPr>
           <w:lang w:val="es_ES" w:bidi="es_ES"/>
         </w:rPr>
-        <w:t xml:space="preserve"> Y apenas pudo hacer allí ningún milagro, salvo sanar a algunos enfermos imponiéndoles las manos.</w:t>
+        <w:t xml:space="preserve"> Apenas pudo hacer allí ningún milagro, salvo sanar a algunos enfermos imponiéndoles las manos.</w:t>
       </w:r>
     </w:p>
     <w:p>
@@ -4347,7 +4347,7 @@
         <w:rPr>
           <w:lang w:val="es_ES" w:bidi="es_ES"/>
         </w:rPr>
-        <w:t xml:space="preserve"> Jesús estaba asombrado por la incredulidad de aquella gente. Y recorría las aldeas de alrededor enseñando.</w:t>
+        <w:t xml:space="preserve"> Estaba asombrado de lo poco que creía la gente. Jesús recorrió las aldeas de los alrededores enseñando.</w:t>
       </w:r>
     </w:p>
     <w:p>
@@ -4368,7 +4368,7 @@
         <w:rPr>
           <w:lang w:val="es_ES" w:bidi="es_ES"/>
         </w:rPr>
-        <w:t xml:space="preserve"> Entonces llamó a los doce y comenzó a enviarlos de dos en dos, y les dio autoridad para expulsar a los espíritus malignos.</w:t>
+        <w:t xml:space="preserve"> Entonces llamó a los 12 y comenzó a enviarlos en parejas. Les dio autoridad para expulsar demonios.</w:t>
       </w:r>
     </w:p>
     <w:p>
@@ -4389,7 +4389,7 @@
         <w:rPr>
           <w:lang w:val="es_ES" w:bidi="es_ES"/>
         </w:rPr>
-        <w:t xml:space="preserve"> Les mandó que no llevaran nada para el camino, solo un bastón; no debían llevar ni pan, ni alforja, ni dinero;</w:t>
+        <w:t xml:space="preserve"> Les ordenó no llevar nada para el camino, excepto un bastón. No debían llevar pan, ni bolsa, ni dinero en el cinturón.</w:t>
       </w:r>
     </w:p>
     <w:p>
@@ -4410,7 +4410,7 @@
         <w:rPr>
           <w:lang w:val="es_ES" w:bidi="es_ES"/>
         </w:rPr>
-        <w:t xml:space="preserve"> podían llevar sandalias, pero no más de una túnica.</w:t>
+        <w:t xml:space="preserve"> Les dijo que podían llevar sandalias, pero no más de una túnica.</w:t>
       </w:r>
     </w:p>
     <w:p>
@@ -4431,7 +4431,7 @@
         <w:rPr>
           <w:lang w:val="es_ES" w:bidi="es_ES"/>
         </w:rPr>
-        <w:t xml:space="preserve"> «Cuando vayan a un pueblo y entren en una casa —les dijo—, quédense allí hasta que salgan de ese lugar.</w:t>
+        <w:t xml:space="preserve"> Añadió: —En la casa a la que lleguen, quédense allí hasta que salgan de ese lugar.</w:t>
       </w:r>
     </w:p>
     <w:p>
@@ -4452,7 +4452,7 @@
         <w:rPr>
           <w:lang w:val="es_ES" w:bidi="es_ES"/>
         </w:rPr>
-        <w:t xml:space="preserve"> Si en algún lugar no los reciben ni escuchan, cuando salgan de allí, sacúdanse el polvo de los pies, como testimonio contra ellos.</w:t>
+        <w:t xml:space="preserve"> Si en algún lugar no los reciben ni los escuchan, salgan de allí. Sacúdanse el polvo de los pies como advertencia contra ellos.</w:t>
       </w:r>
     </w:p>
     <w:p>
@@ -4473,7 +4473,7 @@
         <w:rPr>
           <w:lang w:val="es_ES" w:bidi="es_ES"/>
         </w:rPr>
-        <w:t xml:space="preserve"> Entonces los discípulos salieron, y fueron a predicar a la gente que se arrepintiera.</w:t>
+        <w:t xml:space="preserve"> Los discípulos salieron y exhortaban a la gente a que se arrepintiera.</w:t>
       </w:r>
     </w:p>
     <w:p>
@@ -4494,7 +4494,7 @@
         <w:rPr>
           <w:lang w:val="es_ES" w:bidi="es_ES"/>
         </w:rPr>
-        <w:t xml:space="preserve"> Echaban fuera muchos demonios y ungían con aceite a muchos enfermos, y los sanaban.</w:t>
+        <w:t xml:space="preserve"> Expulsaron muchos demonios y sanaron a muchos enfermos ungiéndolos con aceite.</w:t>
       </w:r>
     </w:p>
     <w:p>
@@ -4515,7 +4515,7 @@
         <w:rPr>
           <w:lang w:val="es_ES" w:bidi="es_ES"/>
         </w:rPr>
-        <w:t xml:space="preserve"> La fama de Jesús llegó a oídos del rey Herodes, que decía: «Juan el Bautista ha resucitado de los muertos, y por eso tiene estos poderes milagrosos».</w:t>
+        <w:t xml:space="preserve"> La fama de Jesús llegó a oídos del rey Herodes. Él pensaba: “Juan el Bautista ha resucitado de los muertos. Por eso tiene estos poderes milagrosos”.</w:t>
       </w:r>
     </w:p>
     <w:p>
@@ -4536,7 +4536,7 @@
         <w:rPr>
           <w:lang w:val="es_ES" w:bidi="es_ES"/>
         </w:rPr>
-        <w:t xml:space="preserve"> De hecho, algunos decían de Jesús: «Es Elías»; y otros decían: «Es un profeta, como los de antes».</w:t>
+        <w:t xml:space="preserve"> Otros decían que Jesús era Elías. Y otros decían que era uno de los profetas.</w:t>
       </w:r>
     </w:p>
     <w:p>
@@ -4557,28 +4557,28 @@
         <w:rPr>
           <w:lang w:val="es_ES" w:bidi="es_ES"/>
         </w:rPr>
-        <w:t xml:space="preserve"> Pero Herodes insistía: «Es Juan, a quien yo decapité, que ha resucitado».</w:t>
-      </w:r>
-    </w:p>
-    <w:p>
-      <w:pPr/>
-      <w:r>
-        <w:rPr>
-          <w:lang w:val="es_ES" w:bidi="es_ES"/>
-        </w:rPr>
-      </w:r>
-      <w:r>
-        <w:rPr>
-          <w:vertAlign w:val="superscript"/>
-          <w:lang w:val="es_ES" w:bidi="es_ES"/>
-        </w:rPr>
-        <w:t>18</w:t>
-      </w:r>
-      <w:r>
-        <w:rPr>
-          <w:lang w:val="es_ES" w:bidi="es_ES"/>
-        </w:rPr>
-        <w:t xml:space="preserve"> Porque Herodes había arrestado a Juan y lo había encadenado en la cárcel a causa de Herodías, la esposa de su hermano Felipe, pues Juan le decía que era pecado tenerla como esposa.</w:t>
+        <w:t xml:space="preserve"> Pero Herodes insistía: —Es Juan, a quien yo decapité. Ha resucitado.</w:t>
+      </w:r>
+    </w:p>
+    <w:p>
+      <w:pPr/>
+      <w:r>
+        <w:rPr>
+          <w:lang w:val="es_ES" w:bidi="es_ES"/>
+        </w:rPr>
+      </w:r>
+      <w:r>
+        <w:rPr>
+          <w:vertAlign w:val="superscript"/>
+          <w:lang w:val="es_ES" w:bidi="es_ES"/>
+        </w:rPr>
+        <w:t>17-18</w:t>
+      </w:r>
+      <w:r>
+        <w:rPr>
+          <w:lang w:val="es_ES" w:bidi="es_ES"/>
+        </w:rPr>
+        <w:t xml:space="preserve"> Lo decía porque él había arrestado a Juan. Lo había encadenado en la cárcel a causa de Herodías, la esposa de su hermano Felipe. Pues Juan le decía que era pecado tenerla como esposa.</w:t>
       </w:r>
     </w:p>
     <w:p>
@@ -4599,7 +4599,7 @@
         <w:rPr>
           <w:lang w:val="es_ES" w:bidi="es_ES"/>
         </w:rPr>
-        <w:t xml:space="preserve"> Por eso Herodías odiaba a Juan y quería matarlo, pero no podía.</w:t>
+        <w:t xml:space="preserve"> Por eso Herodías odiaba a Juan y quería matarlo. Pero no podía</w:t>
       </w:r>
     </w:p>
     <w:p>
@@ -4620,7 +4620,7 @@
         <w:rPr>
           <w:lang w:val="es_ES" w:bidi="es_ES"/>
         </w:rPr>
-        <w:t xml:space="preserve"> Porque Herodes temía a Juan, sabiendo que era un hombre justo y santo, y lo protegía. Y lo escuchaba con gusto, aunque al escucharlo se quedaba desconcertado.</w:t>
+        <w:t xml:space="preserve"> porque Herodes temía a Juan. Herodes sabía que era un hombre justo y santo, y lo protegía. Y lo escuchaba con gusto, aunque al escucharlo se quedaba desconcertado.</w:t>
       </w:r>
     </w:p>
     <w:p>
@@ -4641,7 +4641,7 @@
         <w:rPr>
           <w:lang w:val="es_ES" w:bidi="es_ES"/>
         </w:rPr>
-        <w:t xml:space="preserve"> Un día llegó la oportunidad que Herodías esperaba. Era el cumpleaños de Herodes, y el rey organizó un banquete para sus oficiales, los comandantes del ejército y la gente importante de Galilea.</w:t>
+        <w:t xml:space="preserve"> Un día llegó la oportunidad que Herodías esperaba. Era el cumpleaños de Herodes. El rey organizó un banquete para sus oficiales, los comandantes del ejército y la gente importante de Galilea.</w:t>
       </w:r>
     </w:p>
     <w:p>
@@ -4662,7 +4662,7 @@
         <w:rPr>
           <w:lang w:val="es_ES" w:bidi="es_ES"/>
         </w:rPr>
-        <w:t xml:space="preserve"> Durante el banquete, la hija de Herodías entró y bailó, y gustó mucho a Herodes y a los que comían con él. Y el rey le dijo: —Pídeme lo que quieras, y te lo daré.</w:t>
+        <w:t xml:space="preserve"> Durante el banquete, la hija de Herodías entró y bailó. Eso les gustó mucho a Herodes y a los que comían con él. El rey le dijo: —Pídeme lo que quieras y te lo daré,</w:t>
       </w:r>
     </w:p>
     <w:p>
@@ -4683,7 +4683,7 @@
         <w:rPr>
           <w:lang w:val="es_ES" w:bidi="es_ES"/>
         </w:rPr>
-        <w:t xml:space="preserve"> Aunque sea la mitad del reino—. Y se lo prometió con juramento.</w:t>
+        <w:t xml:space="preserve"> aunque sea la mitad del reino. Y se lo prometió con juramento.</w:t>
       </w:r>
     </w:p>
     <w:p>
@@ -4746,7 +4746,7 @@
         <w:rPr>
           <w:lang w:val="es_ES" w:bidi="es_ES"/>
         </w:rPr>
-        <w:t xml:space="preserve"> El rey se entristeció mucho, pero como lo había jurado y lo habían visto los que estaban con él a la mesa, tuvo que complacerla.</w:t>
+        <w:t xml:space="preserve"> El rey se entristeció mucho. Pero lo había jurado, y lo habían visto los que estaban con él a la mesa. Así que tuvo que complacerla.</w:t>
       </w:r>
     </w:p>
     <w:p>
@@ -4767,7 +4767,7 @@
         <w:rPr>
           <w:lang w:val="es_ES" w:bidi="es_ES"/>
         </w:rPr>
-        <w:t xml:space="preserve"> En seguida, el rey envió a uno de sus guardias con la orden de traer la cabeza de Juan, y el soldado fue y lo decapitó en la prisión.</w:t>
+        <w:t xml:space="preserve"> Enseguida, el rey envió a uno de sus guardias con la orden de traer la cabeza de Juan. El soldado fue y lo decapitó en la prisión.</w:t>
       </w:r>
     </w:p>
     <w:p>
@@ -4788,7 +4788,7 @@
         <w:rPr>
           <w:lang w:val="es_ES" w:bidi="es_ES"/>
         </w:rPr>
-        <w:t xml:space="preserve"> Entonces trajo la cabeza de Juan sobre una bandeja y se la dio a la joven, y ella se la entregó a su madre.</w:t>
+        <w:t xml:space="preserve"> Entonces trajo la cabeza de Juan sobre una bandeja y se la dio a la joven. Ella se la entregó a su madre.</w:t>
       </w:r>
     </w:p>
     <w:p>
@@ -4809,7 +4809,7 @@
         <w:rPr>
           <w:lang w:val="es_ES" w:bidi="es_ES"/>
         </w:rPr>
-        <w:t xml:space="preserve"> Cuando los discípulos de Juan se enteraron, fueron, tomaron su cuerpo y lo pusieron en un sepulcro.</w:t>
+        <w:t xml:space="preserve"> Los discípulos de Juan se enteraron. Fueron, tomaron su cuerpo y lo pusieron en un sepulcro.</w:t>
       </w:r>
     </w:p>
     <w:p>
@@ -4830,7 +4830,7 @@
         <w:rPr>
           <w:lang w:val="es_ES" w:bidi="es_ES"/>
         </w:rPr>
-        <w:t xml:space="preserve"> Los apóstoles se reunieron con Jesús y le contaron todo lo que habían hecho y enseñado.</w:t>
+        <w:t xml:space="preserve"> Los apóstoles se reunieron con Jesús. Le contaron todo lo que habían hecho y enseñado.</w:t>
       </w:r>
     </w:p>
     <w:p>
@@ -4851,7 +4851,7 @@
         <w:rPr>
           <w:lang w:val="es_ES" w:bidi="es_ES"/>
         </w:rPr>
-        <w:t xml:space="preserve"> Había tanta gente entrando y saliendo que ni siquiera tenían tiempo para comer. Entonces Jesús les dijo: ―Vengan, apartémonos a un lugar solitario para descansar un poco.</w:t>
+        <w:t xml:space="preserve"> Había tanta gente entrando y saliendo que ni siquiera tenían tiempo para comer. Entonces Jesús les dijo: —Vengan, apartémonos a un lugar solitario para descansar un poco.</w:t>
       </w:r>
     </w:p>
     <w:p>
@@ -4893,7 +4893,7 @@
         <w:rPr>
           <w:lang w:val="es_ES" w:bidi="es_ES"/>
         </w:rPr>
-        <w:t xml:space="preserve"> Y muchos los vieron salir y los reconocieron; y desde todas las ciudades corrieron hasta allí por tierra, y llegaron antes que ellos.</w:t>
+        <w:t xml:space="preserve"> Muchos los vieron salir y los reconocieron. Desde todas las ciudades corrieron hasta allí por tierra, y llegaron antes que ellos.</w:t>
       </w:r>
     </w:p>
     <w:p>
@@ -4914,7 +4914,7 @@
         <w:rPr>
           <w:lang w:val="es_ES" w:bidi="es_ES"/>
         </w:rPr>
-        <w:t xml:space="preserve"> Cuando Jesús salió de la barca, vio a una gran multitud y tuvo compasión de ellos, porque eran como ovejas que no tienen pastor; y comenzó a enseñarles muchas cosas.</w:t>
+        <w:t xml:space="preserve"> Cuando Jesús bajó de la barca, vio a la multitud. Sintió compasión de ellos, porque eran como ovejas sin pastor. Entonces comenzó a enseñarles muchas cosas.</w:t>
       </w:r>
     </w:p>
     <w:p>
@@ -4935,7 +4935,7 @@
         <w:rPr>
           <w:lang w:val="es_ES" w:bidi="es_ES"/>
         </w:rPr>
-        <w:t xml:space="preserve"> Se hizo muy tarde, sus discípulos se acercaron a él y le dijeron: ―Estamos en un lugar desierto y ya es muy tarde.</w:t>
+        <w:t xml:space="preserve"> Se hizo muy tarde. Sus discípulos se acercaron a él y le dijeron: —Estamos en un lugar desierto y ya es muy tarde.</w:t>
       </w:r>
     </w:p>
     <w:p>
@@ -4977,7 +4977,7 @@
         <w:rPr>
           <w:lang w:val="es_ES" w:bidi="es_ES"/>
         </w:rPr>
-        <w:t xml:space="preserve"> ―Denles ustedes de comer—les dijo Jesús. ―¿Con qué?—respondieron—. Costaría el salario de siete meses comprar pan para toda esta multitud.</w:t>
+        <w:t xml:space="preserve"> Jesús les respondió: —Denles ustedes de comer. Ellos le preguntaron: —¿Cómo vamos a hacer eso? Tendríamos que gastar el salario de 200 días para comprar pan suficiente para todos.</w:t>
       </w:r>
     </w:p>
     <w:p>
@@ -4998,7 +4998,7 @@
         <w:rPr>
           <w:lang w:val="es_ES" w:bidi="es_ES"/>
         </w:rPr>
-        <w:t xml:space="preserve"> ―¿Cuántos panes tienen?—les preguntó—. Vayan a verlo. Cuando lo averiguaron, dijeron: ―Cinco panes y dos peces.</w:t>
+        <w:t xml:space="preserve"> —¿Cuántos panes tienen? —les preguntó—. Vayan a verlo. Cuando lo averiguaron, dijeron: —Tenemos 5 panes y 2 peces.</w:t>
       </w:r>
     </w:p>
     <w:p>
@@ -5040,7 +5040,7 @@
         <w:rPr>
           <w:lang w:val="es_ES" w:bidi="es_ES"/>
         </w:rPr>
-        <w:t xml:space="preserve"> Y se sentaron en grupos de cien y de cincuenta.</w:t>
+        <w:t xml:space="preserve"> Así que se sentaron en grupos de 100 y de 50.</w:t>
       </w:r>
     </w:p>
     <w:p>
@@ -5061,7 +5061,7 @@
         <w:rPr>
           <w:lang w:val="es_ES" w:bidi="es_ES"/>
         </w:rPr>
-        <w:t xml:space="preserve"> Jesús tomó los cinco panes y los dos peces, y levantando los ojos al cielo, los bendijo. Luego, partió los panes y se los dio a sus discípulos para que los repartieran entre la gente.</w:t>
+        <w:t xml:space="preserve"> Jesús tomó los 5 panes y los 2 peces. Levantó la mirada al cielo y los bendijo. Partió los panes y los entregó a sus discípulos para que los repartieran a la multitud. Lo mismo hizo con los peces.</w:t>
       </w:r>
     </w:p>
     <w:p>
@@ -5097,13 +5097,13 @@
           <w:vertAlign w:val="superscript"/>
           <w:lang w:val="es_ES" w:bidi="es_ES"/>
         </w:rPr>
-        <w:t>44</w:t>
-      </w:r>
-      <w:r>
-        <w:rPr>
-          <w:lang w:val="es_ES" w:bidi="es_ES"/>
-        </w:rPr>
-        <w:t xml:space="preserve"> Recogieron doce cestas llenas de pedazos de pan y de pescado que sobraron. Habían dado de comer a cinco mil hombres.</w:t>
+        <w:t>43-44</w:t>
+      </w:r>
+      <w:r>
+        <w:rPr>
+          <w:lang w:val="es_ES" w:bidi="es_ES"/>
+        </w:rPr>
+        <w:t xml:space="preserve"> Había unos 5.000 hombres. Recogieron 12 cestas llenas de pedazos de pan y de pescado que sobraron.</w:t>
       </w:r>
     </w:p>
     <w:p>
@@ -5124,7 +5124,7 @@
         <w:rPr>
           <w:lang w:val="es_ES" w:bidi="es_ES"/>
         </w:rPr>
-        <w:t xml:space="preserve"> Jesús hizo que sus discípulos subieran a la barca y fueran antes que él a Betsaida, mientras él despedía a la multitud.</w:t>
+        <w:t xml:space="preserve"> Jesús hizo que sus discípulos subieran a la barca y fueran antes que él a Betsaida. Mientras, él despedía a la multitud.</w:t>
       </w:r>
     </w:p>
     <w:p>
@@ -5166,7 +5166,7 @@
         <w:rPr>
           <w:lang w:val="es_ES" w:bidi="es_ES"/>
         </w:rPr>
-        <w:t xml:space="preserve"> Cuando llegó la noche, la barca estaba en medio del lago, y Jesús estaba solo en tierra.</w:t>
+        <w:t xml:space="preserve"> Cuando llegó la noche, la barca estaba en medio del lago. Jesús estaba solo en tierra.</w:t>
       </w:r>
     </w:p>
     <w:p>
@@ -5187,7 +5187,7 @@
         <w:rPr>
           <w:lang w:val="es_ES" w:bidi="es_ES"/>
         </w:rPr>
-        <w:t xml:space="preserve"> Jesús vio que los discípulos tenían problemas para remar, porque el viento les era contrario, se acercó a ellos alrededor de las tres de la mañana,las tres de la mañana: lit. la cuarta vigilia de la noche" class="footnote-marker"&gt;1 caminando sobre el mar, como para pasar de largo de ellos.</w:t>
+        <w:t xml:space="preserve"> Vio que los discípulos tenían problemas para remar, porque el viento les era contrario. Se acercó a ellos alrededor de las 3 de la mañana. Caminaba sobre el mar, como para pasar de largo de ellos.</w:t>
       </w:r>
     </w:p>
     <w:p>
@@ -5208,7 +5208,7 @@
         <w:rPr>
           <w:lang w:val="es_ES" w:bidi="es_ES"/>
         </w:rPr>
-        <w:t xml:space="preserve"> Pero cuando lo vieron caminar sobre el agua, pensaron que era un fantasma y gritaron de miedo,</w:t>
+        <w:t xml:space="preserve"> Pero cuando lo vieron caminar sobre el agua, pensaron que era un fantasma. Gritaron de miedo,</w:t>
       </w:r>
     </w:p>
     <w:p>
@@ -5229,7 +5229,7 @@
         <w:rPr>
           <w:lang w:val="es_ES" w:bidi="es_ES"/>
         </w:rPr>
-        <w:t xml:space="preserve"> porque todos lo vieron y se asustaron. Pero él enseguida les habló: «¡Ánimo! Soy yo, no tengan miedo».</w:t>
+        <w:t xml:space="preserve"> porque todos lo vieron y se asustaron. Pero él enseguida les habló: —¡Ánimo! Soy yo, no tengan miedo.</w:t>
       </w:r>
     </w:p>
     <w:p>
@@ -5250,7 +5250,7 @@
         <w:rPr>
           <w:lang w:val="es_ES" w:bidi="es_ES"/>
         </w:rPr>
-        <w:t xml:space="preserve"> Entonces entró con ellos en la barca, y el viento se calmó. Los discípulos se quedaron muy asombrados</w:t>
+        <w:t xml:space="preserve"> Entonces entró con ellos en la barca, y el viento se calmó. Los discípulos se quedaron muy asombrados.</w:t>
       </w:r>
     </w:p>
     <w:p>
@@ -5271,7 +5271,7 @@
         <w:rPr>
           <w:lang w:val="es_ES" w:bidi="es_ES"/>
         </w:rPr>
-        <w:t xml:space="preserve"> pues todavía no entendían lo de los panes, porque tenían el corazón endurecido.</w:t>
+        <w:t xml:space="preserve"> Todavía no entendían lo de los panes, porque tenían el corazón endurecido.</w:t>
       </w:r>
     </w:p>
     <w:p>
@@ -5292,7 +5292,7 @@
         <w:rPr>
           <w:lang w:val="es_ES" w:bidi="es_ES"/>
         </w:rPr>
-        <w:t xml:space="preserve"> Cuando cruzaron y llegaron a tierra en Genesaret, anclaron la barca</w:t>
+        <w:t xml:space="preserve"> Cuando cruzaron y llegaron a tierra en Genesaret, anclaron la barca.</w:t>
       </w:r>
     </w:p>
     <w:p>
@@ -5313,7 +5313,7 @@
         <w:rPr>
           <w:lang w:val="es_ES" w:bidi="es_ES"/>
         </w:rPr>
-        <w:t xml:space="preserve"> y bajaron a tierra. Enseguida la gente reconoció a Jesús.</w:t>
+        <w:t xml:space="preserve"> Bajaron a tierra y enseguida la gente reconoció a Jesús.</w:t>
       </w:r>
     </w:p>
     <w:p>
@@ -5334,7 +5334,7 @@
         <w:rPr>
           <w:lang w:val="es_ES" w:bidi="es_ES"/>
         </w:rPr>
-        <w:t xml:space="preserve"> Iban tras él por toda aquella región, y cuando sabían que estaba en algún lugar, le llevaban en camillas a los enfermos.</w:t>
+        <w:t xml:space="preserve"> Recorrieron toda aquella región. Cuando la gente oía que Jesús estaba en algún lugar, le llevaban a los enfermos en camillas.</w:t>
       </w:r>
     </w:p>
     <w:p>
@@ -5355,7 +5355,7 @@
         <w:rPr>
           <w:lang w:val="es_ES" w:bidi="es_ES"/>
         </w:rPr>
-        <w:t xml:space="preserve"> Y dondequiera que iba, ya fueran pueblos, ciudades o campos, colocaban a los enfermos en las plazas y le rogaban que les permitiera tocar siquiera el borde de su manto; y todos los que lo tocaban quedaban sanados.</w:t>
+        <w:t xml:space="preserve"> Dondequiera que él entraba, en aldeas, ciudades o campos, colocaban a los enfermos en las plazas. Le rogaban que les permitiera tocar aunque fuera el borde de su manto. Todos los que lo tocaban quedaban sanos.</w:t>
       </w:r>
     </w:p>
     <w:p>
@@ -5392,7 +5392,7 @@
         <w:rPr>
           <w:lang w:val="es_ES" w:bidi="es_ES"/>
         </w:rPr>
-        <w:t xml:space="preserve"> Los fariseos y algunos de los maestros de la ley que habían venido de Jerusalén se reunieron en torno a Jesús.</w:t>
+        <w:t xml:space="preserve"> Llegaron de Jerusalén algunos fariseos y maestros de la ley, y se acercaron a Jesús.</w:t>
       </w:r>
     </w:p>
     <w:p>
@@ -5413,7 +5413,7 @@
         <w:rPr>
           <w:lang w:val="es_ES" w:bidi="es_ES"/>
         </w:rPr>
-        <w:t xml:space="preserve"> Observaron que algunos de sus discípulos comían con manos impuras, es decir, sin lavarse las manos.</w:t>
+        <w:t xml:space="preserve"> Observaron que algunos de sus discípulos comían con manos impuras. Es decir, comían sin lavarse las manos.</w:t>
       </w:r>
     </w:p>
     <w:p>
@@ -5434,7 +5434,7 @@
         <w:rPr>
           <w:lang w:val="es_ES" w:bidi="es_ES"/>
         </w:rPr>
-        <w:t xml:space="preserve"> Porque los fariseos y los judíos en general no comen nada si antes no se lavan cuidadosamente las manos, para guardar la tradición de los ancianos.</w:t>
+        <w:t xml:space="preserve"> Los fariseos, y los judíos en general, no comen nada si antes no se lavan cuidadosamente las manos. Así guardan la tradición de los ancianos.</w:t>
       </w:r>
     </w:p>
     <w:p>
@@ -5455,7 +5455,7 @@
         <w:rPr>
           <w:lang w:val="es_ES" w:bidi="es_ES"/>
         </w:rPr>
-        <w:t xml:space="preserve"> Cuando vuelven del mercado, no comen sin antes lavarse, y guardan muchas otras tradiciones, como labar las copas, las jarras y los utensilios de cobre.</w:t>
+        <w:t xml:space="preserve"> Cuando vuelven del mercado, no comen sin antes lavarse. Guardan muchas otras tradiciones además, como lavar las copas, las jarras y los utensilios de cobre.</w:t>
       </w:r>
     </w:p>
     <w:p>
@@ -5476,7 +5476,7 @@
         <w:rPr>
           <w:lang w:val="es_ES" w:bidi="es_ES"/>
         </w:rPr>
-        <w:t xml:space="preserve"> —¿Por qué tus discípulos no guardan la tradición de los ancianos y comen pan con manos impuras? —le preguntaron los fariseos y los maestros de la ley a Jesús.</w:t>
+        <w:t xml:space="preserve"> —¿Por qué tus discípulos no guardan la tradición de los ancianos? ¿Por qué comen pan con manos impuras? —le preguntaron los fariseos y los maestros de la ley a Jesús.</w:t>
       </w:r>
     </w:p>
     <w:p>
@@ -5497,7 +5497,7 @@
         <w:rPr>
           <w:lang w:val="es_ES" w:bidi="es_ES"/>
         </w:rPr>
-        <w:t xml:space="preserve"> Jesús les respondió: —¡Hipócritas! Bien profetizó Isaías de ustedes: “Este pueblo me honra con su boca, pero su corazón está lejos de mí.</w:t>
+        <w:t xml:space="preserve"> Jesús les respondió: —¡Hipócritas! Bien profetizó Isaías de ustedes: “Este pueblo se acerca a mí con la boca y me honra con los labios. Pero su corazón está lejos de mí.</w:t>
       </w:r>
     </w:p>
     <w:p>
@@ -5518,7 +5518,7 @@
         <w:rPr>
           <w:lang w:val="es_ES" w:bidi="es_ES"/>
         </w:rPr>
-        <w:t xml:space="preserve"> En vano me adoran, enseñan mandamientos de hombres como si fueran doctrina.</w:t>
+        <w:t xml:space="preserve"> Su adoración no es más que reglas humanas aprendidas de memoria”.</w:t>
       </w:r>
     </w:p>
     <w:p>
@@ -5539,7 +5539,7 @@
         <w:rPr>
           <w:lang w:val="es_ES" w:bidi="es_ES"/>
         </w:rPr>
-        <w:t xml:space="preserve"> »Han abandonado el mandamiento de Dios y se aferran a la tradición de los hombres.</w:t>
+        <w:t xml:space="preserve"> Han abandonado el mandamiento de Dios y se aferran a la tradición de los seres humanos.</w:t>
       </w:r>
     </w:p>
     <w:p>
@@ -5581,7 +5581,7 @@
         <w:rPr>
           <w:lang w:val="es_ES" w:bidi="es_ES"/>
         </w:rPr>
-        <w:t xml:space="preserve"> »Porque Moisés dijo: “Honra a tu padre y a tu madre; y el que maldiga a su padre o a su madre debe morir.”</w:t>
+        <w:t xml:space="preserve"> Moisés dijo: “Honra a tu padre y a tu madre”. También dijo: “El que maldiga a su padre o a su madre deberá morir”.</w:t>
       </w:r>
     </w:p>
     <w:p>
@@ -5602,7 +5602,7 @@
         <w:rPr>
           <w:lang w:val="es_ES" w:bidi="es_ES"/>
         </w:rPr>
-        <w:t xml:space="preserve"> Sin embargo, ustedes dicen: "Si alguien dice a su padre o a su madre: 'Lo que tenía para ayudarte es corbán, es decir, lo he dedicado a Dios'.</w:t>
+        <w:t xml:space="preserve"> Sin embargo, ustedes dicen: “Cualquiera puede decir a su padre o a su madre que lo que tenía para ayudarlos es corbán. Es decir, lo ha dedicado a Dios”.</w:t>
       </w:r>
     </w:p>
     <w:p>
@@ -5665,7 +5665,7 @@
         <w:rPr>
           <w:lang w:val="es_ES" w:bidi="es_ES"/>
         </w:rPr>
-        <w:t xml:space="preserve"> Entonces Jesús volvió a llamar a la multitud y les dijo: Escúchenme todos y entiendan:</w:t>
+        <w:t xml:space="preserve"> Entonces Jesús volvió a llamar a la multitud y les dijo: —Escúchenme todos y entiendan.</w:t>
       </w:r>
     </w:p>
     <w:p>
@@ -5686,7 +5686,7 @@
         <w:rPr>
           <w:lang w:val="es_ES" w:bidi="es_ES"/>
         </w:rPr>
-        <w:t xml:space="preserve"> Nada de lo que entra en la persona desde afuera la contamina; lo que la contamina es lo que sale del interior de la persona.</w:t>
+        <w:t xml:space="preserve"> Nada de lo que entra en la persona desde afuera la contamina. Lo que la contamina es lo que sale del interior de la persona.</w:t>
       </w:r>
     </w:p>
     <w:p>
@@ -5728,7 +5728,7 @@
         <w:rPr>
           <w:lang w:val="es_ES" w:bidi="es_ES"/>
         </w:rPr>
-        <w:t xml:space="preserve"> ¿Tampoco ustedes lo entienden? —les dijo— ¿No comprenden que lo que entra desde afuera en el hombre no puede contaminarlo,</w:t>
+        <w:t xml:space="preserve"> —¿Tampoco ustedes lo entienden? —les dijo—. ¿No comprenden que lo que entra desde afuera en la persona no puede contaminarla?</w:t>
       </w:r>
     </w:p>
     <w:p>
@@ -5749,7 +5749,7 @@
         <w:rPr>
           <w:lang w:val="es_ES" w:bidi="es_ES"/>
         </w:rPr>
-        <w:t xml:space="preserve"> porque no entra en su corazón, sino en el vientre, y sale al baño. Con esto, Jesús declaró limpios todos los alimentos.</w:t>
+        <w:t xml:space="preserve"> Es que no entra en su corazón, sino en el vientre. Luego sale al baño. Con esto, Jesús declaró puros todos los alimentos.</w:t>
       </w:r>
     </w:p>
     <w:p>
@@ -5770,7 +5770,7 @@
         <w:rPr>
           <w:lang w:val="es_ES" w:bidi="es_ES"/>
         </w:rPr>
-        <w:t xml:space="preserve"> Y siguió diciendo: Lo que sale del interior de la persona, eso es lo que la contamina.</w:t>
+        <w:t xml:space="preserve"> Y siguió diciendo: —Lo que sale del interior de la persona, eso es lo que la contamina.</w:t>
       </w:r>
     </w:p>
     <w:p>
@@ -5791,7 +5791,7 @@
         <w:rPr>
           <w:lang w:val="es_ES" w:bidi="es_ES"/>
         </w:rPr>
-        <w:t xml:space="preserve"> Porque de adentro, del corazón de las personas, salen los malos pensamientos, la inmoralidad sexual, los robos y los asesinatos.</w:t>
+        <w:t xml:space="preserve"> De adentro, del corazón de las personas, salen los malos pensamientos, la inmoralidad sexual, los robos y los asesinatos.</w:t>
       </w:r>
     </w:p>
     <w:p>
@@ -5812,7 +5812,7 @@
         <w:rPr>
           <w:lang w:val="es_ES" w:bidi="es_ES"/>
         </w:rPr>
-        <w:t xml:space="preserve"> los adulterios, la codicia, las acciones malvadas, los engaños, el desenfreno sexual, la envidia, las calumnias, la soberbia y la insensatez.</w:t>
+        <w:t xml:space="preserve"> De allí salen los adulterios, la codicia, las acciones malvadas y los engaños. También salen el desenfreno sexual, la envidia, las calumnias, la soberbia y la insensatez.</w:t>
       </w:r>
     </w:p>
     <w:p>
@@ -5875,7 +5875,7 @@
         <w:rPr>
           <w:lang w:val="es_ES" w:bidi="es_ES"/>
         </w:rPr>
-        <w:t xml:space="preserve"> En seguida, una mujer que tenía una hija poseída por un espíritu impuro, cuando supo que él estaba allí, vino y se postró a sus pies.</w:t>
+        <w:t xml:space="preserve"> Enseguida, cierta mujer supo que él estaba allí. Ella tenía una hija atormentada por un espíritu maligno. Vino y se postró a sus pies.</w:t>
       </w:r>
     </w:p>
     <w:p>
@@ -5896,7 +5896,7 @@
         <w:rPr>
           <w:lang w:val="es_ES" w:bidi="es_ES"/>
         </w:rPr>
-        <w:t xml:space="preserve"> La mujer era griega, de origen sirofenicio, y le rogaba a Jesús que echara fuera al demonio que tenía su hija.</w:t>
+        <w:t xml:space="preserve"> La mujer era griega, de origen sirofenicio. Le rogaba a Jesús que echara fuera el demonio que tenía su hija.</w:t>
       </w:r>
     </w:p>
     <w:p>
@@ -5917,7 +5917,7 @@
         <w:rPr>
           <w:lang w:val="es_ES" w:bidi="es_ES"/>
         </w:rPr>
-        <w:t xml:space="preserve"> —Primero deja que se sacien los hijos —respondió Jesús— porque no está bien tomar el pan de los hijos y echárselo a los perros.</w:t>
+        <w:t xml:space="preserve"> —Primero deja que se sacien los hijos —respondió Jesús—. No está bien tomar el pan de los hijos y echárselo a los perros.</w:t>
       </w:r>
     </w:p>
     <w:p>
@@ -5938,7 +5938,7 @@
         <w:rPr>
           <w:lang w:val="es_ES" w:bidi="es_ES"/>
         </w:rPr>
-        <w:t xml:space="preserve"> —Sí, Señor —respondió la mujer—, pero hasta los perrillos, debajo de la mesa, comen de las migajas de los hijos.</w:t>
+        <w:t xml:space="preserve"> —Sí, Señor —respondió la mujer—. Pero hasta los perrillos, debajo de la mesa, comen de las migajas de los hijos.</w:t>
       </w:r>
     </w:p>
     <w:p>
@@ -5959,7 +5959,7 @@
         <w:rPr>
           <w:lang w:val="es_ES" w:bidi="es_ES"/>
         </w:rPr>
-        <w:t xml:space="preserve"> —Muy buena respuesta, vete; el demonio ha salido de tu hija —le dijo Jesús.</w:t>
+        <w:t xml:space="preserve"> —¡Muy buena respuesta! Vete, el demonio ha salido de tu hija —le dijo Jesús.</w:t>
       </w:r>
     </w:p>
     <w:p>
@@ -5980,7 +5980,7 @@
         <w:rPr>
           <w:lang w:val="es_ES" w:bidi="es_ES"/>
         </w:rPr>
-        <w:t xml:space="preserve"> Cuando la muejr llegó a su casa, encontró a su hija acostada tranquilamente en la cama, y el demonio se había ido.</w:t>
+        <w:t xml:space="preserve"> Cuando la mujer llegó a su casa, encontró a su hija acostada en la cama. El demonio había salido de ella.</w:t>
       </w:r>
     </w:p>
     <w:p>
@@ -6001,7 +6001,7 @@
         <w:rPr>
           <w:lang w:val="es_ES" w:bidi="es_ES"/>
         </w:rPr>
-        <w:t xml:space="preserve"> Entonces Jesús, con sus discípulos, salió de la región de Tiro, pasó por la región de Sidón y llegó al lago de Galilea, atravesando la región de Decápolis.</w:t>
+        <w:t xml:space="preserve"> Entonces Jesús, con sus discípulos, salió de la región de Tiro. Pasó por la región de Sidón. Llegó al lago de Galilea, atravesando la región de Decápolis.</w:t>
       </w:r>
     </w:p>
     <w:p>
@@ -6022,7 +6022,7 @@
         <w:rPr>
           <w:lang w:val="es_ES" w:bidi="es_ES"/>
         </w:rPr>
-        <w:t xml:space="preserve"> Mientras estaba allí, le trajeron a un hombre sordo que apenas podía hablar, y le rogaron que le pusiera la mano para sanarlo.</w:t>
+        <w:t xml:space="preserve"> Le trajeron a un hombre que era sordo y apenas podía hablar. Le suplicaron que pusiera la mano sobre él.</w:t>
       </w:r>
     </w:p>
     <w:p>
@@ -6043,7 +6043,7 @@
         <w:rPr>
           <w:lang w:val="es_ES" w:bidi="es_ES"/>
         </w:rPr>
-        <w:t xml:space="preserve"> Jesús lo apartó de la multitud para estar a solas con él; puso sus dedos en sus oídos, escupió sobre sus propios dedos y tocó la lengua del hombre con ellos.</w:t>
+        <w:t xml:space="preserve"> Jesús lo apartó de la multitud para estar a solas con él. Puso sus dedos en sus oídos. Luego escupió sobre sus propios dedos y tocó la lengua del hombre con ellos.</w:t>
       </w:r>
     </w:p>
     <w:p>
@@ -6064,7 +6064,7 @@
         <w:rPr>
           <w:lang w:val="es_ES" w:bidi="es_ES"/>
         </w:rPr>
-        <w:t xml:space="preserve"> Mirando al cielo, Jesús suspiró profundamente y le dijo: «Efatá», que significa «¡Ábrete!».</w:t>
+        <w:t xml:space="preserve"> Mirando al cielo, Jesús suspiró profundamente y le dijo: —¡Efatá! Esto quiere decir: «¡Ábrete!”.</w:t>
       </w:r>
     </w:p>
     <w:p>
@@ -6085,7 +6085,7 @@
         <w:rPr>
           <w:lang w:val="es_ES" w:bidi="es_ES"/>
         </w:rPr>
-        <w:t xml:space="preserve"> Al instante, se le abrieron los oídos, se le liberó la lengua y comenzó a hablar claramente.</w:t>
+        <w:t xml:space="preserve"> Al instante, se le abrieron los oídos. Se le liberó la lengua, y comenzó a hablar claramente.</w:t>
       </w:r>
     </w:p>
     <w:p>
@@ -6106,7 +6106,7 @@
         <w:rPr>
           <w:lang w:val="es_ES" w:bidi="es_ES"/>
         </w:rPr>
-        <w:t xml:space="preserve"> Cuando Jesús y el hombre volvieron con la gente, Jesús les ordenó estrictamente que no le contaran a nadie lo que había sucedido; pero cuanto más se lo ordenaba, más lo difundían ellos.</w:t>
+        <w:t xml:space="preserve"> Jesús les pidió a todos que no le contaran a nadie lo que había visto. Pero cuanto más se lo pedía, más lo divulgaban.</w:t>
       </w:r>
     </w:p>
     <w:p>
@@ -6127,7 +6127,7 @@
         <w:rPr>
           <w:lang w:val="es_ES" w:bidi="es_ES"/>
         </w:rPr>
-        <w:t xml:space="preserve"> Todos estaban muy asombrados. Decían: «¡Todo lo ha hecho bien! Hasta hace que los sordos oigan y los mudos hablen».</w:t>
+        <w:t xml:space="preserve"> La gente estaba sumamente asombrada y decía: —¡Todo lo hace bien! Hace que los sordos oigan y los mudos hablen.</w:t>
       </w:r>
     </w:p>
     <w:p>
@@ -6185,7 +6185,7 @@
         <w:rPr>
           <w:lang w:val="es_ES" w:bidi="es_ES"/>
         </w:rPr>
-        <w:t xml:space="preserve"> ―Siento compasión por la multitud, porque ya llevan tres días conmigo y no tienen qué comer.</w:t>
+        <w:t xml:space="preserve"> —Siento compasión de esta gente. Ya llevan 3 días conmigo y no tienen nada que comer.</w:t>
       </w:r>
     </w:p>
     <w:p>
@@ -6206,7 +6206,7 @@
         <w:rPr>
           <w:lang w:val="es_ES" w:bidi="es_ES"/>
         </w:rPr>
-        <w:t xml:space="preserve"> Algunos de ellos han venido de lejos; si los envío a sus casas sin haber comido, se desmayarán en el camino.</w:t>
+        <w:t xml:space="preserve"> Algunos de ellos han venido de lejos. Si los envío a sus casas sin haber comido, se desmayarán en el camino.</w:t>
       </w:r>
     </w:p>
     <w:p>
@@ -6227,7 +6227,7 @@
         <w:rPr>
           <w:lang w:val="es_ES" w:bidi="es_ES"/>
         </w:rPr>
-        <w:t xml:space="preserve"> ―¿Cómo se podrá dar de comer a tanta gente aquí en este lugar desierto? —respondieron sus discípulos.</w:t>
+        <w:t xml:space="preserve"> —¿Dónde se puede conseguir suficiente alimento en este lugar desierto para dar de comer a tanta gente? —dijeron los discípulos.</w:t>
       </w:r>
     </w:p>
     <w:p>
@@ -6248,7 +6248,7 @@
         <w:rPr>
           <w:lang w:val="es_ES" w:bidi="es_ES"/>
         </w:rPr>
-        <w:t xml:space="preserve"> ―¿Cuántos panes tienen? —les preguntó. ―Siete —respondieron.</w:t>
+        <w:t xml:space="preserve"> —¿Cuántos panes tienen? —les preguntó. —Tenemos 7 panes —respondieron.</w:t>
       </w:r>
     </w:p>
     <w:p>
@@ -6269,7 +6269,7 @@
         <w:rPr>
           <w:lang w:val="es_ES" w:bidi="es_ES"/>
         </w:rPr>
-        <w:t xml:space="preserve"> Jesús pidió a la multitud que se sentara en el suelo. Luego tomó los siete panes, dio gracias, los partió y los entregó a sus discípulos para que los repartieran entre la gente.</w:t>
+        <w:t xml:space="preserve"> Jesús pidió a la multitud que se sentara en el suelo. Luego tomó los 7 panes y dio gracias. Los partió y los entregó a sus discípulos para que los repartieran entre la gente.</w:t>
       </w:r>
     </w:p>
     <w:p>
@@ -6311,7 +6311,7 @@
         <w:rPr>
           <w:lang w:val="es_ES" w:bidi="es_ES"/>
         </w:rPr>
-        <w:t xml:space="preserve"> Todos comieron hasta quedar satisfechos. Luego llenaron siete cestas con los alimentos que sobraron;</w:t>
+        <w:t xml:space="preserve"> Todos comieron hasta quedar satisfechos. Luego llenaron 7 cestas con los alimentos que sobraron.</w:t>
       </w:r>
     </w:p>
     <w:p>
@@ -6332,7 +6332,7 @@
         <w:rPr>
           <w:lang w:val="es_ES" w:bidi="es_ES"/>
         </w:rPr>
-        <w:t xml:space="preserve"> y eran como cuatro mil los que comieron. Después Jesús los despidió.</w:t>
+        <w:t xml:space="preserve"> Eran unos 4.000 los que comieron. Después Jesús los despidió.</w:t>
       </w:r>
     </w:p>
     <w:p>
@@ -6353,7 +6353,7 @@
         <w:rPr>
           <w:lang w:val="es_ES" w:bidi="es_ES"/>
         </w:rPr>
-        <w:t xml:space="preserve"> Acto seguido, subió a la barca con sus discípulos y se dirigió a la región de Dalmanuta.</w:t>
+        <w:t xml:space="preserve"> Luego subió a la barca con sus discípulos y se dirigió a la región de Dalmanuta.</w:t>
       </w:r>
     </w:p>
     <w:p>
@@ -6374,7 +6374,7 @@
         <w:rPr>
           <w:lang w:val="es_ES" w:bidi="es_ES"/>
         </w:rPr>
-        <w:t xml:space="preserve"> Llegaron los fariseos y comenzaron a discutir con él, y le pedían una señal del cielo para ponerlo a prueba.</w:t>
+        <w:t xml:space="preserve"> Llegaron allí los fariseos y comenzaron a discutir con él. Le pedían una señal del cielo para ponerlo a prueba.</w:t>
       </w:r>
     </w:p>
     <w:p>
@@ -6395,7 +6395,7 @@
         <w:rPr>
           <w:lang w:val="es_ES" w:bidi="es_ES"/>
         </w:rPr>
-        <w:t xml:space="preserve"> Y él, suspirando profundamente, dijo: ¿Por qué esta generación busca una señal? Les aseguro que a esta generación no se le dará ninguna señal.</w:t>
+        <w:t xml:space="preserve"> Él suspiró profundamente y respondió: —¿Por qué esta generación pide una señal? Les aseguro que no se le dará ninguna.</w:t>
       </w:r>
     </w:p>
     <w:p>
@@ -6416,7 +6416,7 @@
         <w:rPr>
           <w:lang w:val="es_ES" w:bidi="es_ES"/>
         </w:rPr>
-        <w:t xml:space="preserve"> Entonces los dejó y, subiendo a la barca con sus discípulos, se fue al otro lado del lago.</w:t>
+        <w:t xml:space="preserve"> Entonces los dejó. Subiendo a la barca con sus discípulos, se fue al otro lado del lago.</w:t>
       </w:r>
     </w:p>
     <w:p>
@@ -6458,7 +6458,7 @@
         <w:rPr>
           <w:lang w:val="es_ES" w:bidi="es_ES"/>
         </w:rPr>
-        <w:t xml:space="preserve"> Jesús les advertía con insistencia: —¡Estén atentos y cuídense de la levadura de los fariseos y de la levadura de Herodes!</w:t>
+        <w:t xml:space="preserve"> Jesús les advirtió: —Tengan cuidado con la levadura de los fariseos y con la levadura de Herodes.</w:t>
       </w:r>
     </w:p>
     <w:p>
@@ -6542,7 +6542,28 @@
         <w:rPr>
           <w:lang w:val="es_ES" w:bidi="es_ES"/>
         </w:rPr>
-        <w:t xml:space="preserve"> Cuando partí los cinco panes para los cinco mil, ¿cuántas cestas llenas de pedazos recogieron? —Doce —respondieron.</w:t>
+        <w:t xml:space="preserve"> Partí los 5 panes para los 5.000. Y ¿cuántas cestas llenas de pedazos recogieron? —Recogimos 12 —contestaron.</w:t>
+      </w:r>
+    </w:p>
+    <w:p>
+      <w:pPr/>
+      <w:r>
+        <w:rPr>
+          <w:lang w:val="es_ES" w:bidi="es_ES"/>
+        </w:rPr>
+      </w:r>
+      <w:r>
+        <w:rPr>
+          <w:vertAlign w:val="superscript"/>
+          <w:lang w:val="es_ES" w:bidi="es_ES"/>
+        </w:rPr>
+        <w:t>20</w:t>
+      </w:r>
+      <w:r>
+        <w:rPr>
+          <w:lang w:val="es_ES" w:bidi="es_ES"/>
+        </w:rPr>
+        <w:t xml:space="preserve"> —Partí los 7 panes para los 4.000 Y ¿cuántas cestas llenas de pedazos recogieron? —Recogimos 7 —respondieron.</w:t>
       </w:r>
     </w:p>
     <w:p>
@@ -6563,7 +6584,7 @@
         <w:rPr>
           <w:lang w:val="es_ES" w:bidi="es_ES"/>
         </w:rPr>
-        <w:t xml:space="preserve"> ¿Y todavía no entienden? —les dijo.</w:t>
+        <w:t xml:space="preserve"> —¿Y todavía no entienden? —les dijo.</w:t>
       </w:r>
     </w:p>
     <w:p>
@@ -6584,7 +6605,7 @@
         <w:rPr>
           <w:lang w:val="es_ES" w:bidi="es_ES"/>
         </w:rPr>
-        <w:t xml:space="preserve"> Llegaron a Betsaida, le trajeron un ciego y le suplicaron que lo tocara para sanarlo.</w:t>
+        <w:t xml:space="preserve"> Llegaron a Betsaida. Le trajeron un ciego y le suplicaron que lo tocara para sanarlo.</w:t>
       </w:r>
     </w:p>
     <w:p>
@@ -6605,7 +6626,7 @@
         <w:rPr>
           <w:lang w:val="es_ES" w:bidi="es_ES"/>
         </w:rPr>
-        <w:t xml:space="preserve"> Jesús tomó de la mano al ciego y lo llevó fuera de la aldea. Entonces puso su saliva en sus ojos y sus manos sobre él. —¿Ves algo? —le preguntó.</w:t>
+        <w:t xml:space="preserve"> Jesús tomó de la mano al ciego y lo llevó fuera de la aldea. Entonces puso su saliva en sus ojos y puso sus manos sobre él. —¿Ves algo? —le preguntó.</w:t>
       </w:r>
     </w:p>
     <w:p>
@@ -6626,7 +6647,7 @@
         <w:rPr>
           <w:lang w:val="es_ES" w:bidi="es_ES"/>
         </w:rPr>
-        <w:t xml:space="preserve"> El hombre miró a su alrededor y dijo: Veo gente, pero son como árboles que caminan.</w:t>
+        <w:t xml:space="preserve"> El hombre miró a su alrededor y dijo: —Veo gente, pero son como árboles que caminan.</w:t>
       </w:r>
     </w:p>
     <w:p>
@@ -6647,7 +6668,7 @@
         <w:rPr>
           <w:lang w:val="es_ES" w:bidi="es_ES"/>
         </w:rPr>
-        <w:t xml:space="preserve"> Entonces Jesús volvió a poner sus manos sobre los ojos del hombre, y él miró fijamente, y recobró la vista, y ya podía ver con claridad.</w:t>
+        <w:t xml:space="preserve"> Entonces Jesús volvió a poner sus manos sobre los ojos del hombre, y se sanó. Recobró la vista, y ya podía ver con claridad.</w:t>
       </w:r>
     </w:p>
     <w:p>
@@ -6668,7 +6689,7 @@
         <w:rPr>
           <w:lang w:val="es_ES" w:bidi="es_ES"/>
         </w:rPr>
-        <w:t xml:space="preserve"> Jesús lo envió a su casa, diciéndole: ―No entres en el pueblo—le dijo.</w:t>
+        <w:t xml:space="preserve"> Jesús lo envió a su casa, diciéndole: —No entres en el pueblo.</w:t>
       </w:r>
     </w:p>
     <w:p>
@@ -6689,7 +6710,7 @@
         <w:rPr>
           <w:lang w:val="es_ES" w:bidi="es_ES"/>
         </w:rPr>
-        <w:t xml:space="preserve"> Jesús y sus discípulos se dirigieron a las aldeas de Cesarea de Filipo. En el camino les preguntó: ―¿Quién dice la gente que soy yo?</w:t>
+        <w:t xml:space="preserve"> Jesús y sus discípulos se dirigieron a las aldeas de Cesarea de Filipo. En el camino les preguntó: —¿Quién dice la gente que soy yo?</w:t>
       </w:r>
     </w:p>
     <w:p>
@@ -6710,7 +6731,7 @@
         <w:rPr>
           <w:lang w:val="es_ES" w:bidi="es_ES"/>
         </w:rPr>
-        <w:t xml:space="preserve"> —Algunos dicen que eres Juan el Bautista —respondieron—; otros, Elías; y otros, uno de los profetas.</w:t>
+        <w:t xml:space="preserve"> —Algunos dicen que eres Juan el Bautista —respondieron—. Otros dicen que eres Elías. Otros dicen que uno de los profetas.</w:t>
       </w:r>
     </w:p>
     <w:p>
@@ -6773,7 +6794,7 @@
         <w:rPr>
           <w:lang w:val="es_ES" w:bidi="es_ES"/>
         </w:rPr>
-        <w:t xml:space="preserve"> Y comenzó a enseñarles que era necesario que el Hijo del hombre padeciera muchas cosas, y que fuera rechazado por los ancianos, los principales sacerdotes y los escribas, y que lo mataran, pero después de tres días resucitaría.</w:t>
+        <w:t xml:space="preserve"> Entonces comenzó a enseñarles que el Hijo del hombre tenía que sufrir mucho. Tenía que ser rechazado por los ancianos, los jefes de los sacerdotes y los maestros de la ley. Lo matarían, pero al tercer día resucitaría.</w:t>
       </w:r>
     </w:p>
     <w:p>
@@ -6815,7 +6836,7 @@
         <w:rPr>
           <w:lang w:val="es_ES" w:bidi="es_ES"/>
         </w:rPr>
-        <w:t xml:space="preserve"> Pero Jesús se dio la vuleta y mirando a sus discípulos, reprendió a Pedro: —¡Quítate de delante de mí, Satanás! Porque no pones la mira en las cosas de Dios, sino en las de los hombres.</w:t>
+        <w:t xml:space="preserve"> Pero Jesús se dio la vuelta. Mirando a sus discípulos, reprendió a Pedro: —¡Quítate de delante de mí, Satanás! No piensas en las cosas de Dios, sino en las de los seres humanos.</w:t>
       </w:r>
     </w:p>
     <w:p>
@@ -6836,7 +6857,7 @@
         <w:rPr>
           <w:lang w:val="es_ES" w:bidi="es_ES"/>
         </w:rPr>
-        <w:t xml:space="preserve"> Entonces Jesús llamó a la multitud y a sus discípulos y les dijo: ―Si alguien quiere seguirme, renuncie a sí mismo, tome su cruz y sígame.</w:t>
+        <w:t xml:space="preserve"> Entonces llamó a la multitud junto con sus discípulos y les dijo: —Si alguno quiere seguirme, que renuncie a sí mismo, tome su cruz y me siga.</w:t>
       </w:r>
     </w:p>
     <w:p>
@@ -6857,7 +6878,7 @@
         <w:rPr>
           <w:lang w:val="es_ES" w:bidi="es_ES"/>
         </w:rPr>
-        <w:t xml:space="preserve"> Porque quien quiera salvar su vida la perderá, pero quien pierda su vida por causa de mí y del evangelio la salvará.</w:t>
+        <w:t xml:space="preserve"> Quien quiera salvar su vida la perderá. Pero quien pierda su vida por causa de mí y de las buenas noticias la salvará.</w:t>
       </w:r>
     </w:p>
     <w:p>
@@ -6878,7 +6899,7 @@
         <w:rPr>
           <w:lang w:val="es_ES" w:bidi="es_ES"/>
         </w:rPr>
-        <w:t xml:space="preserve"> »¿De qué le sirve a una persona ganar todo el mundo si pierde la vida?</w:t>
+        <w:t xml:space="preserve"> ¿De qué le sirve a alguien ganar el mundo entero si pierde su vida?</w:t>
       </w:r>
     </w:p>
     <w:p>
@@ -6920,7 +6941,7 @@
         <w:rPr>
           <w:lang w:val="es_ES" w:bidi="es_ES"/>
         </w:rPr>
-        <w:t xml:space="preserve"> Porque, si alguien se avergüenza de mí y de mis palabras entre esta gente adúltera y pecadora, el Hijo del hombre se avergonzará de él cuando venga en la gloria de su Padre con los santos ángeles.</w:t>
+        <w:t xml:space="preserve"> Habrá quien se avergüenza de mí y de mis palabras en medio de esta generación infiel y pecadora. El Hijo del hombre también se avergonzará de él cuando venga en la gloria de su Padre con los santos ángeles.</w:t>
       </w:r>
     </w:p>
     <w:p>
@@ -6978,7 +6999,7 @@
         <w:rPr>
           <w:lang w:val="es_ES" w:bidi="es_ES"/>
         </w:rPr>
-        <w:t xml:space="preserve"> Seis días más tarde, Jesús se llevó a Pedro, a Jacobo y a Juan a un monte alto, solos, y Jesús se transfiguró delante de ellos:</w:t>
+        <w:t xml:space="preserve"> Pasados 6 días, Jesús tomó consigo a Pedro, a Jacobo y a Juan. Los llevó aparte a un monte alto. Estaban solos. Allí se transfiguró delante de ellos.</w:t>
       </w:r>
     </w:p>
     <w:p>
@@ -6999,7 +7020,7 @@
         <w:rPr>
           <w:lang w:val="es_ES" w:bidi="es_ES"/>
         </w:rPr>
-        <w:t xml:space="preserve"> Sus vestiduras se volvieron resplandecientes, blancas como la luz, con una blancura que ningún blanqueador de este mundo podría jamás conseguir.</w:t>
+        <w:t xml:space="preserve"> Sus vestiduras se volvieron resplandecientes, blancas como la luz. Era una blancura que ningún blanqueador de este mundo podría jamás conseguir.</w:t>
       </w:r>
     </w:p>
     <w:p>
@@ -7020,7 +7041,7 @@
         <w:rPr>
           <w:lang w:val="es_ES" w:bidi="es_ES"/>
         </w:rPr>
-        <w:t xml:space="preserve"> Y de repente se les aparecieron Elías y Moisés, y se pusieron a hablar con Jesús.</w:t>
+        <w:t xml:space="preserve"> Entonces se les aparecieron Elías y Moisés, y se pusieron a hablar con Jesús.</w:t>
       </w:r>
     </w:p>
     <w:p>
@@ -7041,7 +7062,7 @@
         <w:rPr>
           <w:lang w:val="es_ES" w:bidi="es_ES"/>
         </w:rPr>
-        <w:t xml:space="preserve"> ―Maestro, ¡qué bien que estemos aquí! —exclamó Pedro—. Hagamos tres tiendas: una para ti, una para Moisés y una para Elías.</w:t>
+        <w:t xml:space="preserve"> Pedro le dijo: —Maestro, ¡qué bueno que estemos aquí! Hagamos 3 enramadas. Hagamos una para ti, otra para Moisés y otra para Elías.</w:t>
       </w:r>
     </w:p>
     <w:p>
@@ -7062,7 +7083,7 @@
         <w:rPr>
           <w:lang w:val="es_ES" w:bidi="es_ES"/>
         </w:rPr>
-        <w:t xml:space="preserve"> Y es que no sabía qué decir, pues todos estaban muy asustados.</w:t>
+        <w:t xml:space="preserve"> Dijo esto porque no sabía qué decir, pues estaban aterrados.</w:t>
       </w:r>
     </w:p>
     <w:p>
@@ -7083,7 +7104,7 @@
         <w:rPr>
           <w:lang w:val="es_ES" w:bidi="es_ES"/>
         </w:rPr>
-        <w:t xml:space="preserve"> Entonces apareció una nube que los cubrió con su sombra, y una voz habló desde la nube: —Este es mi Hijo amado; escúchenlo.</w:t>
+        <w:t xml:space="preserve"> Entonces una nube los cubrió. Desde la nube salió una voz que decía: —Este es mi Hijo amado. Escúchenlo.</w:t>
       </w:r>
     </w:p>
     <w:p>
@@ -7104,7 +7125,7 @@
         <w:rPr>
           <w:lang w:val="es_ES" w:bidi="es_ES"/>
         </w:rPr>
-        <w:t xml:space="preserve"> De repente, miraron a su alrededor y ya no vieron más que a Jesús.</w:t>
+        <w:t xml:space="preserve"> De pronto, cuando miraron a su alrededor, ya no vieron a nadie más que a Jesús.</w:t>
       </w:r>
     </w:p>
     <w:p>
@@ -7125,7 +7146,7 @@
         <w:rPr>
           <w:lang w:val="es_ES" w:bidi="es_ES"/>
         </w:rPr>
-        <w:t xml:space="preserve"> Mientras descendían del monte, Jesús les ordenó que no contaran a nadie lo que habían visto hasta que el Hijo del hombre resucitara.</w:t>
+        <w:t xml:space="preserve"> Iban bajando del monte. Jesús les ordenó que no le contaran a nadie lo que habían visto hasta que el Hijo del hombre resucitara.</w:t>
       </w:r>
     </w:p>
     <w:p>
@@ -7146,7 +7167,7 @@
         <w:rPr>
           <w:lang w:val="es_ES" w:bidi="es_ES"/>
         </w:rPr>
-        <w:t xml:space="preserve"> Ellos guardaron el, pero discutían sobre qué significaría eso de que iba a resucitar.</w:t>
+        <w:t xml:space="preserve"> Guardaron el secreto, aunque entre ellos se preguntaban qué significaba eso de “resucitar”.</w:t>
       </w:r>
     </w:p>
     <w:p>
@@ -7167,28 +7188,28 @@
         <w:rPr>
           <w:lang w:val="es_ES" w:bidi="es_ES"/>
         </w:rPr>
-        <w:t xml:space="preserve"> Entonces le preguntaron: ¿Por qué dicen los escribas que es necesario que Elías venga primero?</w:t>
-      </w:r>
-    </w:p>
-    <w:p>
-      <w:pPr/>
-      <w:r>
-        <w:rPr>
-          <w:lang w:val="es_ES" w:bidi="es_ES"/>
-        </w:rPr>
-      </w:r>
-      <w:r>
-        <w:rPr>
-          <w:vertAlign w:val="superscript"/>
-          <w:lang w:val="es_ES" w:bidi="es_ES"/>
-        </w:rPr>
-        <w:t>13</w:t>
-      </w:r>
-      <w:r>
-        <w:rPr>
-          <w:lang w:val="es_ES" w:bidi="es_ES"/>
-        </w:rPr>
-        <w:t xml:space="preserve"> Él les respondió: —Elías vendrá primero y restaurará todas las cosas. Pero entonces, ¿cómo es que está escrito acerca del Hijo del hombre que debe sufrir mucho y ser despreciado? Pero les digo que Elías ya ha venido, y le hicieron todo lo que quisieron, tal como se profetizó sobre él.</w:t>
+        <w:t xml:space="preserve"> —¿Por qué dicen los maestros de la ley que Elías tiene que venir primero? —le preguntaron.</w:t>
+      </w:r>
+    </w:p>
+    <w:p>
+      <w:pPr/>
+      <w:r>
+        <w:rPr>
+          <w:lang w:val="es_ES" w:bidi="es_ES"/>
+        </w:rPr>
+      </w:r>
+      <w:r>
+        <w:rPr>
+          <w:vertAlign w:val="superscript"/>
+          <w:lang w:val="es_ES" w:bidi="es_ES"/>
+        </w:rPr>
+        <w:t>12-13</w:t>
+      </w:r>
+      <w:r>
+        <w:rPr>
+          <w:lang w:val="es_ES" w:bidi="es_ES"/>
+        </w:rPr>
+        <w:t xml:space="preserve"> —Es cierto —les respondió Jesús—. Elías viene primero a restaurar todas las cosas. Pero ¿cómo es que está escrito que el Hijo del hombre tiene que sufrir mucho y ser rechazado? Les digo que Elías ya vino. Le hicieron todo lo que quisieron, tal como está escrito de él.</w:t>
       </w:r>
     </w:p>
     <w:p>
@@ -7209,7 +7230,7 @@
         <w:rPr>
           <w:lang w:val="es_ES" w:bidi="es_ES"/>
         </w:rPr>
-        <w:t xml:space="preserve"> Cuando Jesús y los tres discípulos llegaron a donde estaban los otros discípulos, vieron a una gran multitud rodeándolos, y a algunos escribas discutiendo con ellos.</w:t>
+        <w:t xml:space="preserve"> Cuando llegaron a donde estaban los otros discípulos, vieron que había una gran multitud alrededor de ellos. Algunos maestros de la ley discutían con ellos.</w:t>
       </w:r>
     </w:p>
     <w:p>
@@ -7230,7 +7251,7 @@
         <w:rPr>
           <w:lang w:val="es_ES" w:bidi="es_ES"/>
         </w:rPr>
-        <w:t xml:space="preserve"> La multitud se sorprendió al verlo y corrieron a saludarlo.</w:t>
+        <w:t xml:space="preserve"> Cuando la multitud vio a Jesús, corrió a saludarlo.</w:t>
       </w:r>
     </w:p>
     <w:p>
@@ -7251,7 +7272,7 @@
         <w:rPr>
           <w:lang w:val="es_ES" w:bidi="es_ES"/>
         </w:rPr>
-        <w:t xml:space="preserve"> ―¿Qué están discutiendo con ellos?—les preguntó Jesús.</w:t>
+        <w:t xml:space="preserve"> —¿Qué están discutiendo con ellos? —les preguntó Jesús.</w:t>
       </w:r>
     </w:p>
     <w:p>
@@ -7272,7 +7293,7 @@
         <w:rPr>
           <w:lang w:val="es_ES" w:bidi="es_ES"/>
         </w:rPr>
-        <w:t xml:space="preserve"> Alguien le dijo: —Maestro, te he traído a mi hijo, que tiene un espíritu que no lo deja hablar.</w:t>
+        <w:t xml:space="preserve"> Un hombre de la multitud respondió: —Maestro, te traje a mi hijo porque tiene un espíritu que no lo deja hablar.</w:t>
       </w:r>
     </w:p>
     <w:p>
@@ -7293,7 +7314,7 @@
         <w:rPr>
           <w:lang w:val="es_ES" w:bidi="es_ES"/>
         </w:rPr>
-        <w:t xml:space="preserve"> Cada vez que el espíritu lo domina, lo hace caer y convulsionar, echa espuma por la boca, cruje los dientes y se queda rígido. Les pedí a tus discípulos que expulsaran al espíritu, pero no pudieron.</w:t>
+        <w:t xml:space="preserve"> Cada vez que el espíritu lo domina, lo hace caer y convulsionar. Echa espuma por la boca, cruje los dientes y se queda rígido. Les pedí a tus discípulos que expulsaran al espíritu, pero no pudieron.</w:t>
       </w:r>
     </w:p>
     <w:p>
@@ -7335,7 +7356,7 @@
         <w:rPr>
           <w:lang w:val="es_ES" w:bidi="es_ES"/>
         </w:rPr>
-        <w:t xml:space="preserve"> Se lo llevaron y. al verlo, el espíritu inmediatamente lo hizo convulsionar, y cayó al suelo, rodando y echando espuma por la boca.</w:t>
+        <w:t xml:space="preserve"> Se lo trajeron. Cuando el espíritu vio a Jesús, hizo convulsionar violentamente al muchacho. Cayó al suelo, se revolcaba y echaba espuma por la boca.</w:t>
       </w:r>
     </w:p>
     <w:p>
@@ -7356,7 +7377,7 @@
         <w:rPr>
           <w:lang w:val="es_ES" w:bidi="es_ES"/>
         </w:rPr>
-        <w:t xml:space="preserve"> —¿Desde cuándo le pasa esto? —le preguntó Jesús al padre. —Desde que era niño —respondió—</w:t>
+        <w:t xml:space="preserve"> —¿Desde cuándo le pasa esto? —le preguntó Jesús al padre. —Desde que era niño —respondió—.</w:t>
       </w:r>
     </w:p>
     <w:p>
@@ -7377,7 +7398,7 @@
         <w:rPr>
           <w:lang w:val="es_ES" w:bidi="es_ES"/>
         </w:rPr>
-        <w:t xml:space="preserve"> Muchas veces lo arroja en el fuego o en el agua, para matarlo, pero si puedes hacer algo, ten compasión de nosotros y ayúdanos.</w:t>
+        <w:t xml:space="preserve"> Muchas veces lo arroja en el fuego o en el agua, para matarlo. Si puedes hacer algo, ten compasión de nosotros y ayúdanos.</w:t>
       </w:r>
     </w:p>
     <w:p>
@@ -7398,7 +7419,7 @@
         <w:rPr>
           <w:lang w:val="es_ES" w:bidi="es_ES"/>
         </w:rPr>
-        <w:t xml:space="preserve"> Jesús le respondió: —Tú has dicho: ‘Si puedes’. Todo es posible para el que cree.</w:t>
+        <w:t xml:space="preserve"> Jesús le respondió: —Tú has dicho: “Si puedes”. Todo es posible para el que cree.</w:t>
       </w:r>
     </w:p>
     <w:p>
@@ -7440,7 +7461,7 @@
         <w:rPr>
           <w:lang w:val="es_ES" w:bidi="es_ES"/>
         </w:rPr>
-        <w:t xml:space="preserve"> Cuando Jesús vio que se estaba juntando una multitud, reprendió al espíritu maligno: —Espíritu mudo y sordo, te ordeno que salgas de él y no vuelvas a entrar.</w:t>
+        <w:t xml:space="preserve"> Cuando Jesús vio que la multitud se agolpaba, reprendió al espíritu impuro con estas palabras: —Espíritu mudo y sordo, te ordeno que salgas de este muchacho. Que nunca vuelvas a entrar en él.</w:t>
       </w:r>
     </w:p>
     <w:p>
@@ -7461,7 +7482,7 @@
         <w:rPr>
           <w:lang w:val="es_ES" w:bidi="es_ES"/>
         </w:rPr>
-        <w:t xml:space="preserve"> Entre gritos y convulsiones, el espíritu salió, y el muchacho se quedó inmóvil, de modo que muchos decían: «Ha muerto».</w:t>
+        <w:t xml:space="preserve"> Entre gritos y convulsiones, el espíritu salió. El muchacho se quedó inmóvil, de modo que muchos decían: —Ha muerto.</w:t>
       </w:r>
     </w:p>
     <w:p>
@@ -7524,7 +7545,7 @@
         <w:rPr>
           <w:lang w:val="es_ES" w:bidi="es_ES"/>
         </w:rPr>
-        <w:t xml:space="preserve"> ―Este tipo de espíritu no puede ser expulsado si no es por medio de la oraciónoración: Var. oración y ayuno." class="footnote-marker"&gt;1 —les respondió Jesús.</w:t>
+        <w:t xml:space="preserve"> —Este tipo de espíritu no puede ser expulsado si no es por medio de la oración —les respondió Jesús.</w:t>
       </w:r>
     </w:p>
     <w:p>
@@ -7545,7 +7566,7 @@
         <w:rPr>
           <w:lang w:val="es_ES" w:bidi="es_ES"/>
         </w:rPr>
-        <w:t xml:space="preserve"> Tras salir de aquella región, iban pasando por Galilea y Jesús no quería que nadie lo supiera,</w:t>
+        <w:t xml:space="preserve"> Tras salir de aquella región, iban pasando por Galilea. Jesús no quería que nadie lo supiera,</w:t>
       </w:r>
     </w:p>
     <w:p>
@@ -7566,7 +7587,7 @@
         <w:rPr>
           <w:lang w:val="es_ES" w:bidi="es_ES"/>
         </w:rPr>
-        <w:t xml:space="preserve"> porque estaba enseñando a sus discípulos, y les decía que el Hijo del hombre iba a ser entregado en manos de los hombres, que lo matarían, pero que después de tres días resucitaría.</w:t>
+        <w:t xml:space="preserve"> porque estaba enseñando a sus discípulos. Les decía que el Hijo del hombre iba a ser entregado en manos de los seres humanos. Lo matarían, pero al tercer día resucitaría.</w:t>
       </w:r>
     </w:p>
     <w:p>
@@ -7629,7 +7650,7 @@
         <w:rPr>
           <w:lang w:val="es_ES" w:bidi="es_ES"/>
         </w:rPr>
-        <w:t xml:space="preserve"> Ellos se quedaron callados porque en el camino habían estado discutiendo sobre quién de ellos era el más importante.</w:t>
+        <w:t xml:space="preserve"> Ellos se quedaron callados. En el camino habían estado discutiendo sobre quién de ellos era el más importante.</w:t>
       </w:r>
     </w:p>
     <w:p>
@@ -7650,7 +7671,7 @@
         <w:rPr>
           <w:lang w:val="es_ES" w:bidi="es_ES"/>
         </w:rPr>
-        <w:t xml:space="preserve"> Jesús se sentó para enseñar y llamó a los doce para que se acercaran, y les dijo: —Si alguno de ustedes quiere ser el primero, debe ser el último de todos y el servidor de todos.</w:t>
+        <w:t xml:space="preserve"> Jesús se sentó para enseñar. Llamó a los 12 para que se acercaran, y les dijo: —Si alguno de ustedes quiere ser el primero, debe ser el último de todos y el servidor de todos.</w:t>
       </w:r>
     </w:p>
     <w:p>
@@ -7671,7 +7692,7 @@
         <w:rPr>
           <w:lang w:val="es_ES" w:bidi="es_ES"/>
         </w:rPr>
-        <w:t xml:space="preserve"> Tomó a un niño, lo puso de pie en medio de ellos y, abrazándolo, les dijo:</w:t>
+        <w:t xml:space="preserve"> Tomó a un niño y lo puso de pie en medio de ellos. Abrazándolo, les dijo:</w:t>
       </w:r>
     </w:p>
     <w:p>
@@ -7692,7 +7713,7 @@
         <w:rPr>
           <w:lang w:val="es_ES" w:bidi="es_ES"/>
         </w:rPr>
-        <w:t xml:space="preserve"> —Quien reciba a uno de estos niños en mi nombre, a mí me recibe; y quien me recibe, no me recibe solo a mí, sino también al que me envió.</w:t>
+        <w:t xml:space="preserve"> —Quien reciba a uno de estos niños en mi nombre, a mí me recibe. Y quien me recibe, no me recibe solo a mí, sino también al que me envió.</w:t>
       </w:r>
     </w:p>
     <w:p>
@@ -7713,7 +7734,7 @@
         <w:rPr>
           <w:lang w:val="es_ES" w:bidi="es_ES"/>
         </w:rPr>
-        <w:t xml:space="preserve"> Juan le dijo: Maestro, vimos a un hombre que expulsaba demonios en tu nombre, y tratamos de impedírselo porque no nos sigue a nosotros.</w:t>
+        <w:t xml:space="preserve"> Juan le dijo: —Maestro, vimos a un hombre que expulsaba demonios en tu nombre. Tratamos de impedírselo porque no nos sigue a nosotros.</w:t>
       </w:r>
     </w:p>
     <w:p>
@@ -7734,7 +7755,7 @@
         <w:rPr>
           <w:lang w:val="es_ES" w:bidi="es_ES"/>
         </w:rPr>
-        <w:t xml:space="preserve"> —No se lo impidan —respondió Jesús—, porque nadie que haga un milagro en mi nombre podrá luego hablar mal de mí.</w:t>
+        <w:t xml:space="preserve"> —No se lo impidan —respondió Jesús—. Nadie que haga un milagro en mi nombre podrá luego hablar mal de mí.</w:t>
       </w:r>
     </w:p>
     <w:p>
@@ -7776,7 +7797,7 @@
         <w:rPr>
           <w:lang w:val="es_ES" w:bidi="es_ES"/>
         </w:rPr>
-        <w:t xml:space="preserve"> Cualquiera que les dé a ustedes aunque sea un vaso de agua para beber, por ser ustedes de Cristo, les aseguro que no perderá su recompensa.</w:t>
+        <w:t xml:space="preserve"> Habrá quien les dé a ustedes aunque sea un vaso de agua para beber, por ser ustedes de Cristo. Cualquiera que lo haga no perderá su recompensa. Se lo aseguro.</w:t>
       </w:r>
     </w:p>
     <w:p>
@@ -7797,49 +7818,49 @@
         <w:rPr>
           <w:lang w:val="es_ES" w:bidi="es_ES"/>
         </w:rPr>
-        <w:t xml:space="preserve"> Pero si alguien hace pecar a uno de estos pequeños que creen en mí, más le valdría que le colgaran una piedra de molino al cuello y lo arrojaran al mar.</w:t>
-      </w:r>
-    </w:p>
-    <w:p>
-      <w:pPr/>
-      <w:r>
-        <w:rPr>
-          <w:lang w:val="es_ES" w:bidi="es_ES"/>
-        </w:rPr>
-      </w:r>
-      <w:r>
-        <w:rPr>
-          <w:vertAlign w:val="superscript"/>
-          <w:lang w:val="es_ES" w:bidi="es_ES"/>
-        </w:rPr>
-        <w:t>44</w:t>
-      </w:r>
-      <w:r>
-        <w:rPr>
-          <w:lang w:val="es_ES" w:bidi="es_ES"/>
-        </w:rPr>
-        <w:t xml:space="preserve"> Si tu mano te hace pecar, córtatela. Más te vale entrar en la vida manco que tener las dos manos y ser arrojado al infierno, donde el fuego nunca se apaga. Algunos mss. agregan, tras apaga: donde su gusano no muere, y el fuego no se apaga." class="footnote-marker"&gt;2</w:t>
-      </w:r>
-    </w:p>
-    <w:p>
-      <w:pPr/>
-      <w:r>
-        <w:rPr>
-          <w:lang w:val="es_ES" w:bidi="es_ES"/>
-        </w:rPr>
-      </w:r>
-      <w:r>
-        <w:rPr>
-          <w:vertAlign w:val="superscript"/>
-          <w:lang w:val="es_ES" w:bidi="es_ES"/>
-        </w:rPr>
-        <w:t>46</w:t>
-      </w:r>
-      <w:r>
-        <w:rPr>
-          <w:lang w:val="es_ES" w:bidi="es_ES"/>
-        </w:rPr>
-        <w:t xml:space="preserve"> Si tu pie te hace pecar, córtatela. Más te vale entrar en la vida cojo que tener los dos pies y ser arrojado al infierno.infierno.: Algunos mss. agregan, tras infierno: donde su gusano no muere, y el fuego no se apaga." class="footnote-marker"&gt;3</w:t>
+        <w:t xml:space="preserve"> También habrá quien hace pecar a uno de estos pequeños que creen en mí. Más le valdría que le colgaran una piedra de molino al cuello y lo arrojaran al mar.</w:t>
+      </w:r>
+    </w:p>
+    <w:p>
+      <w:pPr/>
+      <w:r>
+        <w:rPr>
+          <w:lang w:val="es_ES" w:bidi="es_ES"/>
+        </w:rPr>
+      </w:r>
+      <w:r>
+        <w:rPr>
+          <w:vertAlign w:val="superscript"/>
+          <w:lang w:val="es_ES" w:bidi="es_ES"/>
+        </w:rPr>
+        <w:t>43-44</w:t>
+      </w:r>
+      <w:r>
+        <w:rPr>
+          <w:lang w:val="es_ES" w:bidi="es_ES"/>
+        </w:rPr>
+        <w:t xml:space="preserve"> Si tu mano te hace pecar, córtatela. Más te vale entrar en la vida manco que tener las 2 manos y ser arrojado al infierno. Allá nunca se extingue el fuego.</w:t>
+      </w:r>
+    </w:p>
+    <w:p>
+      <w:pPr/>
+      <w:r>
+        <w:rPr>
+          <w:lang w:val="es_ES" w:bidi="es_ES"/>
+        </w:rPr>
+      </w:r>
+      <w:r>
+        <w:rPr>
+          <w:vertAlign w:val="superscript"/>
+          <w:lang w:val="es_ES" w:bidi="es_ES"/>
+        </w:rPr>
+        <w:t>45-46</w:t>
+      </w:r>
+      <w:r>
+        <w:rPr>
+          <w:lang w:val="es_ES" w:bidi="es_ES"/>
+        </w:rPr>
+        <w:t xml:space="preserve"> Si tu pie te hace pecar, córtatelo. Más te vale entrar en la vida cojo que tener los 2 pies y ser arrojado al infierno.</w:t>
       </w:r>
     </w:p>
     <w:p>
@@ -7860,7 +7881,7 @@
         <w:rPr>
           <w:lang w:val="es_ES" w:bidi="es_ES"/>
         </w:rPr>
-        <w:t xml:space="preserve"> Si tu ojo te hace pecar, sácatelo; es mejor para ti entrar en el reino de Dios con un ojo que tener los dos ojos y ser arrojado al infierno.</w:t>
+        <w:t xml:space="preserve"> Si tu ojo te hace pecar, sácatelo. Más te vale entrar en el reino de Dios con un ojo que tener los 2 ojos y ser arrojado al infierno.</w:t>
       </w:r>
     </w:p>
     <w:p>
@@ -7881,7 +7902,7 @@
         <w:rPr>
           <w:lang w:val="es_ES" w:bidi="es_ES"/>
         </w:rPr>
-        <w:t xml:space="preserve"> donde el gusano no muere y el fuego nunca se apaga.</w:t>
+        <w:t xml:space="preserve"> "Allá el gusano no muere y el fuego nunca se apaga”.</w:t>
       </w:r>
     </w:p>
     <w:p>
@@ -7902,7 +7923,7 @@
         <w:rPr>
           <w:lang w:val="es_ES" w:bidi="es_ES"/>
         </w:rPr>
-        <w:t xml:space="preserve"> Porque todos serán salados con fuego.</w:t>
+        <w:t xml:space="preserve"> Todos serán salados con fuego.</w:t>
       </w:r>
     </w:p>
     <w:p>
@@ -7923,7 +7944,7 @@
         <w:rPr>
           <w:lang w:val="es_ES" w:bidi="es_ES"/>
         </w:rPr>
-        <w:t xml:space="preserve"> La sal es buena y útil; pero si la sal pierde su sabor, ¿cómo lo recuperará? Que no falte la sal en ustedes, y vivan en paz unos con otros.</w:t>
+        <w:t xml:space="preserve"> La sal es buena y útil. Si la sal pierde su sabor, ¿cómo lo recuperará? Que no falte la sal en ustedes, y que vivan en paz unos con otros.</w:t>
       </w:r>
     </w:p>
     <w:p>
@@ -7960,7 +7981,7 @@
         <w:rPr>
           <w:lang w:val="es_ES" w:bidi="es_ES"/>
         </w:rPr>
-        <w:t xml:space="preserve"> Jesús se levantó y se fue de aquel lugar hacia la región de Judea, que está al este del río Jordán. La gente acudió a verlo, y él, como solía hacer, se puso a enseñarles.</w:t>
+        <w:t xml:space="preserve"> Jesús salió de allí y fue a la región de Judea y al otro lado del río Jordán. De nuevo las multitudes se reunieron a su alrededor, y él les enseñaba como de costumbre.</w:t>
       </w:r>
     </w:p>
     <w:p>
@@ -7981,7 +8002,7 @@
         <w:rPr>
           <w:lang w:val="es_ES" w:bidi="es_ES"/>
         </w:rPr>
-        <w:t xml:space="preserve"> Unos fariseos se le acercaron y le preguntaron: ―¿Está bien que un hombre se divorcie de su mujer? Lo decían para tenderle una trampa.</w:t>
+        <w:t xml:space="preserve"> Algunos fariseos se acercaron a Jesús para ponerlo a prueba. Le preguntaron: —¿Le está permitido a un hombre divorciarse de su esposa?</w:t>
       </w:r>
     </w:p>
     <w:p>
@@ -8086,7 +8107,7 @@
         <w:rPr>
           <w:lang w:val="es_ES" w:bidi="es_ES"/>
         </w:rPr>
-        <w:t xml:space="preserve"> Por eso, el hombre dejará a su padre y a su madre y se unirá a su mujer</w:t>
+        <w:t xml:space="preserve"> "Por eso el hombre dejará a su padre y a su madre. Se unirá a su mujer,</w:t>
       </w:r>
     </w:p>
     <w:p>
@@ -8107,7 +8128,7 @@
         <w:rPr>
           <w:lang w:val="es_ES" w:bidi="es_ES"/>
         </w:rPr>
-        <w:t xml:space="preserve"> y los dos se unirán para ser uno solo”. De modo que ya no son dos, sino una sola carne.</w:t>
+        <w:t xml:space="preserve"> y llegarán a ser uno solo”. De modo que ya no son 2, sino una sola carne.</w:t>
       </w:r>
     </w:p>
     <w:p>
@@ -8128,7 +8149,7 @@
         <w:rPr>
           <w:lang w:val="es_ES" w:bidi="es_ES"/>
         </w:rPr>
-        <w:t xml:space="preserve"> Por tanto, lo que Dios ha unido, que no lo separe el hombre.</w:t>
+        <w:t xml:space="preserve"> Por tanto, lo que Dios ha unido, que no lo separe el ser humano.</w:t>
       </w:r>
     </w:p>
     <w:p>
@@ -8170,7 +8191,7 @@
         <w:rPr>
           <w:lang w:val="es_ES" w:bidi="es_ES"/>
         </w:rPr>
-        <w:t xml:space="preserve"> ―El que se divorcia de su esposa y se casa con otra —les dijo Jesús—, comete adulterio contra la primera.</w:t>
+        <w:t xml:space="preserve"> —El que se divorcia de su esposa y se casa con otra —les dijo Jesús—, comete adulterio contra la primera.</w:t>
       </w:r>
     </w:p>
     <w:p>
@@ -8212,7 +8233,7 @@
         <w:rPr>
           <w:lang w:val="es_ES" w:bidi="es_ES"/>
         </w:rPr>
-        <w:t xml:space="preserve"> La gente le llevaba niños para que los tocara, pero los discípulos reprendieron a los que los llevaban.</w:t>
+        <w:t xml:space="preserve"> La gente le llevaba niños para que los tocara. Pero los discípulos reprendieron a los que los llevaban.</w:t>
       </w:r>
     </w:p>
     <w:p>
@@ -8233,7 +8254,7 @@
         <w:rPr>
           <w:lang w:val="es_ES" w:bidi="es_ES"/>
         </w:rPr>
-        <w:t xml:space="preserve"> Cuando Jesús lo vio, se disgustó con los discípulos. ―Dejen que los niños vengan a mí, no se lo impidan —les dijo—, porque el reino de los cielos es de los que son como ellos.</w:t>
+        <w:t xml:space="preserve"> Cuando Jesús se dio cuenta, se disgustó con los discípulos. —Dejen que los niños vengan a mí —les dijo—. No se lo impidan. El reino de Dios es de los que son como ellos.</w:t>
       </w:r>
     </w:p>
     <w:p>
@@ -8254,7 +8275,7 @@
         <w:rPr>
           <w:lang w:val="es_ES" w:bidi="es_ES"/>
         </w:rPr>
-        <w:t xml:space="preserve"> Les aseguro que el que no reciba el reino de Dios como un niño, no podrá entrar en él.</w:t>
+        <w:t xml:space="preserve"> El que no reciba el reino de Dios como un niño no podrá entrar en él. Se lo aseguro.</w:t>
       </w:r>
     </w:p>
     <w:p>
@@ -8275,7 +8296,7 @@
         <w:rPr>
           <w:lang w:val="es_ES" w:bidi="es_ES"/>
         </w:rPr>
-        <w:t xml:space="preserve"> Entonces abrazó a los niños, puso sus manos sobre cada uno de ellos y los bendijo.</w:t>
+        <w:t xml:space="preserve"> Entonces abrazó a los niños. Puso sus manos sobre cada uno de ellos y los bendijo.</w:t>
       </w:r>
     </w:p>
     <w:p>
@@ -8296,7 +8317,7 @@
         <w:rPr>
           <w:lang w:val="es_ES" w:bidi="es_ES"/>
         </w:rPr>
-        <w:t xml:space="preserve"> Cuando se disponía a seguir su camino, un hombre llegó corriendo hasta él, se puso de rodillas y le preguntó: ―Maestro bueno, ¿qué debo hacer para heredar la vida eterna?</w:t>
+        <w:t xml:space="preserve"> Cuando se disponía a seguir su camino, un hombre llegó corriendo hasta él. Se puso de rodillas y le preguntó: —Maestro bueno, ¿qué debo hacer para heredar la vida eterna?</w:t>
       </w:r>
     </w:p>
     <w:p>
@@ -8317,7 +8338,7 @@
         <w:rPr>
           <w:lang w:val="es_ES" w:bidi="es_ES"/>
         </w:rPr>
-        <w:t xml:space="preserve"> ―¿Por qué me llamas bueno? —le preguntó Jesús—. ¡El único bueno es Dios!</w:t>
+        <w:t xml:space="preserve"> —¿Por qué me llamas bueno? —le preguntó Jesús—. ¡El único bueno es Dios!</w:t>
       </w:r>
     </w:p>
     <w:p>
@@ -8338,7 +8359,7 @@
         <w:rPr>
           <w:lang w:val="es_ES" w:bidi="es_ES"/>
         </w:rPr>
-        <w:t xml:space="preserve"> Ya conoces los mandamientos: “No matarás, no cometerás adulterio, no robarás, no darás falso testimonio, no defraudarás, honra a tu padre y a tu madre”.</w:t>
+        <w:t xml:space="preserve"> Ya conoces los mandamientos: “No mates; no cometas adulterio; no robes; no acuses falsamente; no defraudes; honra a tu padre y a tu madre”.</w:t>
       </w:r>
     </w:p>
     <w:p>
@@ -8359,7 +8380,7 @@
         <w:rPr>
           <w:lang w:val="es_ES" w:bidi="es_ES"/>
         </w:rPr>
-        <w:t xml:space="preserve"> ―Maestro, todo esto lo he obedecido desde mi juventud ―respondió.</w:t>
+        <w:t xml:space="preserve"> —Maestro, todo esto lo he obedecido desde mi juventud —respondió.</w:t>
       </w:r>
     </w:p>
     <w:p>
@@ -8380,7 +8401,7 @@
         <w:rPr>
           <w:lang w:val="es_ES" w:bidi="es_ES"/>
         </w:rPr>
-        <w:t xml:space="preserve"> Jesús lo miró fijamente y con amor, y le dijo: ―Solo te falta una cosa: ve, vende todo lo que tienes y dales el dinero a los pobres, así tendrás un tesoro en el cielo. Luego, ven y sígueme.</w:t>
+        <w:t xml:space="preserve"> Jesús lo miró con amor y le dijo: —Te falta una cosa. Ve y vende todo lo que tienes. Dáselo a los pobres y tendrás un tesoro en el cielo. Luego ven y sígueme.</w:t>
       </w:r>
     </w:p>
     <w:p>
@@ -8401,7 +8422,7 @@
         <w:rPr>
           <w:lang w:val="es_ES" w:bidi="es_ES"/>
         </w:rPr>
-        <w:t xml:space="preserve"> Pero el hombre, al oír esto, se afligió y se fue muy triste. ¡Es que tenía tantas riquezas!</w:t>
+        <w:t xml:space="preserve"> Al oír esto, el hombre se afligió. Se fue muy triste porque tenía muchas posesiones.</w:t>
       </w:r>
     </w:p>
     <w:p>
@@ -8422,7 +8443,7 @@
         <w:rPr>
           <w:lang w:val="es_ES" w:bidi="es_ES"/>
         </w:rPr>
-        <w:t xml:space="preserve"> Jesús, mirando a su alrededor, les dijo a sus discípulos: ―¡Qué difícil es para los ricos entrar en el reino de Dios!</w:t>
+        <w:t xml:space="preserve"> Jesús, mirando a su alrededor, les dijo a sus discípulos: —¡Qué difícil es para los ricos entrar en el reino de Dios!</w:t>
       </w:r>
     </w:p>
     <w:p>
@@ -8485,7 +8506,7 @@
         <w:rPr>
           <w:lang w:val="es_ES" w:bidi="es_ES"/>
         </w:rPr>
-        <w:t xml:space="preserve"> Los discípulos se asombraron aún más y se preguntaban unos a otros: ―Entonces, ¿quién podrá salvarse?</w:t>
+        <w:t xml:space="preserve"> Los discípulos se asombraron aún más. Se preguntaban unos a otros: —Entonces, ¿quién podrá salvarse?</w:t>
       </w:r>
     </w:p>
     <w:p>
@@ -8506,7 +8527,7 @@
         <w:rPr>
           <w:lang w:val="es_ES" w:bidi="es_ES"/>
         </w:rPr>
-        <w:t xml:space="preserve"> Jesús los miró fijamente y les respondió: ―Para los hombres es imposible. Pero para Dios no hay nada imposible. Todo es posible para él.</w:t>
+        <w:t xml:space="preserve"> Jesús los miró fijamente y les respondió: —Para los seres humanos es imposible. Pero para Dios no hay nada imposible. Todo es posible para él.</w:t>
       </w:r>
     </w:p>
     <w:p>
@@ -8527,7 +8548,7 @@
         <w:rPr>
           <w:lang w:val="es_ES" w:bidi="es_ES"/>
         </w:rPr>
-        <w:t xml:space="preserve"> Pedro comenzó a decirle: ―¿Y nosotros? Nosotros lo hemos dejado todo para seguirte.</w:t>
+        <w:t xml:space="preserve"> Pedro comenzó a decirle: —¿Y nosotros? Nosotros lo hemos dejado todo para seguirte.</w:t>
       </w:r>
     </w:p>
     <w:p>
@@ -8548,7 +8569,7 @@
         <w:rPr>
           <w:lang w:val="es_ES" w:bidi="es_ES"/>
         </w:rPr>
-        <w:t xml:space="preserve"> Jesús les respondió: ―Les aseguro que todo el que haya dejado casa, hermanos, hermanas, padre, madre, hijos o tierras por amor a mí y por amor al evangelio,</w:t>
+        <w:t xml:space="preserve"> Jesús les respondió: —Les aseguro de algo. Hay quien habrá dejado casa, hermanos, hermanas, padre, madre, hijos o tierras por amor a mí y por amor a las buenas noticias.</w:t>
       </w:r>
     </w:p>
     <w:p>
@@ -8569,7 +8590,7 @@
         <w:rPr>
           <w:lang w:val="es_ES" w:bidi="es_ES"/>
         </w:rPr>
-        <w:t xml:space="preserve"> recibirá ahora en este tiempo cien veces más: casas, hermanos, hermanas, madres, hijos y tierras, aunque con persecuciones. Y en la era venidera recibirá vida eterna.</w:t>
+        <w:t xml:space="preserve"> Recibirá 100 veces más en este tiempo. Recibirá casas, hermanos, hermanas, madres, hijos y tierras, aunque con persecuciones. Y en la era venidera recibirá la vida eterna.</w:t>
       </w:r>
     </w:p>
     <w:p>
@@ -8611,7 +8632,7 @@
         <w:rPr>
           <w:lang w:val="es_ES" w:bidi="es_ES"/>
         </w:rPr>
-        <w:t xml:space="preserve"> Seguían subiendo hacia Jerusalén. Jesús iba delante de ellos. Los discípulos estaban asombrados, pero los otros que los seguían tenían miedo. De nuevo Jesús tomó aparte a los doce y comenzó a decirles lo que le iba a suceder.</w:t>
+        <w:t xml:space="preserve"> Iban subiendo hacia Jerusalén, y Jesús marchaba delante de ellos. Los discípulos estaban asombrados. Los que iban detrás tenían miedo. Jesús volvió a tomar aparte a los 12. Comenzó a decirles lo que le iba a suceder.</w:t>
       </w:r>
     </w:p>
     <w:p>
@@ -8632,7 +8653,7 @@
         <w:rPr>
           <w:lang w:val="es_ES" w:bidi="es_ES"/>
         </w:rPr>
-        <w:t xml:space="preserve"> ―Miren, cuando lleguemos a Jerusalén, el Hijo del hombre será entregado a los principales sacerdotes y maestros de la ley, y ellos lo condenarán a muerte y lo entregarán a los paganos.</w:t>
+        <w:t xml:space="preserve"> —Miren, vamos a Jerusalén. El Hijo del hombre será entregado a los principales sacerdotes y a los maestros de la ley. Lo condenarán a muerte y lo entregarán a los extranjeros.</w:t>
       </w:r>
     </w:p>
     <w:p>
@@ -8653,7 +8674,7 @@
         <w:rPr>
           <w:lang w:val="es_ES" w:bidi="es_ES"/>
         </w:rPr>
-        <w:t xml:space="preserve"> Se burlarán de él, le escupirán, lo azotarán y lo matarán. Pero al tercer día resucitará.</w:t>
+        <w:t xml:space="preserve"> Se burlarán de él. Le escupirán, lo azotarán y lo matarán. Pero al tercer día resucitará.</w:t>
       </w:r>
     </w:p>
     <w:p>
@@ -8674,7 +8695,7 @@
         <w:rPr>
           <w:lang w:val="es_ES" w:bidi="es_ES"/>
         </w:rPr>
-        <w:t xml:space="preserve"> Jacobo y Juan, hijos de Zebedeo, se acercaron a él y le dijeron: ―Maestro, queremos pedirte un favor.</w:t>
+        <w:t xml:space="preserve"> Santiago y Juan, hijos de Zebedeo, se acercaron a él y le dijeron: —Maestro, queremos que nos hagas un favor.</w:t>
       </w:r>
     </w:p>
     <w:p>
@@ -8695,7 +8716,7 @@
         <w:rPr>
           <w:lang w:val="es_ES" w:bidi="es_ES"/>
         </w:rPr>
-        <w:t xml:space="preserve"> ―¿Qué quieren que haga por ustedes? —les contestó Jesús.</w:t>
+        <w:t xml:space="preserve"> —¿Qué quieren que haga por ustedes? —les contestó Jesús.</w:t>
       </w:r>
     </w:p>
     <w:p>
@@ -8716,7 +8737,7 @@
         <w:rPr>
           <w:lang w:val="es_ES" w:bidi="es_ES"/>
         </w:rPr>
-        <w:t xml:space="preserve"> ―Permítenos que en tu gloria nos sentemos junto a ti, uno a tu derecha y el otro a tu izquierda.</w:t>
+        <w:t xml:space="preserve"> —Permítenos que nos sentemos junto a ti en tu gloria. Permite que uno se sienta a tu derecha y el otro a tu izquierda.</w:t>
       </w:r>
     </w:p>
     <w:p>
@@ -8737,7 +8758,7 @@
         <w:rPr>
           <w:lang w:val="es_ES" w:bidi="es_ES"/>
         </w:rPr>
-        <w:t xml:space="preserve"> —No saben lo que están pidiendo —respondió Jesús—. ¿Acaso podrán beber la copa que yo beberé o ser bautizados con el bautismo con que yo seré bautizado?</w:t>
+        <w:t xml:space="preserve"> —No saben lo que están pidiendo —respondió Jesús—. ¿Acaso podrán beber la copa que yo beberé? ¿Acaso podrán ser bautizados con el bautismo con que yo seré bautizado?</w:t>
       </w:r>
     </w:p>
     <w:p>
@@ -8758,7 +8779,7 @@
         <w:rPr>
           <w:lang w:val="es_ES" w:bidi="es_ES"/>
         </w:rPr>
-        <w:t xml:space="preserve"> Sí, podemos —respondieron ellos. Jesús les dijo: —Sí, beberán de la copa que yo bebo, y serán bautizados con el bautismo con que yo soy bautizado,</w:t>
+        <w:t xml:space="preserve"> —Sí, podemos —le dijeron. Jesús les respondió: —Sí, beberán de mi copa y serán bautizados con mi bautismo.</w:t>
       </w:r>
     </w:p>
     <w:p>
@@ -8779,7 +8800,7 @@
         <w:rPr>
           <w:lang w:val="es_ES" w:bidi="es_ES"/>
         </w:rPr>
-        <w:t xml:space="preserve"> pero lo de sentarse a mi derecha o a mi izquierda no es algo que yo pueda conceder, pues está reservado.</w:t>
+        <w:t xml:space="preserve"> Pero lo de sentarse a mi derecha o a mi izquierda no es algo que yo pueda conceder. Está reservado.</w:t>
       </w:r>
     </w:p>
     <w:p>
@@ -8800,7 +8821,7 @@
         <w:rPr>
           <w:lang w:val="es_ES" w:bidi="es_ES"/>
         </w:rPr>
-        <w:t xml:space="preserve"> Cuando los otros diez discípulos escucharon lo que Jacobo y Juan habían pedido, se indignaron con ellos.</w:t>
+        <w:t xml:space="preserve"> Los otros 10 discípulos se enteraron de lo que habían pedido Santiago y Juan. Se enojaron con ellos.</w:t>
       </w:r>
     </w:p>
     <w:p>
@@ -8821,7 +8842,7 @@
         <w:rPr>
           <w:lang w:val="es_ES" w:bidi="es_ES"/>
         </w:rPr>
-        <w:t xml:space="preserve"> Entonces Jesús los llamó y les dijo: —Ustedes saben que los que se consideran gobernantes de las naciones las dominan, y que los hombres importantes ejercen autoridad sobre ellas.</w:t>
+        <w:t xml:space="preserve"> Entonces Jesús los llamó y les dijo: —Ustedes saben que los que se consideran gobernantes de las naciones las dominan. Saben que las personas importantes ejercen autoridad sobre ellas.</w:t>
       </w:r>
     </w:p>
     <w:p>
@@ -8884,7 +8905,7 @@
         <w:rPr>
           <w:lang w:val="es_ES" w:bidi="es_ES"/>
         </w:rPr>
-        <w:t xml:space="preserve"> Así debe ser, pues ni siquiera el Hijo del hombre vino para ser servido, sino para servir a los demás y entregar su vida en rescate por muchos.</w:t>
+        <w:t xml:space="preserve"> Así debe ser, pues ni siquiera el Hijo del hombre vino para ser servido. En cambio, vino para servir a los demás y entregar su vida en rescate por muchos.</w:t>
       </w:r>
     </w:p>
     <w:p>
@@ -8947,7 +8968,7 @@
         <w:rPr>
           <w:lang w:val="es_ES" w:bidi="es_ES"/>
         </w:rPr>
-        <w:t xml:space="preserve"> —¡Cállate! —le reprendieron algunos. Pero él gritó aún con más fuerza: —¡Hijo de David, ten misericordia de mí!</w:t>
+        <w:t xml:space="preserve"> —¡Cállate! —le reprendieron algunos. Pero él gritó con aún más fuerza: —¡Hijo de David, ten misericordia de mí!</w:t>
       </w:r>
     </w:p>
     <w:p>
@@ -8989,7 +9010,7 @@
         <w:rPr>
           <w:lang w:val="es_ES" w:bidi="es_ES"/>
         </w:rPr>
-        <w:t xml:space="preserve"> Bartimeo se quitó la capa, la dejó allí, dio un salto y fue a donde estaba Jesús.</w:t>
+        <w:t xml:space="preserve"> Bartimeo se quitó la capa y la dejó allí. Dio un salto y fue a donde estaba Jesús.</w:t>
       </w:r>
     </w:p>
     <w:p>
@@ -9068,7 +9089,7 @@
         <w:rPr>
           <w:lang w:val="es_ES" w:bidi="es_ES"/>
         </w:rPr>
-        <w:t xml:space="preserve"> Cuando se acercaban a Jerusalén, estando cerca de Betfagué y de Betania, frente al monte de los Olivos, Jesús envió a dos de sus discípulos con este encargo:</w:t>
+        <w:t xml:space="preserve"> Ya se acercaban a Jerusalén. Llegaron cerca de Betfagué y Betania, junto al monte de los Olivos. Jesús envió a 2 de sus discípulos con este encargo:</w:t>
       </w:r>
     </w:p>
     <w:p>
@@ -9089,7 +9110,7 @@
         <w:rPr>
           <w:lang w:val="es_ES" w:bidi="es_ES"/>
         </w:rPr>
-        <w:t xml:space="preserve"> «Vayan a la aldea que está enfrente. Al entrar encontrarán un burrito atado, que nunca ha montado nadie. Desátenlo y tráiganlo aquí.</w:t>
+        <w:t xml:space="preserve"> —Vayan a la aldea que está enfrente. Cuando entren, verán atado un burrito en el que nadie antes se ha montado. Desátenlo y tráiganlo.</w:t>
       </w:r>
     </w:p>
     <w:p>
@@ -9110,7 +9131,7 @@
         <w:rPr>
           <w:lang w:val="es_ES" w:bidi="es_ES"/>
         </w:rPr>
-        <w:t xml:space="preserve"> Y si alguien les pregunta por qué hacen esto, díganle que el Señor lo necesita y que pronto lo devolverá».</w:t>
+        <w:t xml:space="preserve"> Puede ocurrir que alguien les pregunte por qué hacen esto. Díganle que el Señor lo necesita y que pronto lo devolverá.</w:t>
       </w:r>
     </w:p>
     <w:p>
@@ -9131,7 +9152,7 @@
         <w:rPr>
           <w:lang w:val="es_ES" w:bidi="es_ES"/>
         </w:rPr>
-        <w:t xml:space="preserve"> Fueron y encontraron un burrito atado junto a una puerta, en la calle, y comenzaron a desatarlo.</w:t>
+        <w:t xml:space="preserve"> Fueron y encontraron un burrito atado en la calle, junto a una puerta. Comenzaron a desatarlo.</w:t>
       </w:r>
     </w:p>
     <w:p>
@@ -9152,7 +9173,7 @@
         <w:rPr>
           <w:lang w:val="es_ES" w:bidi="es_ES"/>
         </w:rPr>
-        <w:t xml:space="preserve"> Unos que estaban allí les preguntaron: «¿Qué hacen?».</w:t>
+        <w:t xml:space="preserve"> Unos que estaban allí les preguntaron: —¿Qué hacen?</w:t>
       </w:r>
     </w:p>
     <w:p>
@@ -9173,7 +9194,7 @@
         <w:rPr>
           <w:lang w:val="es_ES" w:bidi="es_ES"/>
         </w:rPr>
-        <w:t xml:space="preserve"> Ellos les respondieron lo que Jesús les había indicado, y les dejaron llevarse el burrito.</w:t>
+        <w:t xml:space="preserve"> Ellos les respondieron lo que Jesús les había indicado. Les dejaron llevarse el burrito.</w:t>
       </w:r>
     </w:p>
     <w:p>
@@ -9215,7 +9236,7 @@
         <w:rPr>
           <w:lang w:val="es_ES" w:bidi="es_ES"/>
         </w:rPr>
-        <w:t xml:space="preserve"> Y mucha gente extendía sus mantos en el camino, y otros ponían ramas de árboles.</w:t>
+        <w:t xml:space="preserve"> Muchos extendían sus mantos en el camino. Otros cortaban ramas de los árboles y las tendían en el camino.</w:t>
       </w:r>
     </w:p>
     <w:p>
@@ -9236,7 +9257,7 @@
         <w:rPr>
           <w:lang w:val="es_ES" w:bidi="es_ES"/>
         </w:rPr>
-        <w:t xml:space="preserve"> Tanto los que iban delante como los que iban detrás gritaban: ―¡Hosanna! ¡Bendito el que viene en el nombre del Señor!</w:t>
+        <w:t xml:space="preserve"> Las multitudes que iban delante de él y las que le seguían gritaban: —¡Hosanna! ¡Bendito el que viene en el nombre del Señor!</w:t>
       </w:r>
     </w:p>
     <w:p>
@@ -9278,7 +9299,7 @@
         <w:rPr>
           <w:lang w:val="es_ES" w:bidi="es_ES"/>
         </w:rPr>
-        <w:t xml:space="preserve"> Jesús entró en Jerusalén y fue al templo, observó a su alrededor, y como ya estaba avanzada la tarde, salió hacia Betania con los doce.</w:t>
+        <w:t xml:space="preserve"> Cuando llegaron a Jerusalén, Jesús entró al templo. Observó todo a su alrededor. Como ya era tarde, salió y se fue a Betania con los 12.</w:t>
       </w:r>
     </w:p>
     <w:p>
@@ -9299,7 +9320,7 @@
         <w:rPr>
           <w:lang w:val="es_ES" w:bidi="es_ES"/>
         </w:rPr>
-        <w:t xml:space="preserve"> A la mañana siguiente, cuando salió de Betania, tuvo hambre,</w:t>
+        <w:t xml:space="preserve"> A la mañana siguiente, cuando salió de Betania, tuvo hambre.</w:t>
       </w:r>
     </w:p>
     <w:p>
@@ -9320,7 +9341,7 @@
         <w:rPr>
           <w:lang w:val="es_ES" w:bidi="es_ES"/>
         </w:rPr>
-        <w:t xml:space="preserve"> Jesús vio desde lejos una higuera con hojas, se acercó para ver si había algún higo, pero solo encontró hojas, porque no era la temporada de higos.</w:t>
+        <w:t xml:space="preserve"> Jesús vio desde lejos una higuera con hojas. Se acercó para ver si había algún higo, pero solo encontró hojas. No era la temporada de higos.</w:t>
       </w:r>
     </w:p>
     <w:p>
@@ -9341,7 +9362,7 @@
         <w:rPr>
           <w:lang w:val="es_ES" w:bidi="es_ES"/>
         </w:rPr>
-        <w:t xml:space="preserve"> Entonces le dijo al árbol: «¡Nadie volverá a comer de tu fruto jamás!». Y sus discípulos lo oyeron.</w:t>
+        <w:t xml:space="preserve"> Entonces le dijo a la higuera: —Que nadie vuelva a comer jamás de tu fruto. Sus discípulos lo oyeron.</w:t>
       </w:r>
     </w:p>
     <w:p>
@@ -9362,7 +9383,7 @@
         <w:rPr>
           <w:lang w:val="es_ES" w:bidi="es_ES"/>
         </w:rPr>
-        <w:t xml:space="preserve"> Al llegar a Jerusalén, entró en el templo y echó fuera a los que vendían y compraban, y volcó las mesas de los que cambiaban dinero y las sillas de los que vendían palomas.</w:t>
+        <w:t xml:space="preserve"> Cuando llegaron a Jerusalén, Jesús entró al templo. Echó fuera a los que vendían y compraban allí. Volcó las mesas de los cambistas y las sillas de los que vendían palomas.</w:t>
       </w:r>
     </w:p>
     <w:p>
@@ -9383,7 +9404,7 @@
         <w:rPr>
           <w:lang w:val="es_ES" w:bidi="es_ES"/>
         </w:rPr>
-        <w:t xml:space="preserve"> Y no permitía que nadie pasara por el templo llevando mercancías.</w:t>
+        <w:t xml:space="preserve"> Además, no permitía que nadie atravesara el templo cargando mercancías.</w:t>
       </w:r>
     </w:p>
     <w:p>
@@ -9404,7 +9425,7 @@
         <w:rPr>
           <w:lang w:val="es_ES" w:bidi="es_ES"/>
         </w:rPr>
-        <w:t xml:space="preserve"> Y se puso a enseñarles: «Las Escrituras dicen que mi templo será “casa de oración para todas las naciones”, pero ustedes lo han convertido en “cueva de ladrones”».</w:t>
+        <w:t xml:space="preserve"> Entonces comenzó a enseñarles: —Está escrito: “Mi templo será llamado casa de oración para todos los pueblos”. Pero ustedes lo han convertido en cueva de ladrones.</w:t>
       </w:r>
     </w:p>
     <w:p>
@@ -9425,7 +9446,7 @@
         <w:rPr>
           <w:lang w:val="es_ES" w:bidi="es_ES"/>
         </w:rPr>
-        <w:t xml:space="preserve"> Cuando los jefes de los sacerdotes y los maestros de la ley oyeron esto, comenzaron a tramar un plan para matar a Jesús. Le tenían miedo porque toda la gente estaba maravillada con su enseñanza.</w:t>
+        <w:t xml:space="preserve"> Los jefes de los sacerdotes y los maestros de la ley oyeron esto. Comenzaron a buscar cómo matarlo. Le tenían miedo, ya que toda la multitud estaba maravillada de su enseñanza.</w:t>
       </w:r>
     </w:p>
     <w:p>
@@ -9467,7 +9488,7 @@
         <w:rPr>
           <w:lang w:val="es_ES" w:bidi="es_ES"/>
         </w:rPr>
-        <w:t xml:space="preserve"> Por la mañana temprano, en el camino, los discípulos vieron que la higuera estaba seca, hasta las raíces.</w:t>
+        <w:t xml:space="preserve"> Por la mañana temprano, en el camino, los discípulos vieron la misma higuera. Estaba seca, hasta las raíces.</w:t>
       </w:r>
     </w:p>
     <w:p>
@@ -9488,7 +9509,7 @@
         <w:rPr>
           <w:lang w:val="es_ES" w:bidi="es_ES"/>
         </w:rPr>
-        <w:t xml:space="preserve"> Pedro se acordó de lo que Jesús había dicho, exclamó: ―¡Maestro, mira! La higuera que maldijiste está seca.</w:t>
+        <w:t xml:space="preserve"> Pedro recordó lo que había sucedido. Le dijo a Jesús: —¡Maestro, mira! La higuera que maldijiste se ha secado.</w:t>
       </w:r>
     </w:p>
     <w:p>
@@ -9509,7 +9530,7 @@
         <w:rPr>
           <w:lang w:val="es_ES" w:bidi="es_ES"/>
         </w:rPr>
-        <w:t xml:space="preserve"> Jesús respondió a ellos: ―Tengan fe en Dios.</w:t>
+        <w:t xml:space="preserve"> Jesús les respondió: —Tengan fe en Dios.</w:t>
       </w:r>
     </w:p>
     <w:p>
@@ -9530,7 +9551,7 @@
         <w:rPr>
           <w:lang w:val="es_ES" w:bidi="es_ES"/>
         </w:rPr>
-        <w:t xml:space="preserve"> Les aseguro que si alguien le dice a este monte que se quite de donde está y se arroje al mar, y no duda de que va a ser así, el monte le obedecerá.</w:t>
+        <w:t xml:space="preserve"> Les aseguro de algo. Puede ser que alguien le diga a este monte: "¡Quítate de ahí y arrójate al mar!”. Puede ser que no dude en su corazón, sino que crea que lo que dice sucederá. Y así será.</w:t>
       </w:r>
     </w:p>
     <w:p>
@@ -9551,28 +9572,28 @@
         <w:rPr>
           <w:lang w:val="es_ES" w:bidi="es_ES"/>
         </w:rPr>
-        <w:t xml:space="preserve"> Por eso les digo que todo lo que pidan en oración, crean que lo recibirán, y así será.</w:t>
-      </w:r>
-    </w:p>
-    <w:p>
-      <w:pPr/>
-      <w:r>
-        <w:rPr>
-          <w:lang w:val="es_ES" w:bidi="es_ES"/>
-        </w:rPr>
-      </w:r>
-      <w:r>
-        <w:rPr>
-          <w:vertAlign w:val="superscript"/>
-          <w:lang w:val="es_ES" w:bidi="es_ES"/>
-        </w:rPr>
-        <w:t>25</w:t>
-      </w:r>
-      <w:r>
-        <w:rPr>
-          <w:lang w:val="es_ES" w:bidi="es_ES"/>
-        </w:rPr>
-        <w:t xml:space="preserve"> Y cuando estén orando, perdonen si tienen algo contra alguien, para que también su Padre que está en los cielos les perdone a ustedes sus ofensas.</w:t>
+        <w:t xml:space="preserve"> Por eso les digo algo. Todo lo que pidan en oración, crean que lo han recibido. Y lo tendrán.</w:t>
+      </w:r>
+    </w:p>
+    <w:p>
+      <w:pPr/>
+      <w:r>
+        <w:rPr>
+          <w:lang w:val="es_ES" w:bidi="es_ES"/>
+        </w:rPr>
+      </w:r>
+      <w:r>
+        <w:rPr>
+          <w:vertAlign w:val="superscript"/>
+          <w:lang w:val="es_ES" w:bidi="es_ES"/>
+        </w:rPr>
+        <w:t>25-26</w:t>
+      </w:r>
+      <w:r>
+        <w:rPr>
+          <w:lang w:val="es_ES" w:bidi="es_ES"/>
+        </w:rPr>
+        <w:t xml:space="preserve"> Cuando oren, perdonen a quienes les hayan hecho algo malo, para que su Padre que está en el cielo también les perdone a ustedes sus ofensas.</w:t>
       </w:r>
     </w:p>
     <w:p>
@@ -9593,7 +9614,7 @@
         <w:rPr>
           <w:lang w:val="es_ES" w:bidi="es_ES"/>
         </w:rPr>
-        <w:t xml:space="preserve"> Vinieron de nuevo a Jerusalén. Mientras Jesús estaba andando por el templo, los principales sacerdotes, los maestros de la ley y los ancianos</w:t>
+        <w:t xml:space="preserve"> Vinieron de nuevo a Jerusalén. Jesús caminaba por el templo. En eso, se le acercaron los jefes de los sacerdotes, los maestros de la ley y los ancianos.</w:t>
       </w:r>
     </w:p>
     <w:p>
@@ -9614,7 +9635,7 @@
         <w:rPr>
           <w:lang w:val="es_ES" w:bidi="es_ES"/>
         </w:rPr>
-        <w:t xml:space="preserve"> se le acercaron y le dijeron: ―¿Con qué autoridad haces estas cosas? ¿Y quién te dio esta autoridad para hacerlas?</w:t>
+        <w:t xml:space="preserve"> Le preguntaron: —¿Quién te dio autoridad para hacer estas cosas?</w:t>
       </w:r>
     </w:p>
     <w:p>
@@ -9635,7 +9656,7 @@
         <w:rPr>
           <w:lang w:val="es_ES" w:bidi="es_ES"/>
         </w:rPr>
-        <w:t xml:space="preserve"> ―Yo les diré con qué autoridad hago estas cosas —les contestó Jesús—, si ustedes me responden a una pregunta.</w:t>
+        <w:t xml:space="preserve"> Jesús les contestó: —Yo les diré con qué autoridad hago estas cosas si ustedes me responden una pregunta.</w:t>
       </w:r>
     </w:p>
     <w:p>
@@ -9656,7 +9677,7 @@
         <w:rPr>
           <w:lang w:val="es_ES" w:bidi="es_ES"/>
         </w:rPr>
-        <w:t xml:space="preserve"> ¿El bautismo de Juan era de Dios o de los hombres? Respóndanme.</w:t>
+        <w:t xml:space="preserve"> ¿El bautismo de Juan era de Dios o de los seres humanos? Respóndanme.</w:t>
       </w:r>
     </w:p>
     <w:p>
@@ -9677,7 +9698,7 @@
         <w:rPr>
           <w:lang w:val="es_ES" w:bidi="es_ES"/>
         </w:rPr>
-        <w:t xml:space="preserve"> Ellos discutieron entre sí: ―Si decimos que era de Dios, preguntará por qué no le creímos.</w:t>
+        <w:t xml:space="preserve"> Ellos discutieron entre sí: —Si decimos que era de Dios, preguntará por qué no le creímos.</w:t>
       </w:r>
     </w:p>
     <w:p>
@@ -9698,7 +9719,7 @@
         <w:rPr>
           <w:lang w:val="es_ES" w:bidi="es_ES"/>
         </w:rPr>
-        <w:t xml:space="preserve"> Y si decimos que era de los hombres, la gente se volverá contra nosotros, porque todos creían que Juan era un profeta.</w:t>
+        <w:t xml:space="preserve"> Y si decimos que era de los seres humanos, la gente se volverá contra nosotros. Todos creían que Juan era un profeta.</w:t>
       </w:r>
     </w:p>
     <w:p>
@@ -9719,7 +9740,7 @@
         <w:rPr>
           <w:lang w:val="es_ES" w:bidi="es_ES"/>
         </w:rPr>
-        <w:t xml:space="preserve"> Así que respondieron: ―No lo sabemos. Y Jesús les dijo: ―Pues tampoco yo les diré con qué autoridad hago estas cosas.</w:t>
+        <w:t xml:space="preserve"> Finalmente respondieron: —No sabemos. Jesús les dijo: —Pues yo tampoco les diré con qué autoridad hago estas cosas.</w:t>
       </w:r>
     </w:p>
     <w:p>
@@ -9756,7 +9777,7 @@
         <w:rPr>
           <w:lang w:val="es_ES" w:bidi="es_ES"/>
         </w:rPr>
-        <w:t xml:space="preserve"> Entonces Jesús se puso a hablarles en parábolas: «Un hombre plantó un viñedo. lo cercó, cavó un lagar para pisar las uvas y levantó una torre para vigilarlo. Luego alquiló el viñedo a unos labradores y se fue de viaje.</w:t>
+        <w:t xml:space="preserve"> Entonces Jesús comenzó a hablarles por medio de parábolas: —Un hombre plantó un viñedo. Lo cercó, excavó un lagar y construyó una torre para vigilarlo. Después lo arrendó a unos labradores y se fue de viaje.</w:t>
       </w:r>
     </w:p>
     <w:p>
@@ -9777,7 +9798,7 @@
         <w:rPr>
           <w:lang w:val="es_ES" w:bidi="es_ES"/>
         </w:rPr>
-        <w:t xml:space="preserve"> »Cuando llegó el tiempo de la vendimia, envió a uno de sus siervos para que los labradores le entregaran la parte de la cosecha que habían acordado.</w:t>
+        <w:t xml:space="preserve"> Llegó el tiempo de la vendimia. Envió a un siervo suyo para que los labradores le dieran la parte de la cosecha que le debían.</w:t>
       </w:r>
     </w:p>
     <w:p>
@@ -9798,7 +9819,7 @@
         <w:rPr>
           <w:lang w:val="es_ES" w:bidi="es_ES"/>
         </w:rPr>
-        <w:t xml:space="preserve"> Pero los labradores lo agarraron, lo golpearon y lo enviaron con las manos vacías.</w:t>
+        <w:t xml:space="preserve"> Pero los labradores lo agarraron y lo golpearon. Lo enviaron con las manos vacías.</w:t>
       </w:r>
     </w:p>
     <w:p>
@@ -9819,7 +9840,7 @@
         <w:rPr>
           <w:lang w:val="es_ES" w:bidi="es_ES"/>
         </w:rPr>
-        <w:t xml:space="preserve"> Entonces les envió otro siervo, y a este lo hirieron en la cabeza y lo humillaron.</w:t>
+        <w:t xml:space="preserve"> Entonces les envió otro siervo. A este lo hirieron en la cabeza y lo humillaron.</w:t>
       </w:r>
     </w:p>
     <w:p>
@@ -9840,7 +9861,7 @@
         <w:rPr>
           <w:lang w:val="es_ES" w:bidi="es_ES"/>
         </w:rPr>
-        <w:t xml:space="preserve"> Envió a otro, y a este lo mataron. Y envió a muchos otros; a unos los golpearon, y a otros los mataron.</w:t>
+        <w:t xml:space="preserve"> Envió a otro, y a este lo mataron. Y envió a muchos otros. A unos los golpearon, y a otros los mataron.</w:t>
       </w:r>
     </w:p>
     <w:p>
@@ -9861,7 +9882,7 @@
         <w:rPr>
           <w:lang w:val="es_ES" w:bidi="es_ES"/>
         </w:rPr>
-        <w:t xml:space="preserve"> Le quedaba un hijo al que amaba mucho; lo envió como último intento, pensando: «A mi hijo sí lo respetarán».</w:t>
+        <w:t xml:space="preserve"> Le quedaba uno más, su hijo amado. Finalmente lo envió, pues pensaba: “A mi hijo lo respetarán”.</w:t>
       </w:r>
     </w:p>
     <w:p>
@@ -9882,7 +9903,7 @@
         <w:rPr>
           <w:lang w:val="es_ES" w:bidi="es_ES"/>
         </w:rPr>
-        <w:t xml:space="preserve"> Pero los labradores se dijeron unos a otros: «Este es el heredero. Vamos a matarlo, y así nos quedaremos con la herencia».</w:t>
+        <w:t xml:space="preserve"> Pero los labradores se dijeron entre ellos: “Este es el heredero. Vamos a matarlo, y la herencia será nuestra”.</w:t>
       </w:r>
     </w:p>
     <w:p>
@@ -9903,7 +9924,7 @@
         <w:rPr>
           <w:lang w:val="es_ES" w:bidi="es_ES"/>
         </w:rPr>
-        <w:t xml:space="preserve"> Así que lo agarraron, lo mataron y lo arrojaron fuera del viñedo.</w:t>
+        <w:t xml:space="preserve"> Así que lo agarraron. Lo mataron y arrojaron su cuerpo fuera del viñedo.</w:t>
       </w:r>
     </w:p>
     <w:p>
@@ -9924,7 +9945,7 @@
         <w:rPr>
           <w:lang w:val="es_ES" w:bidi="es_ES"/>
         </w:rPr>
-        <w:t xml:space="preserve"> ¿Qué creen que hará el dueño del viñedo? Vendrá y matará a esos labradores y dará el viñedo a otros.</w:t>
+        <w:t xml:space="preserve"> ¿Qué creen que hará el dueño del viñedo? Vendrá, matará a esos labradores y entregará el viñedo a otros.</w:t>
       </w:r>
     </w:p>
     <w:p>
@@ -9945,7 +9966,7 @@
         <w:rPr>
           <w:lang w:val="es_ES" w:bidi="es_ES"/>
         </w:rPr>
-        <w:t xml:space="preserve"> ¿No han leído esta Escritura que dice: «La piedra que los constructores desecharon es ahora la piedra principal.</w:t>
+        <w:t xml:space="preserve"> ¿No han leído esta Escritura que dice: “La piedra que los constructores desecharon ha llegado a ser la piedra principal.</w:t>
       </w:r>
     </w:p>
     <w:p>
@@ -9966,7 +9987,7 @@
         <w:rPr>
           <w:lang w:val="es_ES" w:bidi="es_ES"/>
         </w:rPr>
-        <w:t xml:space="preserve"> Esto lo ha hecho el Señor, y nos deja maravillados»?</w:t>
+        <w:t xml:space="preserve"> Esto viene del Señor. Es maravilloso a nuestros ojos”?</w:t>
       </w:r>
     </w:p>
     <w:p>
@@ -9987,7 +10008,7 @@
         <w:rPr>
           <w:lang w:val="es_ES" w:bidi="es_ES"/>
         </w:rPr>
-        <w:t xml:space="preserve"> Los sacerdotes, los maestros de la ley y los ancianos que escuchaban se dieron cuenta de que la parábola se refería a ellos, así que intentaron arrestarlo. Pero, como temían a la multitud, lo dejaron y se fueron.</w:t>
+        <w:t xml:space="preserve"> Los jefes de los sacerdotes, los maestros de la ley y los ancianos se dieron cuenta de que la parábola iba dirigida contra ellos. Quisieron arrestarlo en ese mismo momento, pero temían a la multitud. Así que lo dejaron y se fueron.</w:t>
       </w:r>
     </w:p>
     <w:p>
@@ -10008,7 +10029,7 @@
         <w:rPr>
           <w:lang w:val="es_ES" w:bidi="es_ES"/>
         </w:rPr>
-        <w:t xml:space="preserve"> Enviaron luego a algunos de los fariseos y de los herodianos para tenderle una trampa con sus propias palabras.</w:t>
+        <w:t xml:space="preserve"> Entonces enviaron a algunos fariseos y herodianos para atrapar a Jesús en sus palabras.</w:t>
       </w:r>
     </w:p>
     <w:p>
@@ -10029,7 +10050,7 @@
         <w:rPr>
           <w:lang w:val="es_ES" w:bidi="es_ES"/>
         </w:rPr>
-        <w:t xml:space="preserve"> Vinieron y le dijeron: ―Maestro, sabemos que eres un hombre auténtico, y no te dejas llevar por la opinión de nadie, porque no miras la apariencia de las personas, sino que enseñas de verdad el camino de Dios. Dinos: ¿Está bien pagar impuestos al césar o no?</w:t>
+        <w:t xml:space="preserve"> Apenas llegaron, le dijeron: —Maestro, sabemos que eres un hombre íntegro. No te dejas influenciar por lo que dicen los demás, porque no te guías por las apariencias. Tú enseñas el camino de Dios con sinceridad. ¿Está bien que paguemos impuestos al césar, o no?</w:t>
       </w:r>
     </w:p>
     <w:p>
@@ -10050,7 +10071,7 @@
         <w:rPr>
           <w:lang w:val="es_ES" w:bidi="es_ES"/>
         </w:rPr>
-        <w:t xml:space="preserve"> Pero Jesús, como sabía que venían con hipocresía, les replicó: ―¿Por qué me tienden trampas? Tráiganme una de esas monedas con que se paga ese impuesto, para que la vea.</w:t>
+        <w:t xml:space="preserve"> Pero Jesús, conociendo su hipocresía, les dijo: —¿Por qué me tienden trampas? Tráiganme una moneda para que la vea.</w:t>
       </w:r>
     </w:p>
     <w:p>
@@ -10071,7 +10092,7 @@
         <w:rPr>
           <w:lang w:val="es_ES" w:bidi="es_ES"/>
         </w:rPr>
-        <w:t xml:space="preserve"> Ellos se la trajeron la moneda, y él les preguntó: —¿De quién es esta imagen y esta inscripción? —Del césar —respondieron ellos.</w:t>
+        <w:t xml:space="preserve"> Ellos le trajeron la moneda, y él les preguntó: —¿De quién es esta imagen y esta inscripción? —Del césar —respondieron ellos.</w:t>
       </w:r>
     </w:p>
     <w:p>
@@ -10092,7 +10113,7 @@
         <w:rPr>
           <w:lang w:val="es_ES" w:bidi="es_ES"/>
         </w:rPr>
-        <w:t xml:space="preserve"> —Pues denle al césar lo que es del césar; y a Dios, lo que es de Dios —les dijo. Esta respuesta los dejó admirados.</w:t>
+        <w:t xml:space="preserve"> —Pues denle al césar lo que es del césar. Y denle a Dios lo que es de Dios —les dijo. Esta respuesta los dejó admirados.</w:t>
       </w:r>
     </w:p>
     <w:p>
@@ -10113,7 +10134,7 @@
         <w:rPr>
           <w:lang w:val="es_ES" w:bidi="es_ES"/>
         </w:rPr>
-        <w:t xml:space="preserve"> Después vinieron a él los saduceos, que dicen que no hay resurrección, y le preguntaron.</w:t>
+        <w:t xml:space="preserve"> Después vinieron a él los saduceos, que dicen que no hay resurrección. Le preguntaron:</w:t>
       </w:r>
     </w:p>
     <w:p>
@@ -10134,7 +10155,7 @@
         <w:rPr>
           <w:lang w:val="es_ES" w:bidi="es_ES"/>
         </w:rPr>
-        <w:t xml:space="preserve"> ―Maestro, Moisés nos enseñó en la ley que si el hermano de un hombre muere y deja viuda sin hijos, el hermano debe casarse con la vuida y dejar descendencia para su hermano.</w:t>
+        <w:t xml:space="preserve"> —Maestro, Moisés nos enseñó esto en sus escritos. Si un hombre muere y deja viuda sin hijos, su hermano debe casarse con ella. Es para darle descendencia a su hermano fallecido.</w:t>
       </w:r>
     </w:p>
     <w:p>
@@ -10155,7 +10176,7 @@
         <w:rPr>
           <w:lang w:val="es_ES" w:bidi="es_ES"/>
         </w:rPr>
-        <w:t xml:space="preserve"> Pues resulta que había siete hermanos. El primero se casó y murió sin dejar descendencia.</w:t>
+        <w:t xml:space="preserve"> Resulta que había 7 hermanos. El primero se casó y murió sin tener hijos.</w:t>
       </w:r>
     </w:p>
     <w:p>
@@ -10176,7 +10197,7 @@
         <w:rPr>
           <w:lang w:val="es_ES" w:bidi="es_ES"/>
         </w:rPr>
-        <w:t xml:space="preserve"> El segundo se casó con la viuda y murió sin dejar descendencia, y el tercero hizo lo mismo.</w:t>
+        <w:t xml:space="preserve"> El segundo se casó con la viuda y murió sin dejar descendencia. El tercero hizo lo mismo.</w:t>
       </w:r>
     </w:p>
     <w:p>
@@ -10197,7 +10218,7 @@
         <w:rPr>
           <w:lang w:val="es_ES" w:bidi="es_ES"/>
         </w:rPr>
-        <w:t xml:space="preserve"> Y lo mismo pasó con los siete, y no dejaron descendencia; al final, murió también la mujer.</w:t>
+        <w:t xml:space="preserve"> Así hicieron los 7 hermanos. Todos murieron sin dejar descendencia. Después de todos ellos, murió la mujer.</w:t>
       </w:r>
     </w:p>
     <w:p>
@@ -10218,7 +10239,7 @@
         <w:rPr>
           <w:lang w:val="es_ES" w:bidi="es_ES"/>
         </w:rPr>
-        <w:t xml:space="preserve"> Entonces, cuando resuciten, ¿de cuál de los siete será esposa, ya que los siete se casaron con ella?</w:t>
+        <w:t xml:space="preserve"> Entonces, en la resurrección, ¿de cuál de ellos será esposa esta mujer? Es que los 7 estuvieron casados con ella.</w:t>
       </w:r>
     </w:p>
     <w:p>
@@ -10239,7 +10260,7 @@
         <w:rPr>
           <w:lang w:val="es_ES" w:bidi="es_ES"/>
         </w:rPr>
-        <w:t xml:space="preserve"> Jesús les respondió: ―Ustedes están equivocados porque no conocen las Escrituras ni el poder de Dios.</w:t>
+        <w:t xml:space="preserve"> Jesús les respondió: —Ustedes están equivocados porque no conocen las Escrituras ni el poder de Dios.</w:t>
       </w:r>
     </w:p>
     <w:p>
@@ -10260,7 +10281,7 @@
         <w:rPr>
           <w:lang w:val="es_ES" w:bidi="es_ES"/>
         </w:rPr>
-        <w:t xml:space="preserve"> Cuando resuciten los muertos, ni se casarán ni serán dados en matrimonio, sino que serán como los ángeles que están en el cielo.</w:t>
+        <w:t xml:space="preserve"> Cuando resuciten los muertos, ni se casarán ni serán dados en matrimonio. En cambio, serán como los ángeles que están en el cielo.</w:t>
       </w:r>
     </w:p>
     <w:p>
@@ -10281,7 +10302,7 @@
         <w:rPr>
           <w:lang w:val="es_ES" w:bidi="es_ES"/>
         </w:rPr>
-        <w:t xml:space="preserve"> Pero en cuanto a la resurrección de los muertos, ¿no han leído ustedes, en el libro de Moisés, el pasaje de la zarza en el que se dice que Dios le habló a Moisés y le dijo: «Yo soy el Dios de Abraham, el Dios de Isaac y el Dios de Jacob»?</w:t>
+        <w:t xml:space="preserve"> Pero hablemos de la resurrección de los muertos. ¿No han leído ustedes el pasaje de la zarza en el libro de Moisés? Allí se dice que Dios le habló a Moisés y le dijo: “Yo soy el Dios de Abraham, de Isaac y de Jacob”.</w:t>
       </w:r>
     </w:p>
     <w:p>
@@ -10302,7 +10323,7 @@
         <w:rPr>
           <w:lang w:val="es_ES" w:bidi="es_ES"/>
         </w:rPr>
-        <w:t xml:space="preserve"> Dios no es Dios de muertos, sino de vivos; ustedes están muy equivocados.</w:t>
+        <w:t xml:space="preserve"> Dios no es Dios de muertos, sino de vivos. Ustedes están muy equivocados.</w:t>
       </w:r>
     </w:p>
     <w:p>
@@ -10323,7 +10344,7 @@
         <w:rPr>
           <w:lang w:val="es_ES" w:bidi="es_ES"/>
         </w:rPr>
-        <w:t xml:space="preserve"> Entonces se acercó uno de los maestros de la ley que estaba escuchando su discusión. Como vio que Jesús les dioo una buena respuesta, le preguntó: ―¿Cuál es el mandamiento más importante de todos?</w:t>
+        <w:t xml:space="preserve"> Entonces se acercó uno de los maestros de la ley que estaba escuchando su discusión. Como vio que Jesús les dio una buena respuesta, le preguntó: —¿Cuál es el mandamiento más importante de todos?</w:t>
       </w:r>
     </w:p>
     <w:p>
@@ -10344,7 +10365,7 @@
         <w:rPr>
           <w:lang w:val="es_ES" w:bidi="es_ES"/>
         </w:rPr>
-        <w:t xml:space="preserve"> Jesús le contestó: ―El más importante es: «Escucha, Israel. El Señor nuestro Dios, el Señor es uno.</w:t>
+        <w:t xml:space="preserve"> Jesús le contestó: —El más importante es: “Escucha, Israel. El Señor nuestro Dios es el único Señor.</w:t>
       </w:r>
     </w:p>
     <w:p>
@@ -10365,7 +10386,7 @@
         <w:rPr>
           <w:lang w:val="es_ES" w:bidi="es_ES"/>
         </w:rPr>
-        <w:t xml:space="preserve"> Ama al Señor tu Dios con todo tu corazón, con toda tu alma, con toda tu mente y con todas tus fuerzas.</w:t>
+        <w:t xml:space="preserve"> Ámalo con todo tu corazón, con toda tu alma y con todas tus fuerzas”.</w:t>
       </w:r>
     </w:p>
     <w:p>
@@ -10386,7 +10407,7 @@
         <w:rPr>
           <w:lang w:val="es_ES" w:bidi="es_ES"/>
         </w:rPr>
-        <w:t xml:space="preserve"> El segundo más importante es este: «Ama a tu prójimo como a ti mismo». No hay ningún mandamiento más importante que estos dos.</w:t>
+        <w:t xml:space="preserve"> El segundo más importante es este: “Amen a su prójimo como a ustedes mismos”. No hay ningún mandamiento más importante que estos 2.</w:t>
       </w:r>
     </w:p>
     <w:p>
@@ -10407,7 +10428,7 @@
         <w:rPr>
           <w:lang w:val="es_ES" w:bidi="es_ES"/>
         </w:rPr>
-        <w:t xml:space="preserve"> El maestro de la ley le respondió: ―Muy bien dicho, Maestro. Dices la verdad cuando afirmas que Dios es uno y que no hay otro además de él.</w:t>
+        <w:t xml:space="preserve"> El maestro de la ley le respondió: —Muy bien dicho, Maestro. Tienes razón al decir que Dios es uno y que no hay otro fuera de él.</w:t>
       </w:r>
     </w:p>
     <w:p>
@@ -10428,7 +10449,7 @@
         <w:rPr>
           <w:lang w:val="es_ES" w:bidi="es_ES"/>
         </w:rPr>
-        <w:t xml:space="preserve"> Y que amar a Dios con todo el corazón, con todo el entendimiento y con todas las fuerzas y amar al prójimo como a uno mismo es más importante que todos los holocaustos y todos los sacrificios.</w:t>
+        <w:t xml:space="preserve"> Hay algo más importante que todas las ofrendas quemadas y todos los sacrificios. Es amarlo con todo el corazón, con todo el entendimiento y con todas las fuerzas, y amar al prójimo como a uno mismo.</w:t>
       </w:r>
     </w:p>
     <w:p>
@@ -10449,7 +10470,7 @@
         <w:rPr>
           <w:lang w:val="es_ES" w:bidi="es_ES"/>
         </w:rPr>
-        <w:t xml:space="preserve"> Jesús, al ver que había hablado con sabiduría, le dijo: «No estás lejos del reino de Dios». Y desde ese momento ya nadie se atrevió a hacerle más preguntas.</w:t>
+        <w:t xml:space="preserve"> Cuando Jesús vio que había respondido con sabiduría, le dijo: —No estás lejos del reino de Dios. Después de esto, nadie se atrevió a hacerle más preguntas.</w:t>
       </w:r>
     </w:p>
     <w:p>
@@ -10470,7 +10491,7 @@
         <w:rPr>
           <w:lang w:val="es_ES" w:bidi="es_ES"/>
         </w:rPr>
-        <w:t xml:space="preserve"> Mientras enseñaba en el patio del templo, Jesús les planteó: «¿Cómo dicen los escribas que el Cristo es descendiente de David?</w:t>
+        <w:t xml:space="preserve"> Mientras enseñaba en el patio del templo, Jesús les planteó: —¿Cómo dicen los escribas que el Cristo es descendiente de David?</w:t>
       </w:r>
     </w:p>
     <w:p>
@@ -10491,7 +10512,7 @@
         <w:rPr>
           <w:lang w:val="es_ES" w:bidi="es_ES"/>
         </w:rPr>
-        <w:t xml:space="preserve"> David mismo, inspirado por el Espíritu Santo, dijo: «El Señor dijo a mi Señor: "Siéntate a mi derecha, hasta que haga que tus enemigos estén bajo tus pies"».</w:t>
+        <w:t xml:space="preserve"> David mismo, inspirado por el Espíritu Santo, dijo: “Así dijo el Señor a mi Señor: Siéntate a mi derecha hasta que ponga a tus enemigos bajo tus pies”.</w:t>
       </w:r>
     </w:p>
     <w:p>
@@ -10512,7 +10533,7 @@
         <w:rPr>
           <w:lang w:val="es_ES" w:bidi="es_ES"/>
         </w:rPr>
-        <w:t xml:space="preserve"> Si David lo llama Señor, ¿cómo puede ser su hijo?». La multitud lo escuchaba con agrado.</w:t>
+        <w:t xml:space="preserve"> Si David lo llama Señor, ¿cómo puede ser su hijo? La multitud lo escuchaba con agrado.</w:t>
       </w:r>
     </w:p>
     <w:p>
@@ -10533,7 +10554,7 @@
         <w:rPr>
           <w:lang w:val="es_ES" w:bidi="es_ES"/>
         </w:rPr>
-        <w:t xml:space="preserve"> Jesús, en un momento de su enseñanza, dijo: —Cuídense de los maestros de la Ley. Les gusta pasearse con ropas llamativas y que los saluden en las plazas.</w:t>
+        <w:t xml:space="preserve"> Jesús continuó enseñando y les decía: —Cuídense de los maestros de la ley. A ellos les encanta pasearse con ropas lujosas. Quieren que los saluden en las plazas.</w:t>
       </w:r>
     </w:p>
     <w:p>
@@ -10596,7 +10617,7 @@
         <w:rPr>
           <w:lang w:val="es_ES" w:bidi="es_ES"/>
         </w:rPr>
-        <w:t xml:space="preserve"> Jesús estaba sentado frente al lugar donde se depositaban las ofrendas y comenzó a observar cómo la gente echaba sus monedas. Muchos ricos dejaban grandes cantidades.</w:t>
+        <w:t xml:space="preserve"> Jesús se sentó frente al lugar donde se depositaban las ofrendas en el templo. Se puso a observar cómo la gente echaba su dinero. Muchos ricos depositaban grandes cantidades.</w:t>
       </w:r>
     </w:p>
     <w:p>
@@ -10617,7 +10638,7 @@
         <w:rPr>
           <w:lang w:val="es_ES" w:bidi="es_ES"/>
         </w:rPr>
-        <w:t xml:space="preserve"> Pero llegó una viuda pobre y echó dos moneditas de cobre, que valían muy poco.muy poco: Lit. dos lepta, que es un cuadrante.﻿" class="footnote-marker"&gt;1</w:t>
+        <w:t xml:space="preserve"> Pero llegó una viuda pobre y echó 2 moneditas de cobre. Valían muy poco.</w:t>
       </w:r>
     </w:p>
     <w:p>
@@ -10638,7 +10659,7 @@
         <w:rPr>
           <w:lang w:val="es_ES" w:bidi="es_ES"/>
         </w:rPr>
-        <w:t xml:space="preserve"> Cuando Jesús lo vio, llamó a sus discípulos y les dijo: «Les aseguro que esta viuda pobre ha dado más que todos los que han echado dinero en el tesoro».</w:t>
+        <w:t xml:space="preserve"> Entonces Jesús llamó a sus discípulos y les dijo: —Les aseguro que esta viuda pobre ha echado más que todos los demás que dieron sus ofrendas.</w:t>
       </w:r>
     </w:p>
     <w:p>
@@ -10659,7 +10680,7 @@
         <w:rPr>
           <w:lang w:val="es_ES" w:bidi="es_ES"/>
         </w:rPr>
-        <w:t xml:space="preserve"> Porque todos dieron de lo que les sobraba, pero ella, aun siendo tan pobre, dio todo lo que tenía para vivir, todo su sustento».</w:t>
+        <w:t xml:space="preserve"> Ellos dieron de lo que les sobraba. Pero ella, aun siendo tan pobre, dio todo lo que tenía para vivir. Dio todo su sustento.</w:t>
       </w:r>
     </w:p>
     <w:p>
@@ -10696,7 +10717,7 @@
         <w:rPr>
           <w:lang w:val="es_ES" w:bidi="es_ES"/>
         </w:rPr>
-        <w:t xml:space="preserve"> Cuando Jesús salía del templo con sus discípulos, uno de ellos le dijo: ―¡Maestro, mira qué edificios tan magníficos y qué piedras tan impresionantes!</w:t>
+        <w:t xml:space="preserve"> Al salir Jesús del templo, uno de sus discípulos le dijo: —¡Maestro, mira! ¡Qué piedras tan impresionantes! ¡Qué edificios!</w:t>
       </w:r>
     </w:p>
     <w:p>
@@ -10717,7 +10738,7 @@
         <w:rPr>
           <w:lang w:val="es_ES" w:bidi="es_ES"/>
         </w:rPr>
-        <w:t xml:space="preserve"> Jesús le respondió: ―¿Ves estos edificios tan grandiosos? Pues no quedará piedra sobre piedra de ellos, pues serán derribados.</w:t>
+        <w:t xml:space="preserve"> Jesús le respondió: —¿Ves estos edificios tan grandiosos? Pues no quedará piedra sobre piedra de ellos. Serán derribados.</w:t>
       </w:r>
     </w:p>
     <w:p>
@@ -10738,7 +10759,7 @@
         <w:rPr>
           <w:lang w:val="es_ES" w:bidi="es_ES"/>
         </w:rPr>
-        <w:t xml:space="preserve"> Después, cuando Jesús estaba sentado en el monte de los Olivos, frente al templo, Pedro, Jacobo, Juan y Andrés le preguntaron en privado:</w:t>
+        <w:t xml:space="preserve"> Después, Jesús estaba sentado en el monte de los Olivos, frente al templo. Pedro, Santiago, Juan y Andrés se le acercaron en privado. Le preguntaron:</w:t>
       </w:r>
     </w:p>
     <w:p>
@@ -10759,7 +10780,7 @@
         <w:rPr>
           <w:lang w:val="es_ES" w:bidi="es_ES"/>
         </w:rPr>
-        <w:t xml:space="preserve"> ―Dinos, ¿cuándo va a suceder esto? ¿Y cuál será la señal de que está a punto de cumplirse?</w:t>
+        <w:t xml:space="preserve"> —Dinos, ¿cuándo va a suceder esto? ¿Y cuál será la señal de que está a punto de cumplirse?</w:t>
       </w:r>
     </w:p>
     <w:p>
@@ -10780,7 +10801,7 @@
         <w:rPr>
           <w:lang w:val="es_ES" w:bidi="es_ES"/>
         </w:rPr>
-        <w:t xml:space="preserve"> Jesús comenzó a advertirles: ―Estén atentos, que nadie los engañe.</w:t>
+        <w:t xml:space="preserve"> Jesús les respondió: —Tengan cuidado de que nadie los engañe.</w:t>
       </w:r>
     </w:p>
     <w:p>
@@ -10801,7 +10822,7 @@
         <w:rPr>
           <w:lang w:val="es_ES" w:bidi="es_ES"/>
         </w:rPr>
-        <w:t xml:space="preserve"> Porque vendrán muchos en mi nombre que dirán: «Yo soy», y engañarán a muchos.</w:t>
+        <w:t xml:space="preserve"> Vendrán muchos en mi nombre. Dirán: “Yo soy”, y engañarán a muchos.</w:t>
       </w:r>
     </w:p>
     <w:p>
@@ -10843,7 +10864,7 @@
         <w:rPr>
           <w:lang w:val="es_ES" w:bidi="es_ES"/>
         </w:rPr>
-        <w:t xml:space="preserve"> Las naciones y se enfrentarán unas contra otras, y también los reinos. Habrá terremotos por todas partes, y hambre. Esto solo será el principio de los dolores.</w:t>
+        <w:t xml:space="preserve"> Las naciones se enfrentarán unas contra otras, y también los reinos. Habrá terremotos por todas partes, y hambre. Esto solo será el principio de los dolores.</w:t>
       </w:r>
     </w:p>
     <w:p>
@@ -10864,7 +10885,7 @@
         <w:rPr>
           <w:lang w:val="es_ES" w:bidi="es_ES"/>
         </w:rPr>
-        <w:t xml:space="preserve"> »Por eso, ustedes cuídense. Los entregarán a los tribunales y los golpearán en las sinagogas, y por mi causa los harán comparecer ante gobernadores y reyes, para dar testimonio ante ellos.</w:t>
+        <w:t xml:space="preserve"> Por eso, cuídense. Los entregarán a los tribunales y los golpearán en las sinagogas. Por causa de mí, los llevarán ante gobernadores y reyes para que den testimonio ante ellos.</w:t>
       </w:r>
     </w:p>
     <w:p>
@@ -10885,7 +10906,7 @@
         <w:rPr>
           <w:lang w:val="es_ES" w:bidi="es_ES"/>
         </w:rPr>
-        <w:t xml:space="preserve"> Pero antes del fin el evangelio deberá ser predicado a todas las naciones.</w:t>
+        <w:t xml:space="preserve"> Pero antes del fin las buenas noticias deberán ser predicadas a todas las naciones.</w:t>
       </w:r>
     </w:p>
     <w:p>
@@ -10906,7 +10927,7 @@
         <w:rPr>
           <w:lang w:val="es_ES" w:bidi="es_ES"/>
         </w:rPr>
-        <w:t xml:space="preserve"> Cuando los entreguen y los lleven a juicio, no se angustien por lo que van a decir. Digan lo que reciban en el momento, porque no serán ustedes los que hablen, sino el Espíritu Santo.</w:t>
+        <w:t xml:space="preserve"> Cuando los entreguen y los lleven a juicio, no se angustien por lo que van a decir. Digan lo que reciban en el momento. No serán ustedes los que hablen, sino el Espíritu Santo.</w:t>
       </w:r>
     </w:p>
     <w:p>
@@ -10927,7 +10948,7 @@
         <w:rPr>
           <w:lang w:val="es_ES" w:bidi="es_ES"/>
         </w:rPr>
-        <w:t xml:space="preserve"> »El hermano entregará a la muerte a su hermano, y el padre al hijo. Los hijos se rebelarán contra sus padres y harán que los maten.</w:t>
+        <w:t xml:space="preserve"> El hermano entregará a la muerte a su hermano, y el padre al hijo. Los hijos se rebelarán contra sus padres y harán que los maten.</w:t>
       </w:r>
     </w:p>
     <w:p>
@@ -10948,7 +10969,7 @@
         <w:rPr>
           <w:lang w:val="es_ES" w:bidi="es_ES"/>
         </w:rPr>
-        <w:t xml:space="preserve"> Todos los odiarán a ustedes por mi causa, pero el que se mantenga firme hasta el fin será salvo.</w:t>
+        <w:t xml:space="preserve"> Todos los odiarán a ustedes por mi causa. Pero el que se mantenga firme hasta el fin será salvo.</w:t>
       </w:r>
     </w:p>
     <w:p>
@@ -10969,7 +10990,7 @@
         <w:rPr>
           <w:lang w:val="es_ES" w:bidi="es_ES"/>
         </w:rPr>
-        <w:t xml:space="preserve"> »Y cuando vean que «la abominación desoladora»«la abominación desoladora»: ver Dn 9:27; 11:31; 12:11." class="footnote-marker"&gt;1 está donde no debe estar (el que lee que entienda), entonces los que estén en Judea huyan a las montañas.</w:t>
+        <w:t xml:space="preserve"> Verán “la abominación que causa desolación”. Estará donde no debe estar. Que presten atención los que leen. Entonces los que se encuentren en Judea, que huyan a las montañas.</w:t>
       </w:r>
     </w:p>
     <w:p>
@@ -10990,7 +11011,7 @@
         <w:rPr>
           <w:lang w:val="es_ES" w:bidi="es_ES"/>
         </w:rPr>
-        <w:t xml:space="preserve"> El que esté en la azotea que no baje a la casa para sacar nada.</w:t>
+        <w:t xml:space="preserve"> El que esté en la azotea, que no baje a la casa para sacar nada.</w:t>
       </w:r>
     </w:p>
     <w:p>
@@ -11011,7 +11032,7 @@
         <w:rPr>
           <w:lang w:val="es_ES" w:bidi="es_ES"/>
         </w:rPr>
-        <w:t xml:space="preserve"> Y el que esté en el campo que no regrese a recoger su capa.</w:t>
+        <w:t xml:space="preserve"> Y el que esté en el campo, que no regrese a recoger su capa.</w:t>
       </w:r>
     </w:p>
     <w:p>
@@ -11053,7 +11074,7 @@
         <w:rPr>
           <w:lang w:val="es_ES" w:bidi="es_ES"/>
         </w:rPr>
-        <w:t xml:space="preserve"> Oren para que esto no suceda en la temporada de frío y lluvia,</w:t>
+        <w:t xml:space="preserve"> Oren para que esto no suceda en la temporada de frío y lluvia.</w:t>
       </w:r>
     </w:p>
     <w:p>
@@ -11074,7 +11095,7 @@
         <w:rPr>
           <w:lang w:val="es_ES" w:bidi="es_ES"/>
         </w:rPr>
-        <w:t xml:space="preserve"> porque serán días de tribulación, a un nivel que no se ha visto desde el principio, cuando Dios creó el mundo, ni jamás la volverá a ver.</w:t>
+        <w:t xml:space="preserve"> Serán días de tribulación como no la ha habido desde el principio, cuando Dios creó el mundo. Ni jamás la volverá a haber.</w:t>
       </w:r>
     </w:p>
     <w:p>
@@ -11095,7 +11116,7 @@
         <w:rPr>
           <w:lang w:val="es_ES" w:bidi="es_ES"/>
         </w:rPr>
-        <w:t xml:space="preserve"> Si el Señor no hubiera acortado esos días, no sobreviviría nadie; pero los ha acortado por causa de sus elegidos.</w:t>
+        <w:t xml:space="preserve"> Si el Señor no hubiera acortado esos días, no sobreviviría nadie. Pero los ha acortado por causa de sus elegidos.</w:t>
       </w:r>
     </w:p>
     <w:p>
@@ -11116,7 +11137,7 @@
         <w:rPr>
           <w:lang w:val="es_ES" w:bidi="es_ES"/>
         </w:rPr>
-        <w:t xml:space="preserve"> En esos días, si alguien les dice: «¡Miren, aquí está el Cristo!» o «¡Miren allí está!», no le crean.</w:t>
+        <w:t xml:space="preserve"> En esos días, habrá quien les dice: "¡Miren, aquí está el Cristo!” o "¡Miren, allí está!”. No le crean.</w:t>
       </w:r>
     </w:p>
     <w:p>
@@ -11137,7 +11158,7 @@
         <w:rPr>
           <w:lang w:val="es_ES" w:bidi="es_ES"/>
         </w:rPr>
-        <w:t xml:space="preserve"> Porque aparecerán falsos Cristos y falsos profetas que harán señales y milagros para engañar, de ser posible, incluso a los elegidos.</w:t>
+        <w:t xml:space="preserve"> Pues surgirán falsos cristos y falsos profetas. Harán señales y milagros para engañar incluso a los elegidos, si fuera posible.</w:t>
       </w:r>
     </w:p>
     <w:p>
@@ -11158,7 +11179,7 @@
         <w:rPr>
           <w:lang w:val="es_ES" w:bidi="es_ES"/>
         </w:rPr>
-        <w:t xml:space="preserve"> Estén atentos; ya están advertidos de todo esto.</w:t>
+        <w:t xml:space="preserve"> Así que tengan cuidado. Ya les he advertido todo de antemano.</w:t>
       </w:r>
     </w:p>
     <w:p>
@@ -11179,7 +11200,7 @@
         <w:rPr>
           <w:lang w:val="es_ES" w:bidi="es_ES"/>
         </w:rPr>
-        <w:t xml:space="preserve"> Pero en aquellos días, después de esa tribulación, el sol se oscurecerá y la luna dejará de brillar;</w:t>
+        <w:t xml:space="preserve"> »Pero en aquellos días, después de esa tribulación, el sol se oscurecerá. La luna no brillará.</w:t>
       </w:r>
     </w:p>
     <w:p>
@@ -11200,7 +11221,7 @@
         <w:rPr>
           <w:lang w:val="es_ES" w:bidi="es_ES"/>
         </w:rPr>
-        <w:t xml:space="preserve"> y las estrellas caerán del cielo, y los cuerpos celestes serán sacudidos.</w:t>
+        <w:t xml:space="preserve"> Las estrellas caerán del cielo, y los cuerpos celestes serán sacudidos.</w:t>
       </w:r>
     </w:p>
     <w:p>
@@ -11242,7 +11263,7 @@
         <w:rPr>
           <w:lang w:val="es_ES" w:bidi="es_ES"/>
         </w:rPr>
-        <w:t xml:space="preserve"> Él enviará a sus ángeles para reunir a sus elegidos de los cuatro puntos cardinales, desde los confines de la tierra hasta los confines del cielo.</w:t>
+        <w:t xml:space="preserve"> Él enviará a sus ángeles para reunir a sus elegidos de los 4 puntos cardinales. Los reunirán desde el extremo de la tierra hasta el extremo del cielo.</w:t>
       </w:r>
     </w:p>
     <w:p>
@@ -11263,7 +11284,7 @@
         <w:rPr>
           <w:lang w:val="es_ES" w:bidi="es_ES"/>
         </w:rPr>
-        <w:t xml:space="preserve"> »Aprendan esta lección de la higuera: Cuando se ponen tiernas sus ramas y brotan sus hojas, ustedes entienden que el verano está cerca.</w:t>
+        <w:t xml:space="preserve"> Aprendan la lección de la higuera. Cuando sus ramas se ponen tiernas y brotan las hojas, ustedes saben que el verano está cerca.</w:t>
       </w:r>
     </w:p>
     <w:p>
@@ -11284,7 +11305,7 @@
         <w:rPr>
           <w:lang w:val="es_ES" w:bidi="es_ES"/>
         </w:rPr>
-        <w:t xml:space="preserve"> Así también, cuando vean que estas cosas suceden, sabrán que el tiempo está cerca, a las puertas.</w:t>
+        <w:t xml:space="preserve"> Así también, cuando vean que estas cosas suceden, sepan que está cerca, a las puertas.</w:t>
       </w:r>
     </w:p>
     <w:p>
@@ -11305,7 +11326,7 @@
         <w:rPr>
           <w:lang w:val="es_ES" w:bidi="es_ES"/>
         </w:rPr>
-        <w:t xml:space="preserve"> Les aseguro que no se acabará esta generación antes de que todas estas cosas sucedan.</w:t>
+        <w:t xml:space="preserve"> Les aseguro que todas estas cosas sucederán antes de que pase esta generación.</w:t>
       </w:r>
     </w:p>
     <w:p>
@@ -11347,7 +11368,7 @@
         <w:rPr>
           <w:lang w:val="es_ES" w:bidi="es_ES"/>
         </w:rPr>
-        <w:t xml:space="preserve"> »Ahora bien, en cuanto al día y la hora, nadie lo sabe, ni siquiera los ángeles del cielo, ni el Hijo. Solamente el Padre lo sabe.</w:t>
+        <w:t xml:space="preserve"> »Ahora bien, en cuanto al día y la hora, nadie lo sabe. Ni siquiera lo saben los ángeles del cielo, ni el Hijo. Solamente el Padre lo sabe.</w:t>
       </w:r>
     </w:p>
     <w:p>
@@ -11368,7 +11389,7 @@
         <w:rPr>
           <w:lang w:val="es_ES" w:bidi="es_ES"/>
         </w:rPr>
-        <w:t xml:space="preserve"> Por eso, estén atentos y despiertos, porque no saben cuándo llegará ese tiempo.</w:t>
+        <w:t xml:space="preserve"> Por eso, estén atentos y despiertos. No saben cuándo llegará ese tiempo.</w:t>
       </w:r>
     </w:p>
     <w:p>
@@ -11389,7 +11410,7 @@
         <w:rPr>
           <w:lang w:val="es_ES" w:bidi="es_ES"/>
         </w:rPr>
-        <w:t xml:space="preserve"> »Es como un hombre que se va de viaje, y al salir de su casa, da autoridad a sus siervos, a cada uno su tarea, y al portero le manda que vigile.</w:t>
+        <w:t xml:space="preserve"> Es como un hombre que se va de viaje. Al salir de su casa, da autoridad a sus siervos. Da a cada uno su tarea, y al portero le manda que vigile.</w:t>
       </w:r>
     </w:p>
     <w:p>
@@ -11410,7 +11431,7 @@
         <w:rPr>
           <w:lang w:val="es_ES" w:bidi="es_ES"/>
         </w:rPr>
-        <w:t xml:space="preserve"> Estén atentos, porque no saben cuándo vendrá el dueño de la casa: puede ser al anochecer, a medianoche, al canto del gallo o al amanecer.</w:t>
+        <w:t xml:space="preserve"> Estén atentos, porque no saben cuándo vendrá el dueño de la casa. Puede ser al anochecer, a medianoche, al canto del gallo o al amanecer.</w:t>
       </w:r>
     </w:p>
     <w:p>
@@ -11431,7 +11452,7 @@
         <w:rPr>
           <w:lang w:val="es_ES" w:bidi="es_ES"/>
         </w:rPr>
-        <w:t xml:space="preserve"> Por eso deben mantenerse despiertos, no sea que venga de repente y los encuentre durmiendo.</w:t>
+        <w:t xml:space="preserve"> Por eso, manténganse despiertos. No sea que venga de repente y los encuentre dormidos.</w:t>
       </w:r>
     </w:p>
     <w:p>
@@ -11452,7 +11473,7 @@
         <w:rPr>
           <w:lang w:val="es_ES" w:bidi="es_ES"/>
         </w:rPr>
-        <w:t xml:space="preserve"> Lo que les digo a ustedes, se lo digo a todos: ¡Manténganse despiertos!»</w:t>
+        <w:t xml:space="preserve"> Lo que les digo a ustedes, se lo digo a todos. ¡Manténganse despiertos!</w:t>
       </w:r>
     </w:p>
     <w:p>
@@ -11489,7 +11510,7 @@
         <w:rPr>
           <w:lang w:val="es_ES" w:bidi="es_ES"/>
         </w:rPr>
-        <w:t xml:space="preserve"> Faltaban dos días para la Pascua, es decir, la fiesta de los panes sin levadura. Los jefes de los sacerdotes y los maestros de la ley buscaban con artimañas la oportunidad para arrestar a Jesús y matarlo.</w:t>
+        <w:t xml:space="preserve"> Faltaban 2 días para la Pascua, es decir, la fiesta de los panes sin levadura. Los jefes de los sacerdotes y los maestros de la ley seguían buscando la oportunidad para arrestar a Jesús y matarlo.</w:t>
       </w:r>
     </w:p>
     <w:p>
@@ -11510,7 +11531,7 @@
         <w:rPr>
           <w:lang w:val="es_ES" w:bidi="es_ES"/>
         </w:rPr>
-        <w:t xml:space="preserve"> Se decían entre ellos: «No debemos hacerlo durante la fiesta, no sea que el pueblo se alborote».</w:t>
+        <w:t xml:space="preserve"> Se decían entre ellos: —No debemos hacerlo durante la fiesta, no sea que el pueblo se alborote.</w:t>
       </w:r>
     </w:p>
     <w:p>
@@ -11531,7 +11552,7 @@
         <w:rPr>
           <w:lang w:val="es_ES" w:bidi="es_ES"/>
         </w:rPr>
-        <w:t xml:space="preserve"> Jesús estaba en Betania, comiendo en la casa de Simón, al que llamaban el leproso. Entonces entró una mujer que tenía un frasco de alabastro con perfume de nardo puro, muy costoso; ella rompió el frasco de alabastro y derramó el perfume sobre la cabeza de Jesús.</w:t>
+        <w:t xml:space="preserve"> Jesús estaba en Betania, comiendo en la casa de Simón. A este Simón lo llamaban el leproso, por haber tenido una enfermedad en la piel. Entonces entró una mujer que tenía un frasco de alabastro con perfume de nardo puro. Era muy costoso. Ella rompió el frasco de alabastro y derramó el perfume sobre la cabeza de Jesús.</w:t>
       </w:r>
     </w:p>
     <w:p>
@@ -11552,7 +11573,7 @@
         <w:rPr>
           <w:lang w:val="es_ES" w:bidi="es_ES"/>
         </w:rPr>
-        <w:t xml:space="preserve"> Algunos de ellos se indignaron y decían: ―¿Por qué se ha desperdiciado este perfume?.</w:t>
+        <w:t xml:space="preserve"> Algunos de los que estaban allí se enojaron. Se decían entre ellos: —¿Para qué se desperdició este perfume?</w:t>
       </w:r>
     </w:p>
     <w:p>
@@ -11573,7 +11594,7 @@
         <w:rPr>
           <w:lang w:val="es_ES" w:bidi="es_ES"/>
         </w:rPr>
-        <w:t xml:space="preserve"> Este perfume podría haberse vendido por más de trescientas monedas de plata, para dárselas a los pobres. Y reprendían duramente a la mujer.</w:t>
+        <w:t xml:space="preserve"> Podía haberse vendido por más de 300 monedas de plata. Podía haberse dado ese dinero a los pobres. Y reprendían duramente a la mujer.</w:t>
       </w:r>
     </w:p>
     <w:p>
@@ -11594,7 +11615,7 @@
         <w:rPr>
           <w:lang w:val="es_ES" w:bidi="es_ES"/>
         </w:rPr>
-        <w:t xml:space="preserve"> Jesús les dijo: ―Déjenla en paz. ¿Por qué la molestan? Esta mujer ha hecho una buena obra conmigo.</w:t>
+        <w:t xml:space="preserve"> Jesús les dijo: —Déjenla en paz. ¿Por qué la molestan? Esta mujer ha hecho una buena obra conmigo.</w:t>
       </w:r>
     </w:p>
     <w:p>
@@ -11615,7 +11636,7 @@
         <w:rPr>
           <w:lang w:val="es_ES" w:bidi="es_ES"/>
         </w:rPr>
-        <w:t xml:space="preserve"> A los pobres siempre los tendrán con ustedes, y podrán ayudarles cuando quieran; pero a mí no me tendrán siempre.</w:t>
+        <w:t xml:space="preserve"> A los pobres siempre los tendrán con ustedes, y podrán ayudarles cuando quieran. Pero a mí no me tendrán siempre.</w:t>
       </w:r>
     </w:p>
     <w:p>
@@ -11636,7 +11657,7 @@
         <w:rPr>
           <w:lang w:val="es_ES" w:bidi="es_ES"/>
         </w:rPr>
-        <w:t xml:space="preserve"> Esta mujer ha hecho lo que ha podido; ha ungido mi cuerpo de antemano para la sepultura.</w:t>
+        <w:t xml:space="preserve"> Esta mujer ha hecho lo que ha podido. Ha ungido mi cuerpo de antemano para la sepultura.</w:t>
       </w:r>
     </w:p>
     <w:p>
@@ -11657,7 +11678,7 @@
         <w:rPr>
           <w:lang w:val="es_ES" w:bidi="es_ES"/>
         </w:rPr>
-        <w:t xml:space="preserve"> Les aseguro que en todo lugar donde se proclame el evangelio, se hablará de lo que esta mujer hizo, y será recordada.</w:t>
+        <w:t xml:space="preserve"> En cualquier lugar del mundo donde se prediquen las buenas noticias, se hablará de lo que esta mujer hizo. Así será recordada. Se lo aseguro.</w:t>
       </w:r>
     </w:p>
     <w:p>
@@ -11678,7 +11699,7 @@
         <w:rPr>
           <w:lang w:val="es_ES" w:bidi="es_ES"/>
         </w:rPr>
-        <w:t xml:space="preserve"> Entonces Judas Iscariote, uno de los doce, fue a los jefes de los sacerdotes para entregarles a Jesús.</w:t>
+        <w:t xml:space="preserve"> Entonces Judas Iscariote, uno de los 12, fue a hablar con los jefes de los sacerdotes para entregarles a Jesús.</w:t>
       </w:r>
     </w:p>
     <w:p>
@@ -11720,7 +11741,7 @@
         <w:rPr>
           <w:lang w:val="es_ES" w:bidi="es_ES"/>
         </w:rPr>
-        <w:t xml:space="preserve"> El primer día de la fiesta de los Panes sin levadura, cuando se sacrificaba el cordero de la Pascua, los discípulos le preguntaron a Jesús: —¿Dónde quieres que vayamos a hacer los preparativos para comer la Pascua?</w:t>
+        <w:t xml:space="preserve"> Era el primer día de la fiesta de los panes sin levadura, cuando se sacrificaba el cordero de la Pascua. Los discípulos le preguntaron a Jesús: —¿Dónde quieres que preparemos la cena de Pascua?</w:t>
       </w:r>
     </w:p>
     <w:p>
@@ -11741,7 +11762,7 @@
         <w:rPr>
           <w:lang w:val="es_ES" w:bidi="es_ES"/>
         </w:rPr>
-        <w:t xml:space="preserve"> Entonces Jesús envió a dos de sus discípulos y les dijo: —Vayan a la ciudad; allí les saldrá al encuentro un hombre que lleva un cántaro de agua. Síganlo,</w:t>
+        <w:t xml:space="preserve"> Entonces Jesús envió a 2 de sus discípulos y les dijo: —Vayan a la ciudad. Allí les saldrá al encuentro un hombre que lleva un cántaro de agua. Síganlo.</w:t>
       </w:r>
     </w:p>
     <w:p>
@@ -11762,7 +11783,7 @@
         <w:rPr>
           <w:lang w:val="es_ES" w:bidi="es_ES"/>
         </w:rPr>
-        <w:t xml:space="preserve"> fíjense en dónde entra y díganle al dueño de esa casa que el Maestro dice: "¿Dónde está la sala donde comeré la Pascua con mis discípulos?".</w:t>
+        <w:t xml:space="preserve"> Fíjense en dónde entra. Díganle al dueño de esa casa que el Maestro dice: "¿Dónde está la sala donde comeré la Pascua con mis discípulos?”.</w:t>
       </w:r>
     </w:p>
     <w:p>
@@ -11783,7 +11804,7 @@
         <w:rPr>
           <w:lang w:val="es_ES" w:bidi="es_ES"/>
         </w:rPr>
-        <w:t xml:space="preserve"> El dueño les mostrará una sala grande en la parte alta de la casa, con muebles y todo listo; allí deben preparar ustedes nuestra cena.</w:t>
+        <w:t xml:space="preserve"> El dueño les mostrará una sala grande en la parte alta de la casa, con muebles y todo listo. Allí deben preparar ustedes nuestra cena.</w:t>
       </w:r>
     </w:p>
     <w:p>
@@ -11804,7 +11825,7 @@
         <w:rPr>
           <w:lang w:val="es_ES" w:bidi="es_ES"/>
         </w:rPr>
-        <w:t xml:space="preserve"> Los discípulos salieron, fueron a la ciudad y encontraron todo tal como Jesús les había dicho. Entonces prepararon la Pascua.</w:t>
+        <w:t xml:space="preserve"> Los discípulos salieron. Fueron a la ciudad y encontraron todo tal como Jesús les había dicho. Entonces prepararon la Pascua.</w:t>
       </w:r>
     </w:p>
     <w:p>
@@ -11825,7 +11846,7 @@
         <w:rPr>
           <w:lang w:val="es_ES" w:bidi="es_ES"/>
         </w:rPr>
-        <w:t xml:space="preserve"> Al anochecer, Jesús llegó con los doce.</w:t>
+        <w:t xml:space="preserve"> Al anochecer, Jesús llegó con los 12.</w:t>
       </w:r>
     </w:p>
     <w:p>
@@ -11846,7 +11867,7 @@
         <w:rPr>
           <w:lang w:val="es_ES" w:bidi="es_ES"/>
         </w:rPr>
-        <w:t xml:space="preserve"> Mientras estaban a la mesa comiendo, Jesús dijo: ―Les aseguro que uno de ustedes, que está comiendo a mi lado, me va a traicionar.</w:t>
+        <w:t xml:space="preserve"> Mientras comían, Jesús les dijo: —Les aseguro que uno de ustedes me va a traicionar. Está comiendo conmigo.</w:t>
       </w:r>
     </w:p>
     <w:p>
@@ -11867,7 +11888,7 @@
         <w:rPr>
           <w:lang w:val="es_ES" w:bidi="es_ES"/>
         </w:rPr>
-        <w:t xml:space="preserve"> Ellos se pusieron tristes y uno tras otro le preguntaron: ―¿Seré yo?</w:t>
+        <w:t xml:space="preserve"> Ellos se pusieron tristes y uno tras otro le preguntaron: —¿Seré yo?</w:t>
       </w:r>
     </w:p>
     <w:p>
@@ -11888,7 +11909,7 @@
         <w:rPr>
           <w:lang w:val="es_ES" w:bidi="es_ES"/>
         </w:rPr>
-        <w:t xml:space="preserve"> —Es uno de los doce —dijo Jesús—; es el que moja su pan conmigo.</w:t>
+        <w:t xml:space="preserve"> Jesús respondió: —Es uno de los 12, uno que está mojando el pan conmigo en el plato.</w:t>
       </w:r>
     </w:p>
     <w:p>
@@ -11909,7 +11930,7 @@
         <w:rPr>
           <w:lang w:val="es_ES" w:bidi="es_ES"/>
         </w:rPr>
-        <w:t xml:space="preserve"> El Hijo del hombre va a morir, como está escrito; ¡pero ay del hombre que lo traiciona! Mejor le sería a ese hombre no haber nacido.</w:t>
+        <w:t xml:space="preserve"> El Hijo del hombre morirá tal como está escrito acerca de él. Pero ¡ay de aquel que lo traiciona! Sería mejor para tal persona no haber nacido.</w:t>
       </w:r>
     </w:p>
     <w:p>
@@ -11930,7 +11951,7 @@
         <w:rPr>
           <w:lang w:val="es_ES" w:bidi="es_ES"/>
         </w:rPr>
-        <w:t xml:space="preserve"> Durante la cena, Jesús tomó un pan, dio gracias a Dios, lo partió y se lo dio a ellos, diciendo: —Tomen, esto es mi cuerpo.</w:t>
+        <w:t xml:space="preserve"> Durante la cena, Jesús tomó un pan. Dio gracias a Dios y lo partió. Se lo dio a ellos, diciendo: —Tomen, esto es mi cuerpo.</w:t>
       </w:r>
     </w:p>
     <w:p>
@@ -11951,7 +11972,7 @@
         <w:rPr>
           <w:lang w:val="es_ES" w:bidi="es_ES"/>
         </w:rPr>
-        <w:t xml:space="preserve"> Luego tomó una copa, dio gracias y se la pasó a ellos; y todos bebieron de ella.</w:t>
+        <w:t xml:space="preserve"> Luego tomó una copa, dio gracias y se la pasó a ellos. Todos bebieron de ella.</w:t>
       </w:r>
     </w:p>
     <w:p>
@@ -11993,7 +12014,7 @@
         <w:rPr>
           <w:lang w:val="es_ES" w:bidi="es_ES"/>
         </w:rPr>
-        <w:t xml:space="preserve"> Les aseguro que no volveré a beber del fruto de la vid hasta el día en que beba el vino nuevo en el reino de Dios.</w:t>
+        <w:t xml:space="preserve"> No volveré a beber del fruto de la vid hasta el día en que beba el vino nuevo en el reino de Dios. Se lo aseguro.</w:t>
       </w:r>
     </w:p>
     <w:p>
@@ -12035,7 +12056,7 @@
         <w:rPr>
           <w:lang w:val="es_ES" w:bidi="es_ES"/>
         </w:rPr>
-        <w:t xml:space="preserve"> Jesús les dijo: —Todos ustedes me abandonarán, porque está escrito: “Heriré al pastor y las ovejas se dispersarán”.</w:t>
+        <w:t xml:space="preserve"> Jesús les dijo: —Todos ustedes me abandonarán. Está escrito: “Hiere al pastor, y las ovejas se dispersarán”.</w:t>
       </w:r>
     </w:p>
     <w:p>
@@ -12056,7 +12077,7 @@
         <w:rPr>
           <w:lang w:val="es_ES" w:bidi="es_ES"/>
         </w:rPr>
-        <w:t xml:space="preserve"> Pero después de resucitar, iré delante de ustedes a Galilea y allí me encontrarán.</w:t>
+        <w:t xml:space="preserve"> Pero después de resucitar, iré delante de ustedes a Galilea.</w:t>
       </w:r>
     </w:p>
     <w:p>
@@ -12098,7 +12119,7 @@
         <w:rPr>
           <w:lang w:val="es_ES" w:bidi="es_ES"/>
         </w:rPr>
-        <w:t xml:space="preserve"> Jesús le contestó: —Te aseguro, Pedro, que esta misma noche, antes que el gallo cante dos veces, me negarás tres veces.</w:t>
+        <w:t xml:space="preserve"> Jesús le contestó: —Te aseguro, Pedro, que esta misma noche me negarás 3 veces. Lo harás antes de que el gallo cante 2 veces.</w:t>
       </w:r>
     </w:p>
     <w:p>
@@ -12119,7 +12140,7 @@
         <w:rPr>
           <w:lang w:val="es_ES" w:bidi="es_ES"/>
         </w:rPr>
-        <w:t xml:space="preserve"> Pedro insistió: —No, aunque tenga que morir contigo, jamás te negaré. Y los demás dijeron lo mismo.</w:t>
+        <w:t xml:space="preserve"> Pedro insistió: —No. Aunque tenga que morir contigo, jamás te negaré. Y los demás dijeron lo mismo.</w:t>
       </w:r>
     </w:p>
     <w:p>
@@ -12140,7 +12161,7 @@
         <w:rPr>
           <w:lang w:val="es_ES" w:bidi="es_ES"/>
         </w:rPr>
-        <w:t xml:space="preserve"> Llegaron a un lugar llamado Getsemaní, y Jesús les dijo a sus discípulos: —Siéntense aquí mientras yo voy a orar.</w:t>
+        <w:t xml:space="preserve"> Llegaron a un lugar llamado Getsemaní. Jesús les dijo a sus discípulos: —Siéntense aquí mientras yo voy a orar.</w:t>
       </w:r>
     </w:p>
     <w:p>
@@ -12161,7 +12182,7 @@
         <w:rPr>
           <w:lang w:val="es_ES" w:bidi="es_ES"/>
         </w:rPr>
-        <w:t xml:space="preserve"> Se llevó con él a Pedro, a Jacobo y a Juan, y comenzó a sentir una gran ttristeza y angustia.</w:t>
+        <w:t xml:space="preserve"> Se llevó consigo a Pedro, a Santiago y a Juan. Comenzó a sentir temor y angustia.</w:t>
       </w:r>
     </w:p>
     <w:p>
@@ -12182,7 +12203,7 @@
         <w:rPr>
           <w:lang w:val="es_ES" w:bidi="es_ES"/>
         </w:rPr>
-        <w:t xml:space="preserve"> Les dijo: —Tengo tanta angustia que siento que me muero. Quédense aquí y manténgase despiertos.</w:t>
+        <w:t xml:space="preserve"> Les dijo: —Tengo tanta angustia que siento que me muero. Quédense aquí y manténganse despiertos.</w:t>
       </w:r>
     </w:p>
     <w:p>
@@ -12203,7 +12224,7 @@
         <w:rPr>
           <w:lang w:val="es_ES" w:bidi="es_ES"/>
         </w:rPr>
-        <w:t xml:space="preserve"> Fue un poco más adelante, se postró en tierra y le pidió a Dios que, si era posible, no tuviera que pasar por aquella hora.</w:t>
+        <w:t xml:space="preserve"> Se alejó un poco. Postrado en tierra, oró. Le pidió a Dios que, si era posible, no tuviera que pasar por aquella hora.</w:t>
       </w:r>
     </w:p>
     <w:p>
@@ -12224,7 +12245,7 @@
         <w:rPr>
           <w:lang w:val="es_ES" w:bidi="es_ES"/>
         </w:rPr>
-        <w:t xml:space="preserve"> Al orar, decía: «Abba, Padre, para ti todo es posible. No me hagas beber este trago amargo; pero no se haga lo que yo quiero sino lo que tú quieres».</w:t>
+        <w:t xml:space="preserve"> Al orar, decía: —Abba, Padre, para ti todo es posible. No me hagas beber este trago amargo. Pero no se haga lo que yo quiero, sino lo que tú quieres.</w:t>
       </w:r>
     </w:p>
     <w:p>
@@ -12245,7 +12266,7 @@
         <w:rPr>
           <w:lang w:val="es_ES" w:bidi="es_ES"/>
         </w:rPr>
-        <w:t xml:space="preserve"> Entonces volvió a donde estaban sus discípulos y los encontró dormidos. Le dijo a Pedro: «Simón, ¿cómo puedes estar dormido? ¿No pudiste aguantar despierto ni una hora?</w:t>
+        <w:t xml:space="preserve"> Después regresó a donde estaban sus discípulos y los encontró dormidos. Le dijo a Pedro: —Simón, ¿estás dormido? ¿No pudiste mantenerte despierto ni siquiera una hora?</w:t>
       </w:r>
     </w:p>
     <w:p>
@@ -12266,7 +12287,7 @@
         <w:rPr>
           <w:lang w:val="es_ES" w:bidi="es_ES"/>
         </w:rPr>
-        <w:t xml:space="preserve"> Manténganse despiertos y oren para no caer en la tentación. El espíritu está dispuesto, pero el cuerpo es débil».</w:t>
+        <w:t xml:space="preserve"> Manténganse despiertos y oren para no caer en la tentación. El espíritu está dispuesto, pero el cuerpo es débil.</w:t>
       </w:r>
     </w:p>
     <w:p>
@@ -12308,7 +12329,7 @@
         <w:rPr>
           <w:lang w:val="es_ES" w:bidi="es_ES"/>
         </w:rPr>
-        <w:t xml:space="preserve"> Después volvió de nuevo adonde estaban y los encontró dormidos, porque tenían mucho sueño. Y no sabían qué decirle.</w:t>
+        <w:t xml:space="preserve"> Después volvió de nuevo adonde estaban. Los encontró dormidos, porque tenían mucho sueño. Y no sabían qué decirle.</w:t>
       </w:r>
     </w:p>
     <w:p>
@@ -12329,7 +12350,7 @@
         <w:rPr>
           <w:lang w:val="es_ES" w:bidi="es_ES"/>
         </w:rPr>
-        <w:t xml:space="preserve"> Volvió por tercera vez y les dijo: «¿Siguen durmiendo y descansando? ¡Basta ya! Ha llegado la hora. ¡Miren! El Hijo del hombre va a ser entregado en manos de pecadores.</w:t>
+        <w:t xml:space="preserve"> Cuando regresó por tercera vez, les dijo: —¿Aún están durmiendo y descansando? ¡Basta ya! Ha llegado la hora. El Hijo del hombre va a ser entregado en manos de pecadores.</w:t>
       </w:r>
     </w:p>
     <w:p>
@@ -12350,7 +12371,7 @@
         <w:rPr>
           <w:lang w:val="es_ES" w:bidi="es_ES"/>
         </w:rPr>
-        <w:t xml:space="preserve"> ¡Levántense! ¡Vámonos! ¡Miren! Se acerca el que me traiciona.</w:t>
+        <w:t xml:space="preserve"> ¡Levántense! ¡Vámonos! Miren, aquí está el que me traiciona.</w:t>
       </w:r>
     </w:p>
     <w:p>
@@ -12371,7 +12392,7 @@
         <w:rPr>
           <w:lang w:val="es_ES" w:bidi="es_ES"/>
         </w:rPr>
-        <w:t xml:space="preserve"> Aún no había terminado de hablar Jesús cuando llegó Judas, uno de los doce. Venía acompañado de mucha gente armada con espadas y palos. Los habían enviado los jefes de los sacerdotes, los maestros de la ley y los ancianos.</w:t>
+        <w:t xml:space="preserve"> Todavía estaba hablando cuando llegó Judas, uno de los 12. Venía acompañado de una multitud armada con espadas y palos. La habían enviado los jefes de los sacerdotes, los maestros de la ley y los ancianos.</w:t>
       </w:r>
     </w:p>
     <w:p>
@@ -12392,7 +12413,7 @@
         <w:rPr>
           <w:lang w:val="es_ES" w:bidi="es_ES"/>
         </w:rPr>
-        <w:t xml:space="preserve"> El que lo entregaba ya les había dado una señal. Les dijo: «Al que yo bese, ese es él; deténganlo y llévenselo bien asegurado».</w:t>
+        <w:t xml:space="preserve"> El traidor les había dado esta señal: —Al que yo bese, ese es. Arréstenlo y llévenselo bien custodiado.</w:t>
       </w:r>
     </w:p>
     <w:p>
@@ -12413,7 +12434,7 @@
         <w:rPr>
           <w:lang w:val="es_ES" w:bidi="es_ES"/>
         </w:rPr>
-        <w:t xml:space="preserve"> Judas llegó y fue inmediatamente hacia Jesús. Le dijo: ―Rabí. Y lo besó.</w:t>
+        <w:t xml:space="preserve"> Tan pronto como llegó, Judas se acercó a Jesús y le dijo: —¡Maestro! Y lo besó.</w:t>
       </w:r>
     </w:p>
     <w:p>
@@ -12455,7 +12476,7 @@
         <w:rPr>
           <w:lang w:val="es_ES" w:bidi="es_ES"/>
         </w:rPr>
-        <w:t xml:space="preserve"> Pero uno de los que estaban allí sacó su espada e hirió al siervo del sumo sacerdote, cortándole una oreja.</w:t>
+        <w:t xml:space="preserve"> Pero uno de los que estaban allí sacó su espada. Hirió al siervo del sumo sacerdote, cortándole una oreja.</w:t>
       </w:r>
     </w:p>
     <w:p>
@@ -12476,7 +12497,7 @@
         <w:rPr>
           <w:lang w:val="es_ES" w:bidi="es_ES"/>
         </w:rPr>
-        <w:t xml:space="preserve"> Jesús les dijo: ―¿Han venido contra mí como si fuera un bandido, con espadas y palos para arrestarme?</w:t>
+        <w:t xml:space="preserve"> Jesús les dijo: —¿Acaso soy un bandido para que vengan a arrestarme con espadas y palos?</w:t>
       </w:r>
     </w:p>
     <w:p>
@@ -12497,7 +12518,7 @@
         <w:rPr>
           <w:lang w:val="es_ES" w:bidi="es_ES"/>
         </w:rPr>
-        <w:t xml:space="preserve"> Estuve todos los días con ustedes en el templo enseñándoles, y no me arrestaron. Pero esto sucede para que se cumplan las Escrituras.</w:t>
+        <w:t xml:space="preserve"> Estuve con ustedes todos los días en el templo enseñando, y no me arrestaron. Pero esto sucede para que se cumplan las Escrituras.</w:t>
       </w:r>
     </w:p>
     <w:p>
@@ -12539,7 +12560,7 @@
         <w:rPr>
           <w:lang w:val="es_ES" w:bidi="es_ES"/>
         </w:rPr>
-        <w:t xml:space="preserve"> Pero un joven, que estaba cubierto tan solo con una sábana, iba siguiendo a Jesús. Lo agarraron,</w:t>
+        <w:t xml:space="preserve"> Pero había allí un joven que estaba cubierto tan solo con una sábana. Iba siguiendo a Jesús. Lo agarraron.</w:t>
       </w:r>
     </w:p>
     <w:p>
@@ -12560,7 +12581,7 @@
         <w:rPr>
           <w:lang w:val="es_ES" w:bidi="es_ES"/>
         </w:rPr>
-        <w:t xml:space="preserve"> y él, dejandolos con la sábana en las manos, escapó desnudo.</w:t>
+        <w:t xml:space="preserve"> Él, dejándolos con la sábana en las manos, escapó desnudo.</w:t>
       </w:r>
     </w:p>
     <w:p>
@@ -12581,7 +12602,7 @@
         <w:rPr>
           <w:lang w:val="es_ES" w:bidi="es_ES"/>
         </w:rPr>
-        <w:t xml:space="preserve"> Llevaron a Jesús ante el sumo sacerdote y allí se reunieron todos los jefes de los sacerdotes, los ancianos y los maestros de la ley.</w:t>
+        <w:t xml:space="preserve"> Llevaron a Jesús ante el sumo sacerdote. Allí se reunieron todos los jefes de los sacerdotes, los ancianos y los maestros de la ley.</w:t>
       </w:r>
     </w:p>
     <w:p>
@@ -12623,7 +12644,7 @@
         <w:rPr>
           <w:lang w:val="es_ES" w:bidi="es_ES"/>
         </w:rPr>
-        <w:t xml:space="preserve"> Los jefes de los sacerdotes y todo el Consejo buscaban testimonios contra Jesús para poder condenarlo a muerte, pero no encontraban ninguno.</w:t>
+        <w:t xml:space="preserve"> Los jefes de los sacerdotes y todo el consejo de los judíos buscaban algún testimonio contra Jesús para condenarlo a muerte. Pero no lo encontraban.</w:t>
       </w:r>
     </w:p>
     <w:p>
@@ -12644,7 +12665,7 @@
         <w:rPr>
           <w:lang w:val="es_ES" w:bidi="es_ES"/>
         </w:rPr>
-        <w:t xml:space="preserve"> Porque muchos declaraban falsedades contra él, pero las cosas que decían no concordaban entre sí.</w:t>
+        <w:t xml:space="preserve"> Muchos presentaban falsos testimonios contra él. Sin embargo, sus declaraciones se contradecían entre sí.</w:t>
       </w:r>
     </w:p>
     <w:p>
@@ -12665,7 +12686,7 @@
         <w:rPr>
           <w:lang w:val="es_ES" w:bidi="es_ES"/>
         </w:rPr>
-        <w:t xml:space="preserve"> Entonces algunos se levantaron y dieron falso testimonio contra él con estas palabras:</w:t>
+        <w:t xml:space="preserve"> Entonces algunos se pusieron de pie y dieron este falso testimonio contra él:</w:t>
       </w:r>
     </w:p>
     <w:p>
@@ -12686,7 +12707,7 @@
         <w:rPr>
           <w:lang w:val="es_ES" w:bidi="es_ES"/>
         </w:rPr>
-        <w:t xml:space="preserve"> ―Nosotros le oímos decir: «Yo destruiré este templo que los hombres han hecho, y en tres días construiré otro, no hecho por manos humanas».</w:t>
+        <w:t xml:space="preserve"> —Nosotros le oímos decir: “Yo destruiré este templo que los seres humanos han hecho. En 3 días construiré otro, no hecho por manos humanas”.</w:t>
       </w:r>
     </w:p>
     <w:p>
@@ -12728,7 +12749,7 @@
         <w:rPr>
           <w:lang w:val="es_ES" w:bidi="es_ES"/>
         </w:rPr>
-        <w:t xml:space="preserve"> Entonces el sumo sacerdote se puso de pie en medio de todos y le preguntó a Jesús: ―¿No tienes nada que decir? ¿Qué es esto que dicen contra ti?</w:t>
+        <w:t xml:space="preserve"> Entonces el sumo sacerdote se puso de pie ante todos. Le preguntó a Jesús: —¿No tienes nada que responder? ¿Qué es esto que dicen contra ti?</w:t>
       </w:r>
     </w:p>
     <w:p>
@@ -12749,7 +12770,7 @@
         <w:rPr>
           <w:lang w:val="es_ES" w:bidi="es_ES"/>
         </w:rPr>
-        <w:t xml:space="preserve"> Pero Jesús se quedó callado y no le respondió nada. Entonces el sumo sacerdote volvió a preguntarle: ―¿Eres tú el Cristo, el Hijo del Bendito?</w:t>
+        <w:t xml:space="preserve"> Pero Jesús se quedó callado y no le respondió nada. Entonces el sumo sacerdote volvió a preguntarle: —¿Eres tú el Cristo, el Hijo del Bendito?</w:t>
       </w:r>
     </w:p>
     <w:p>
@@ -12770,7 +12791,7 @@
         <w:rPr>
           <w:lang w:val="es_ES" w:bidi="es_ES"/>
         </w:rPr>
-        <w:t xml:space="preserve"> Jesús le dijo: ―Sí, yo soy. Y ustedes verán al Hijo del hombre sentado a la derecha del Todopoderoso y viniendo en las nubes del cielo.</w:t>
+        <w:t xml:space="preserve"> Jesús le dijo: —Sí, yo soy. Y ustedes verán al Hijo del hombre sentado a la derecha del Todopoderoso y viniendo en las nubes del cielo.</w:t>
       </w:r>
     </w:p>
     <w:p>
@@ -12791,7 +12812,7 @@
         <w:rPr>
           <w:lang w:val="es_ES" w:bidi="es_ES"/>
         </w:rPr>
-        <w:t xml:space="preserve"> Cuando lo oyó, el sumo sacerdote se rasgó la ropa y dijo: ―¿Para qué necesitamos más testigos?</w:t>
+        <w:t xml:space="preserve"> Cuando lo oyó, el sumo sacerdote se rasgó la ropa y dijo: —¿Para qué necesitamos más testigos?</w:t>
       </w:r>
     </w:p>
     <w:p>
@@ -12833,7 +12854,7 @@
         <w:rPr>
           <w:lang w:val="es_ES" w:bidi="es_ES"/>
         </w:rPr>
-        <w:t xml:space="preserve"> Entonces algunos comenzaron a escupirle, le taparon los ojos, le daban puñetazos y se burlaban diciéndole: ―¡Profetiza! Y los guardias también le daban bofetadas.</w:t>
+        <w:t xml:space="preserve"> Entonces algunos comenzaron a escupirle. Le vendaron los ojos, lo golpearon y le gritaban: —¡Profetiza! Los guardias del templo también le daban bofetadas.</w:t>
       </w:r>
     </w:p>
     <w:p>
@@ -12854,7 +12875,7 @@
         <w:rPr>
           <w:lang w:val="es_ES" w:bidi="es_ES"/>
         </w:rPr>
-        <w:t xml:space="preserve"> Pedro estaba abajo, en el patio. Una de las criadas del sumo sacerdote pasó por allí,</w:t>
+        <w:t xml:space="preserve"> Pedro estaba abajo, en el patio. Una de las criadas del sumo sacerdote pasó por allí.</w:t>
       </w:r>
     </w:p>
     <w:p>
@@ -12875,7 +12896,7 @@
         <w:rPr>
           <w:lang w:val="es_ES" w:bidi="es_ES"/>
         </w:rPr>
-        <w:t xml:space="preserve"> y, al verlo junto al fuego, se fijó en él y le dijo: ―Tú también estabas con ese nazareno, con Jesús.</w:t>
+        <w:t xml:space="preserve"> Al verlo junto al fuego, se fijó en él y le dijo: —Tú también estabas con ese nazareno, con Jesús.</w:t>
       </w:r>
     </w:p>
     <w:p>
@@ -12896,7 +12917,7 @@
         <w:rPr>
           <w:lang w:val="es_ES" w:bidi="es_ES"/>
         </w:rPr>
-        <w:t xml:space="preserve"> Él lo negó: ―No sé quién es ese ni qué es lo que dices. Entonces salió al patio exterior, a la entrada, y el gallo cantó.</w:t>
+        <w:t xml:space="preserve"> Él lo negó: —No sé quién es ese ni qué estás diciendo. Entonces salió al patio exterior, a la entrada. Y el gallo cantó.</w:t>
       </w:r>
     </w:p>
     <w:p>
@@ -12917,7 +12938,7 @@
         <w:rPr>
           <w:lang w:val="es_ES" w:bidi="es_ES"/>
         </w:rPr>
-        <w:t xml:space="preserve"> La sirvienta, al verlo otra vez, comenzó de nuevo a decir a los que estaban allí: ―Este es uno de ellos.</w:t>
+        <w:t xml:space="preserve"> La sirvienta lo vio otra vez. Comenzó de nuevo a decir a los que estaban allí: —Este es uno de ellos.</w:t>
       </w:r>
     </w:p>
     <w:p>
@@ -12938,7 +12959,7 @@
         <w:rPr>
           <w:lang w:val="es_ES" w:bidi="es_ES"/>
         </w:rPr>
-        <w:t xml:space="preserve"> Pero él volvió a negarlo. Después de un rato, los que estaban allí le dijeron otra vez a Pedro: ―No hay duda, tú eres uno de ellos, porque eres galileo, se te nota en tu manera de hablar.</w:t>
+        <w:t xml:space="preserve"> Pero él volvió a negarlo. Después de un rato, los que estaban allí le dijeron otra vez a Pedro: —No hay duda. Tú eres uno de ellos, porque eres galileo.</w:t>
       </w:r>
     </w:p>
     <w:p>
@@ -12959,7 +12980,7 @@
         <w:rPr>
           <w:lang w:val="es_ES" w:bidi="es_ES"/>
         </w:rPr>
-        <w:t xml:space="preserve"> Pedro comenzó a echarse maldiciones y a jurar: ―¡Yo no conozco a ese hombre!</w:t>
+        <w:t xml:space="preserve"> Pedro comenzó a echar maldiciones y a jurar: —¡Yo no conozco a ese hombre!</w:t>
       </w:r>
     </w:p>
     <w:p>
@@ -12980,7 +13001,7 @@
         <w:rPr>
           <w:lang w:val="es_ES" w:bidi="es_ES"/>
         </w:rPr>
-        <w:t xml:space="preserve"> En ese instante, un gallo cantó por segunda vez, y Pedro recordó lo que Jesús le había dicho: «Antes de que el gallo cante dos veces, me negarás tres veces». Y se echó a llorar.</w:t>
+        <w:t xml:space="preserve"> En ese momento, el gallo cantó por segunda vez. Pedro recordó lo que Jesús le había dicho: —Antes de que el gallo cante 2 veces, me negarás 3 veces. Y se echó a llorar.</w:t>
       </w:r>
     </w:p>
     <w:p>
@@ -13017,7 +13038,7 @@
         <w:rPr>
           <w:lang w:val="es_ES" w:bidi="es_ES"/>
         </w:rPr>
-        <w:t xml:space="preserve"> Muy temprano en la mañana, los jefes de los sacerdotes, los ancianos, los maestros de la ley y todo el Consejo se reunieron y tomaron una decisión. Ataron a Jesús, se lo llevaron y lo entregaron a Pilato.</w:t>
+        <w:t xml:space="preserve"> Muy temprano por la mañana, se reunieron los jefes de los sacerdotes, los ancianos, los maestros de la ley y todo el consejo supremo. Tomaron una decisión. Ataron a Jesús, se lo llevaron y lo entregaron a Pilato.</w:t>
       </w:r>
     </w:p>
     <w:p>
@@ -13038,7 +13059,7 @@
         <w:rPr>
           <w:lang w:val="es_ES" w:bidi="es_ES"/>
         </w:rPr>
-        <w:t xml:space="preserve"> Pilato le preguntó: ―¿Eres tú el rey de los judíos? Él respondió: ―Tú mismo lo dices.</w:t>
+        <w:t xml:space="preserve"> Pilato le preguntó: —¿Eres tú el rey de los judíos? Él respondió: —Tú mismo lo dices.</w:t>
       </w:r>
     </w:p>
     <w:p>
@@ -13080,7 +13101,7 @@
         <w:rPr>
           <w:lang w:val="es_ES" w:bidi="es_ES"/>
         </w:rPr>
-        <w:t xml:space="preserve"> Pilato le preguntó otra vez: ―¿No vas a responderme? Mira de cuántas cosas te acusan.</w:t>
+        <w:t xml:space="preserve"> Pilato le preguntó otra vez: —¿No vas a responderme? Mira de cuántas cosas te acusan.</w:t>
       </w:r>
     </w:p>
     <w:p>
@@ -13101,7 +13122,7 @@
         <w:rPr>
           <w:lang w:val="es_ES" w:bidi="es_ES"/>
         </w:rPr>
-        <w:t xml:space="preserve"> Pero Jesús ya no respondió nada, y eso dejó asombrado a Pilato.</w:t>
+        <w:t xml:space="preserve"> Pero Jesús no respondió nada más, de manera que Pilato se quedó asombrado.</w:t>
       </w:r>
     </w:p>
     <w:p>
@@ -13122,7 +13143,7 @@
         <w:rPr>
           <w:lang w:val="es_ES" w:bidi="es_ES"/>
         </w:rPr>
-        <w:t xml:space="preserve"> Cada año, durante la fiesta, Pilato tenía la costumbre de liberar a un preso que el pueblo pidiera.</w:t>
+        <w:t xml:space="preserve"> Pilato tenía la costumbre de liberar a un preso que el pueblo pidiera. Lo hacía cada año, durante la fiesta.</w:t>
       </w:r>
     </w:p>
     <w:p>
@@ -13143,7 +13164,7 @@
         <w:rPr>
           <w:lang w:val="es_ES" w:bidi="es_ES"/>
         </w:rPr>
-        <w:t xml:space="preserve"> Había un hombre llamado Barrabás, que estaba en la cárcel junto con otros rebeldes por haber cometido un asesinato en una revuelta.</w:t>
+        <w:t xml:space="preserve"> Había un hombre llamado Barrabás. Estaba en la cárcel junto con otros rebeldes por haber cometido un asesinato en una revuelta.</w:t>
       </w:r>
     </w:p>
     <w:p>
@@ -13185,7 +13206,7 @@
         <w:rPr>
           <w:lang w:val="es_ES" w:bidi="es_ES"/>
         </w:rPr>
-        <w:t xml:space="preserve"> Pilato respondió: ―¿Quieren que deje libre al rey de los judíos?</w:t>
+        <w:t xml:space="preserve"> Pilato respondió: —¿Quieren que deje libre al rey de los judíos?</w:t>
       </w:r>
     </w:p>
     <w:p>
@@ -13206,7 +13227,7 @@
         <w:rPr>
           <w:lang w:val="es_ES" w:bidi="es_ES"/>
         </w:rPr>
-        <w:t xml:space="preserve"> Y es que Pilato sabía que los jefes de los sacerdotes lo habían entregado por envidia.</w:t>
+        <w:t xml:space="preserve"> Pilato se dio cuenta de que los jefes de los sacerdotes habían entregado a Jesús por envidia. Por eso les hizo esa pregunta.</w:t>
       </w:r>
     </w:p>
     <w:p>
@@ -13248,7 +13269,7 @@
         <w:rPr>
           <w:lang w:val="es_ES" w:bidi="es_ES"/>
         </w:rPr>
-        <w:t xml:space="preserve"> Pilato volvió a preguntar: ―¿Y qué quieren que haga con el que ustedes llaman rey de los judíos?</w:t>
+        <w:t xml:space="preserve"> Pilato volvió a preguntar: —¿Y qué quieren que haga con el que ustedes llaman rey de los judíos?</w:t>
       </w:r>
     </w:p>
     <w:p>
@@ -13269,7 +13290,7 @@
         <w:rPr>
           <w:lang w:val="es_ES" w:bidi="es_ES"/>
         </w:rPr>
-        <w:t xml:space="preserve"> Ellos gritaron: ―¡Crucifícalo!</w:t>
+        <w:t xml:space="preserve"> Ellos gritaron: —¡Crucifícalo!</w:t>
       </w:r>
     </w:p>
     <w:p>
@@ -13290,7 +13311,7 @@
         <w:rPr>
           <w:lang w:val="es_ES" w:bidi="es_ES"/>
         </w:rPr>
-        <w:t xml:space="preserve"> Él les decía: ―¿Por qué? ¿Qué mal ha hecho? Pero ellos gritaron todavía más fuerte: ―¡Crucifícalo!</w:t>
+        <w:t xml:space="preserve"> Él les preguntó: —¿Por qué? ¿Qué mal ha hecho? Pero ellos gritaron con más fuerza: —¡Crucifícalo!</w:t>
       </w:r>
     </w:p>
     <w:p>
@@ -13311,7 +13332,7 @@
         <w:rPr>
           <w:lang w:val="es_ES" w:bidi="es_ES"/>
         </w:rPr>
-        <w:t xml:space="preserve"> Pilato quería tener contenta a la gente, así que dejó en libertad a Barrabás; después mandó que azotaran a Jesús y lo entregó para que lo crucificaran.</w:t>
+        <w:t xml:space="preserve"> Pilato quería tener contenta a la gente. Así que dejó en libertad a Barrabás. Después mandó que azotaran a Jesús, y lo entregó para que lo crucificaran.</w:t>
       </w:r>
     </w:p>
     <w:p>
@@ -13332,7 +13353,7 @@
         <w:rPr>
           <w:lang w:val="es_ES" w:bidi="es_ES"/>
         </w:rPr>
-        <w:t xml:space="preserve"> Los soldados llevaron a Jesús al interior del palacio, al pretorio, y reunieron a toda la tropa.</w:t>
+        <w:t xml:space="preserve"> Los soldados llevaron a Jesús al interior del palacio, al pretorio. Reunieron a toda la tropa.</w:t>
       </w:r>
     </w:p>
     <w:p>
@@ -13353,7 +13374,7 @@
         <w:rPr>
           <w:lang w:val="es_ES" w:bidi="es_ES"/>
         </w:rPr>
-        <w:t xml:space="preserve"> Le pusieron un manto de color púrpura; también trenzaron una corona de espinas y se la pusieron.</w:t>
+        <w:t xml:space="preserve"> Le pusieron un manto de color púrpura. También trenzaron una corona de espinas y se la pusieron.</w:t>
       </w:r>
     </w:p>
     <w:p>
@@ -13374,7 +13395,7 @@
         <w:rPr>
           <w:lang w:val="es_ES" w:bidi="es_ES"/>
         </w:rPr>
-        <w:t xml:space="preserve"> Y le aclamaban: ―¡Viva el rey de los judíos!</w:t>
+        <w:t xml:space="preserve"> Y le aclamaban: —¡Viva el rey de los judíos!</w:t>
       </w:r>
     </w:p>
     <w:p>
@@ -13395,7 +13416,7 @@
         <w:rPr>
           <w:lang w:val="es_ES" w:bidi="es_ES"/>
         </w:rPr>
-        <w:t xml:space="preserve"> Le golpeaban en la cabeza con una caña y le escupían; se arrodillaban y se inclinaban ante él, fingiendo reverencias.</w:t>
+        <w:t xml:space="preserve"> Le golpeaban en la cabeza con una caña y le escupían. Se arrodillaban y se inclinaban ante él, como si le hicieran reverencias.</w:t>
       </w:r>
     </w:p>
     <w:p>
@@ -13416,7 +13437,7 @@
         <w:rPr>
           <w:lang w:val="es_ES" w:bidi="es_ES"/>
         </w:rPr>
-        <w:t xml:space="preserve"> Y cuando terminaron de burlarse de él, le quitaron la túnica púrpura y le volvieron a poner sus ropas; luego lo sacaron para crucificarlo.</w:t>
+        <w:t xml:space="preserve"> Cuando terminaron de burlarse de él, le quitaron la túnica púrpura. Le volvieron a poner sus ropas. Luego lo sacaron para crucificarlo.</w:t>
       </w:r>
     </w:p>
     <w:p>
@@ -13437,7 +13458,7 @@
         <w:rPr>
           <w:lang w:val="es_ES" w:bidi="es_ES"/>
         </w:rPr>
-        <w:t xml:space="preserve"> A un hombre de Cirene, que pasaba por allí al regresar del campo, lo obligaron a cargar la cruz. Se llamaba Simón, y era el padre de Alejandro y de Rufo.</w:t>
+        <w:t xml:space="preserve"> Un hombre de Cirene pasaba por allí al regresar del campo. Lo obligaron a cargar la cruz. Se llamaba Simón, y era el padre de Alejandro y de Rufo.</w:t>
       </w:r>
     </w:p>
     <w:p>
@@ -13458,7 +13479,7 @@
         <w:rPr>
           <w:lang w:val="es_ES" w:bidi="es_ES"/>
         </w:rPr>
-        <w:t xml:space="preserve"> Llevaron a Jesús al lugar llamado Gólgota, que significa Lugar de la Calavera.</w:t>
+        <w:t xml:space="preserve"> Llevaron a Jesús al lugar llamado Gólgota, que quiere decir “Lugar de la Calavera”.</w:t>
       </w:r>
     </w:p>
     <w:p>
@@ -13479,7 +13500,7 @@
         <w:rPr>
           <w:lang w:val="es_ES" w:bidi="es_ES"/>
         </w:rPr>
-        <w:t xml:space="preserve"> Le dieron vino mezclado con mirra para aliviar el dolor, pero él no lo tomó.</w:t>
+        <w:t xml:space="preserve"> Le ofrecieron vino mezclado con mirra, pero él no lo aceptó.</w:t>
       </w:r>
     </w:p>
     <w:p>
@@ -13521,7 +13542,7 @@
         <w:rPr>
           <w:lang w:val="es_ES" w:bidi="es_ES"/>
         </w:rPr>
-        <w:t xml:space="preserve"> Eran las nueve de la mañana cuando lo crucificaron.</w:t>
+        <w:t xml:space="preserve"> Eran las 9 de la mañana cuando lo crucificaron.</w:t>
       </w:r>
     </w:p>
     <w:p>
@@ -13542,28 +13563,28 @@
         <w:rPr>
           <w:lang w:val="es_ES" w:bidi="es_ES"/>
         </w:rPr>
-        <w:t xml:space="preserve"> Un letrero tenía escrita la causa de su condena: «el rey de los judíos».</w:t>
-      </w:r>
-    </w:p>
-    <w:p>
-      <w:pPr/>
-      <w:r>
-        <w:rPr>
-          <w:lang w:val="es_ES" w:bidi="es_ES"/>
-        </w:rPr>
-      </w:r>
-      <w:r>
-        <w:rPr>
-          <w:vertAlign w:val="superscript"/>
-          <w:lang w:val="es_ES" w:bidi="es_ES"/>
-        </w:rPr>
-        <w:t>27</w:t>
-      </w:r>
-      <w:r>
-        <w:rPr>
-          <w:lang w:val="es_ES" w:bidi="es_ES"/>
-        </w:rPr>
-        <w:t xml:space="preserve"> Junto a él crucificaron a dos bandidos, uno a su derecha y otro a su izquierda.</w:t>
+        <w:t xml:space="preserve"> Un letrero tenía escrita la causa de su condena: “El rey de los judíos”.</w:t>
+      </w:r>
+    </w:p>
+    <w:p>
+      <w:pPr/>
+      <w:r>
+        <w:rPr>
+          <w:lang w:val="es_ES" w:bidi="es_ES"/>
+        </w:rPr>
+      </w:r>
+      <w:r>
+        <w:rPr>
+          <w:vertAlign w:val="superscript"/>
+          <w:lang w:val="es_ES" w:bidi="es_ES"/>
+        </w:rPr>
+        <w:t>27-28</w:t>
+      </w:r>
+      <w:r>
+        <w:rPr>
+          <w:lang w:val="es_ES" w:bidi="es_ES"/>
+        </w:rPr>
+        <w:t xml:space="preserve"> Junto a él crucificaron a 2 bandidos. Uno estaba a su derecha y el otro a su izquierda.</w:t>
       </w:r>
     </w:p>
     <w:p>
@@ -13584,7 +13605,7 @@
         <w:rPr>
           <w:lang w:val="es_ES" w:bidi="es_ES"/>
         </w:rPr>
-        <w:t xml:space="preserve"> Los que pasaban por allí lo insultaban, moviendo la cabeza con desprecio, y decían: ―¡Ja! Tú que dices que destruirás el templo y en tres días lo reconstruirás,</w:t>
+        <w:t xml:space="preserve"> Los que pasaban por allí meneaban la cabeza y lo insultaban: —¡Vamos, tú que destruyes el templo y en 3 días lo reconstruyes!</w:t>
       </w:r>
     </w:p>
     <w:p>
@@ -13605,7 +13626,7 @@
         <w:rPr>
           <w:lang w:val="es_ES" w:bidi="es_ES"/>
         </w:rPr>
-        <w:t xml:space="preserve"> ¡baja de la cruz y sálvate a ti mismo!</w:t>
+        <w:t xml:space="preserve"> ¡Baja de la cruz y sálvate a ti mismo!</w:t>
       </w:r>
     </w:p>
     <w:p>
@@ -13626,7 +13647,7 @@
         <w:rPr>
           <w:lang w:val="es_ES" w:bidi="es_ES"/>
         </w:rPr>
-        <w:t xml:space="preserve"> También los jefes de los sacerdotes y los maestros de la ley se burlaban de él con estas palabras: ―Salvó a otros, pero no puede salvarse a sí mismo.</w:t>
+        <w:t xml:space="preserve"> También los jefes de los sacerdotes y los maestros de la ley se burlaban de él con estas palabras: —Salvó a otros, pero no puede salvarse a sí mismo.</w:t>
       </w:r>
     </w:p>
     <w:p>
@@ -13647,7 +13668,7 @@
         <w:rPr>
           <w:lang w:val="es_ES" w:bidi="es_ES"/>
         </w:rPr>
-        <w:t xml:space="preserve"> Si es el Cristo, el Rey de Israel, que baje ahora mismo de la cruz, para que podamos ver y creer. También los que fueron crucificados con él lo insultaban.</w:t>
+        <w:t xml:space="preserve"> Si es el Cristo, el Rey de Israel, que baje ahora mismo de la cruz. Así lo veamos y creamos. También los que fueron crucificados con él lo insultaban.</w:t>
       </w:r>
     </w:p>
     <w:p>
@@ -13668,7 +13689,7 @@
         <w:rPr>
           <w:lang w:val="es_ES" w:bidi="es_ES"/>
         </w:rPr>
-        <w:t xml:space="preserve"> Desde la sexta hora,sexta hora: mediodía" class="footnote-marker"&gt;1 hubo oscuridad sobre toda la tierra hasta la hora novena.hora novena: las tres de la tarde" class="footnote-marker"&gt;2</w:t>
+        <w:t xml:space="preserve"> Desde el mediodía, hubo oscuridad sobre toda la tierra hasta las 3 de la tarde.</w:t>
       </w:r>
     </w:p>
     <w:p>
@@ -13689,7 +13710,7 @@
         <w:rPr>
           <w:lang w:val="es_ES" w:bidi="es_ES"/>
         </w:rPr>
-        <w:t xml:space="preserve"> En la hora novena, Jesús gritó con fuerza: —Eloi, Eloi, lama sabactani (que significa: Dios mío, Dios mío, ¿por qué me has abandonado?)</w:t>
+        <w:t xml:space="preserve"> A esa hora, Jesús gritó con fuerza: —Eloi, Eloi, lama sabactani. Esto quiere decir “Dios mío, Dios mío, ¿por qué me has abandonado?”.</w:t>
       </w:r>
     </w:p>
     <w:p>
@@ -13710,7 +13731,7 @@
         <w:rPr>
           <w:lang w:val="es_ES" w:bidi="es_ES"/>
         </w:rPr>
-        <w:t xml:space="preserve"> Cuando algunos de los que estaban cerca oyeron la palabra “Eloi”, la entendieron mal y dijeron: ―¡Miren, está llamando a Elías!</w:t>
+        <w:t xml:space="preserve"> Algunos de los que estaban allí, al oírlo, dijeron: —Escuchen, está llamando al profeta Elías.</w:t>
       </w:r>
     </w:p>
     <w:p>
@@ -13731,7 +13752,7 @@
         <w:rPr>
           <w:lang w:val="es_ES" w:bidi="es_ES"/>
         </w:rPr>
-        <w:t xml:space="preserve"> Entonces uno corrió, tomó una esponja, la empapó en vinagre, la puso en una caña y se la ofreció a Jesús para que bebiera, y dijo: ―Déjenlo, veamos si viene Elías a bajarlo.</w:t>
+        <w:t xml:space="preserve"> Entonces uno de ellos corrió y tomó una esponja. La empapó en vinagre. La puso en una caña y se la ofreció para beber. Dijo: —Déjenlo, vamos a ver si Elías viene a bajarlo.</w:t>
       </w:r>
     </w:p>
     <w:p>
@@ -13752,7 +13773,7 @@
         <w:rPr>
           <w:lang w:val="es_ES" w:bidi="es_ES"/>
         </w:rPr>
-        <w:t xml:space="preserve"> Jesús dio un fuerte grito y expiró.</w:t>
+        <w:t xml:space="preserve"> Entonces Jesús dio un fuerte grito y expiró.</w:t>
       </w:r>
     </w:p>
     <w:p>
@@ -13773,7 +13794,7 @@
         <w:rPr>
           <w:lang w:val="es_ES" w:bidi="es_ES"/>
         </w:rPr>
-        <w:t xml:space="preserve"> El velo del templo se rasgó en dos, de arriba abajo.</w:t>
+        <w:t xml:space="preserve"> La cortina del templo se rasgó en 2 de arriba abajo.</w:t>
       </w:r>
     </w:p>
     <w:p>
@@ -13794,7 +13815,7 @@
         <w:rPr>
           <w:lang w:val="es_ES" w:bidi="es_ES"/>
         </w:rPr>
-        <w:t xml:space="preserve"> El centurión que estaba frente a Jesús, al contemplar su muerte, dijo: —¡Verdaderamente este hombre era el Hijo de Dios!</w:t>
+        <w:t xml:space="preserve"> El centurión que estaba frente a Jesús vio cómo murió y dijo: —¡Verdaderamente este hombre era el Hijo de Dios!</w:t>
       </w:r>
     </w:p>
     <w:p>
@@ -13815,7 +13836,7 @@
         <w:rPr>
           <w:lang w:val="es_ES" w:bidi="es_ES"/>
         </w:rPr>
-        <w:t xml:space="preserve"> Había también algunas mujeres mirando desde lejos. Entre ellas estaban María Magdalena, María la madre de Santiago el menor y de José, y Salomé.</w:t>
+        <w:t xml:space="preserve"> Había también algunas mujeres mirando desde lejos. Entre ellas estaban María Magdalena, Salomé y María, la madre de Santiago el menor y de José.</w:t>
       </w:r>
     </w:p>
     <w:p>
@@ -13836,7 +13857,7 @@
         <w:rPr>
           <w:lang w:val="es_ES" w:bidi="es_ES"/>
         </w:rPr>
-        <w:t xml:space="preserve"> Estas mujeres habían seguido a Jesús y le habían servido cuando estaba en Galilea. Además, había muchas otras mujeres que habían subido con él a Jerusalén.</w:t>
+        <w:t xml:space="preserve"> Estas mujeres habían seguido a Jesús cuando estaba en Galilea y le habían servido. Además, había muchas otras mujeres que habían subido con él a Jerusalén.</w:t>
       </w:r>
     </w:p>
     <w:p>
@@ -13857,7 +13878,7 @@
         <w:rPr>
           <w:lang w:val="es_ES" w:bidi="es_ES"/>
         </w:rPr>
-        <w:t xml:space="preserve"> Era el día de preparación, es decir, la víspera del sábado, ya al atardecer,</w:t>
+        <w:t xml:space="preserve"> Era el día de preparación, es decir, la víspera del día de reposo. Ya atardecía.</w:t>
       </w:r>
     </w:p>
     <w:p>
@@ -13878,7 +13899,7 @@
         <w:rPr>
           <w:lang w:val="es_ES" w:bidi="es_ES"/>
         </w:rPr>
-        <w:t xml:space="preserve"> José de Arimatea, un miembro respetado del Consejo judío, que también esperaba la venida del reino de Dios. Se llenó de valor, se presentó ante Pilato y pidió el cuerpo de Jesús.</w:t>
+        <w:t xml:space="preserve"> José de Arimatea era miembro prominente del consejo judío. Él también esperaba el reino de Dios. Se armó de valor y fue a ver a Pilato para pedirle el cuerpo de Jesús.</w:t>
       </w:r>
     </w:p>
     <w:p>
@@ -13899,7 +13920,7 @@
         <w:rPr>
           <w:lang w:val="es_ES" w:bidi="es_ES"/>
         </w:rPr>
-        <w:t xml:space="preserve"> Pilato se asombró de que ya hubiera muerto, y mandó llamar al centurión para preguntarle si hacía mucho que había muerto.</w:t>
+        <w:t xml:space="preserve"> Pilato se sorprendió de que Jesús ya hubiera muerto. Llamó al centurión y le preguntó si hacía mucho que había muerto.</w:t>
       </w:r>
     </w:p>
     <w:p>
@@ -13920,7 +13941,7 @@
         <w:rPr>
           <w:lang w:val="es_ES" w:bidi="es_ES"/>
         </w:rPr>
-        <w:t xml:space="preserve"> Cuando el centurión le informó, Pilato´le entregó el cuerpo a José.</w:t>
+        <w:t xml:space="preserve"> Cuando el centurión le informó, Pilato le entregó el cuerpo a José.</w:t>
       </w:r>
     </w:p>
     <w:p>
@@ -13941,7 +13962,7 @@
         <w:rPr>
           <w:lang w:val="es_ES" w:bidi="es_ES"/>
         </w:rPr>
-        <w:t xml:space="preserve"> José compró una sábana de lino, bajó el cuerpo de Jesús y lo envolvió en ella. Luego lo colocó en un sepulcro cavado en la roca. Después hizo rodar una gran piedra para cerrar la entrada del sepulcro.</w:t>
+        <w:t xml:space="preserve"> José compró una sábana de lino. Bajó el cuerpo y lo envolvió en ella. Después lo puso en un sepulcro cavado en la roca. Luego rodó una piedra a la entrada del sepulcro.</w:t>
       </w:r>
     </w:p>
     <w:p>
@@ -13962,7 +13983,7 @@
         <w:rPr>
           <w:lang w:val="es_ES" w:bidi="es_ES"/>
         </w:rPr>
-        <w:t xml:space="preserve"> María Magdalena y María, la madre de José, observaron atentamente dónde pusieron el cuerpo.</w:t>
+        <w:t xml:space="preserve"> María Magdalena y María, la madre de José, vieron dónde lo pusieron.</w:t>
       </w:r>
     </w:p>
     <w:p>
@@ -13999,7 +14020,7 @@
         <w:rPr>
           <w:lang w:val="es_ES" w:bidi="es_ES"/>
         </w:rPr>
-        <w:t xml:space="preserve"> Cuando pasó el sábado, María Magdalena, María, la madre de Santiago, y Salomé compraron especias aromáticas para ir a ungir el cuerpo de Jesús.</w:t>
+        <w:t xml:space="preserve"> Cuando pasó el día de reposo, unas mujeres compraron especias aromáticas para ir a ungir el cuerpo de Jesús. Eran María Magdalena, Salomé y María, la madre de Santiago.</w:t>
       </w:r>
     </w:p>
     <w:p>
@@ -14020,7 +14041,7 @@
         <w:rPr>
           <w:lang w:val="es_ES" w:bidi="es_ES"/>
         </w:rPr>
-        <w:t xml:space="preserve"> Muy temprano, el primer día de la semana, cuando el sol acababa de salir, se dirigieron al sepulcro.</w:t>
+        <w:t xml:space="preserve"> Era muy temprano el primer día de la semana. Cuando el sol acababa de salir, se dirigieron al sepulcro.</w:t>
       </w:r>
     </w:p>
     <w:p>
@@ -14041,7 +14062,7 @@
         <w:rPr>
           <w:lang w:val="es_ES" w:bidi="es_ES"/>
         </w:rPr>
-        <w:t xml:space="preserve"> Iban preguntándose unas a otras: «¿Quién nos quitará la piedra de la entrada del sepulcro?»</w:t>
+        <w:t xml:space="preserve"> Iban preguntándose unas a otras: —¿Quién nos quitará la piedra de la entrada del sepulcro?</w:t>
       </w:r>
     </w:p>
     <w:p>
@@ -14062,7 +14083,7 @@
         <w:rPr>
           <w:lang w:val="es_ES" w:bidi="es_ES"/>
         </w:rPr>
-        <w:t xml:space="preserve"> pues la piedra era muy grande. Pero cuando llegaron, vieron que alguien había quitado la piedra.</w:t>
+        <w:t xml:space="preserve"> Les preocupaba porque la piedra era muy grande. Pero cuando llegaron vieron que alguien la había quitado.</w:t>
       </w:r>
     </w:p>
     <w:p>
@@ -14083,7 +14104,7 @@
         <w:rPr>
           <w:lang w:val="es_ES" w:bidi="es_ES"/>
         </w:rPr>
-        <w:t xml:space="preserve"> Cuando entraron en el sepulcro, vieron a un joven sentado a su derecha, vestido con una túnica blanca, y se asustaron.</w:t>
+        <w:t xml:space="preserve"> Entraron en el sepulcro. Vieron a un joven sentado a su derecha, vestido con una túnica blanca. Se asustaron.</w:t>
       </w:r>
     </w:p>
     <w:p>
@@ -14104,7 +14125,7 @@
         <w:rPr>
           <w:lang w:val="es_ES" w:bidi="es_ES"/>
         </w:rPr>
-        <w:t xml:space="preserve"> Él les dijo: ―No se asusten. Ustedes buscan a Jesús el nazareno, el que fue crucificado. ¡Ha resucitado! No está aquí. Miren el lugar donde lo pusieron.</w:t>
+        <w:t xml:space="preserve"> Él les dijo: —No se asusten. Ustedes buscan a Jesús el nazareno, el que fue crucificado. ¡Ha resucitado! No está aquí. Miren el lugar donde lo pusieron.</w:t>
       </w:r>
     </w:p>
     <w:p>
@@ -14125,7 +14146,7 @@
         <w:rPr>
           <w:lang w:val="es_ES" w:bidi="es_ES"/>
         </w:rPr>
-        <w:t xml:space="preserve"> Ahora vayan y digan a sus discípulos, y a Pedro, que él va delante de ustedes hacia Galilea; allí lo verán, tal como él les dijo.</w:t>
+        <w:t xml:space="preserve"> Ahora vayan y díganles a sus discípulos y a Pedro que él va delante de ellos a Galilea. Allí lo verán, tal como les dijo.</w:t>
       </w:r>
     </w:p>
     <w:p>
@@ -14146,7 +14167,7 @@
         <w:rPr>
           <w:lang w:val="es_ES" w:bidi="es_ES"/>
         </w:rPr>
-        <w:t xml:space="preserve"> Las mujeres salieron del sepulcro y huyeron, temblando y desconcertadas. Y no dijeron nada a nadie, porque tenían miedo.</w:t>
+        <w:t xml:space="preserve"> Las mujeres salieron del sepulcro. Huyeron, temblando y desconcertadas. Y no dijeron nada a nadie, porque tenían miedo.</w:t>
       </w:r>
     </w:p>
     <w:p>
@@ -14167,7 +14188,7 @@
         <w:rPr>
           <w:lang w:val="es_ES" w:bidi="es_ES"/>
         </w:rPr>
-        <w:t xml:space="preserve"> El texto de los vv. 9-20 no aparece en los manuscritos más antiguos." class="footnote-marker"&gt;1Cuando Jesús resucitó, el primer día de la semana muy temprano, se apareció primero a María Magdalena, de la que había expulsado siete demonios.</w:t>
+        <w:t xml:space="preserve"> Jesús resucitó el primer día de la semana muy temprano. Se apareció primero a María Magdalena. De ella había expulsado 7 demonios.</w:t>
       </w:r>
     </w:p>
     <w:p>
@@ -14188,7 +14209,7 @@
         <w:rPr>
           <w:lang w:val="es_ES" w:bidi="es_ES"/>
         </w:rPr>
-        <w:t xml:space="preserve"> Ella fue y avisó a los que habían estado con él, que estaban tristes y llorando.</w:t>
+        <w:t xml:space="preserve"> Ella fue y avisó a los que habían estado con él. Estaban tristes y llorando.</w:t>
       </w:r>
     </w:p>
     <w:p>
@@ -14209,7 +14230,7 @@
         <w:rPr>
           <w:lang w:val="es_ES" w:bidi="es_ES"/>
         </w:rPr>
-        <w:t xml:space="preserve"> Pero cuando oyeron que Jesús estaba vivo y que ella lo había visto, no lo creyeron.</w:t>
+        <w:t xml:space="preserve"> Cuando oyeron que Jesús estaba vivo y que ella lo había visto, no le creyeron.</w:t>
       </w:r>
     </w:p>
     <w:p>
@@ -14230,7 +14251,7 @@
         <w:rPr>
           <w:lang w:val="es_ES" w:bidi="es_ES"/>
         </w:rPr>
-        <w:t xml:space="preserve"> Después se apareció con una apariencia diferente a dos de sus seguidores que caminaban hacia el campo.</w:t>
+        <w:t xml:space="preserve"> Después de esto, Jesús se apareció en otra forma a 2 de ellos que iban caminando hacia el campo.</w:t>
       </w:r>
     </w:p>
     <w:p>
@@ -14251,7 +14272,7 @@
         <w:rPr>
           <w:lang w:val="es_ES" w:bidi="es_ES"/>
         </w:rPr>
-        <w:t xml:space="preserve"> Esos fueron y se lo contaron a los demás, pero tampoco los creyeron a ellos.</w:t>
+        <w:t xml:space="preserve"> Esos fueron y se lo contaron a los demás. Pero tampoco les creyeron a ellos.</w:t>
       </w:r>
     </w:p>
     <w:p>
@@ -14272,7 +14293,7 @@
         <w:rPr>
           <w:lang w:val="es_ES" w:bidi="es_ES"/>
         </w:rPr>
-        <w:t xml:space="preserve"> Por último, Jesús se apareció a los once discípulos mientras comían. Los reprendió por su falta de fe y por ser tan obstinados al no creer a los que lo habían visto resucitado.</w:t>
+        <w:t xml:space="preserve"> Por último, Jesús se apareció a los 11 discípulos mientras comían. Los reprendió por su poca fe y por su terquedad al no creer a los que lo habían visto resucitado.</w:t>
       </w:r>
     </w:p>
     <w:p>
@@ -14293,7 +14314,7 @@
         <w:rPr>
           <w:lang w:val="es_ES" w:bidi="es_ES"/>
         </w:rPr>
-        <w:t xml:space="preserve"> Y les dijo: «Vayan por todo el mundo y anuncien las buenas noticias a toda criatura.</w:t>
+        <w:t xml:space="preserve"> Y les dijo: —Vayan por todo el mundo y anuncien las buenas noticias a toda criatura.</w:t>
       </w:r>
     </w:p>
     <w:p>
@@ -14314,7 +14335,7 @@
         <w:rPr>
           <w:lang w:val="es_ES" w:bidi="es_ES"/>
         </w:rPr>
-        <w:t xml:space="preserve"> El que crea y sea bautizado será salvo, pero el que no crea será condenado.</w:t>
+        <w:t xml:space="preserve"> El que crea y sea bautizado será salvo. El que no crea será condenado.</w:t>
       </w:r>
     </w:p>
     <w:p>
@@ -14335,7 +14356,7 @@
         <w:rPr>
           <w:lang w:val="es_ES" w:bidi="es_ES"/>
         </w:rPr>
-        <w:t xml:space="preserve"> Y estas señales acompañarán a los que crean: en mi nombre expulsarán demonios, hablarán nuevas lenguas,</w:t>
+        <w:t xml:space="preserve"> Y estas señales acompañarán a los que crean. En mi nombre expulsarán demonios y hablarán nuevas lenguas.</w:t>
       </w:r>
     </w:p>
     <w:p>
@@ -14356,7 +14377,7 @@
         <w:rPr>
           <w:lang w:val="es_ES" w:bidi="es_ES"/>
         </w:rPr>
-        <w:t xml:space="preserve"> tomarán en sus manos serpientes, cuando beban algo venenoso, no les hará daño, pondrán las manos sobre los enfermos y estos sanarán».</w:t>
+        <w:t xml:space="preserve"> Tomarán en sus manos serpientes. Cuando beban algo venenoso, no les hará daño. Pondrán las manos sobre los enfermos y los sanarán.</w:t>
       </w:r>
     </w:p>
     <w:p>
@@ -14377,7 +14398,7 @@
         <w:rPr>
           <w:lang w:val="es_ES" w:bidi="es_ES"/>
         </w:rPr>
-        <w:t xml:space="preserve"> Después de hablar con ellos, el Señor Jesús fue llevado al cielo y se sentó a la derecha de Dios.</w:t>
+        <w:t xml:space="preserve"> Después de hablar con ellos, el Señor Jesús fue llevado al cielo. Se sentó a la derecha de Dios.</w:t>
       </w:r>
     </w:p>
     <w:p>
